--- a/manuscript/annals/concise-report/supporting-information.docx
+++ b/manuscript/annals/concise-report/supporting-information.docx
@@ -169,2779 +169,12 @@
         <w:spacing w:line="240" w:lineRule="auto"/>
       </w:pPr>
       <w:r>
-        <w:rPr>
-          <w:rFonts w:ascii="Arial" w:hAnsi="Arial"/>
-          <w:b w:val="0"/>
-          <w:i w:val="0"/>
-          <w:color w:val="000000"/>
-          <w:sz w:val="14"/>
-        </w:rPr>
-        <w:t>Table S1. Species and data coverage</w:t>
+        <w:t>Supplementary Tables</w:t>
       </w:r>
     </w:p>
-    <w:tbl>
-      <w:tblPr>
-        <w:tblStyle w:val="TableGrid"/>
-        <w:tblW w:type="auto" w:w="0"/>
-        <w:tblLayout w:type="fixed"/>
-        <w:tblLook w:firstColumn="1" w:firstRow="1" w:lastColumn="0" w:lastRow="0" w:noHBand="0" w:noVBand="1" w:val="04A0"/>
-        <w:tblInd w:w="114" w:type="dxa"/>
-      </w:tblPr>
-      <w:tblGrid>
-        <w:gridCol w:w="2261"/>
-        <w:gridCol w:w="2261"/>
-        <w:gridCol w:w="2261"/>
-        <w:gridCol w:w="2261"/>
-      </w:tblGrid>
-      <w:tr>
-        <w:trPr>
-          <w:tblHeader w:val="true"/>
-        </w:trPr>
-        <w:tc>
-          <w:tcPr>
-            <w:tcW w:type="dxa" w:w="2261"/>
-            <w:shd w:fill="F0F2F3"/>
-            <w:tcBorders>
-              <w:top w:val="single" w:sz="4" w:color="000000" w:space="0"/>
-              <w:left w:val="single" w:sz="4" w:color="000000" w:space="0"/>
-              <w:bottom w:val="single" w:sz="4" w:color="000000" w:space="0"/>
-              <w:right w:val="single" w:sz="4" w:color="000000" w:space="0"/>
-              <w:insideH w:val="single" w:sz="4" w:color="000000" w:space="0"/>
-              <w:insideV w:val="single" w:sz="4" w:color="000000" w:space="0"/>
-            </w:tcBorders>
-          </w:tcPr>
-          <w:p>
-            <w:pPr>
-              <w:spacing w:line="240" w:lineRule="auto"/>
-            </w:pPr>
-            <w:r>
-              <w:rPr>
-                <w:rFonts w:ascii="Arial" w:hAnsi="Arial" w:eastAsia="Arial"/>
-                <w:b w:val="0"/>
-                <w:i w:val="0"/>
-                <w:color w:val="000000"/>
-                <w:sz w:val="14"/>
-              </w:rPr>
-            </w:r>
-            <w:r>
-              <w:rPr>
-                <w:rFonts w:ascii="Arial" w:hAnsi="Arial" w:eastAsia="Arial"/>
-                <w:b w:val="0"/>
-                <w:i w:val="0"/>
-                <w:color w:val="000000"/>
-                <w:sz w:val="14"/>
-              </w:rPr>
-              <w:t>Taxon</w:t>
-            </w:r>
-          </w:p>
-        </w:tc>
-        <w:tc>
-          <w:tcPr>
-            <w:tcW w:type="dxa" w:w="2261"/>
-            <w:shd w:fill="F0F2F3"/>
-            <w:tcBorders>
-              <w:top w:val="single" w:sz="4" w:color="000000" w:space="0"/>
-              <w:left w:val="single" w:sz="4" w:color="000000" w:space="0"/>
-              <w:bottom w:val="single" w:sz="4" w:color="000000" w:space="0"/>
-              <w:right w:val="single" w:sz="4" w:color="000000" w:space="0"/>
-              <w:insideH w:val="single" w:sz="4" w:color="000000" w:space="0"/>
-              <w:insideV w:val="single" w:sz="4" w:color="000000" w:space="0"/>
-            </w:tcBorders>
-          </w:tcPr>
-          <w:p>
-            <w:pPr>
-              <w:spacing w:line="240" w:lineRule="auto"/>
-            </w:pPr>
-            <w:r>
-              <w:rPr>
-                <w:rFonts w:ascii="Arial" w:hAnsi="Arial" w:eastAsia="Arial"/>
-                <w:b w:val="0"/>
-                <w:i w:val="0"/>
-                <w:color w:val="000000"/>
-                <w:sz w:val="14"/>
-              </w:rPr>
-            </w:r>
-            <w:r>
-              <w:rPr>
-                <w:rFonts w:ascii="Arial" w:hAnsi="Arial" w:eastAsia="Arial"/>
-                <w:b w:val="0"/>
-                <w:i w:val="0"/>
-                <w:color w:val="000000"/>
-                <w:sz w:val="14"/>
-              </w:rPr>
-              <w:t>Assembly / annotation</w:t>
-            </w:r>
-          </w:p>
-        </w:tc>
-        <w:tc>
-          <w:tcPr>
-            <w:tcW w:type="dxa" w:w="2261"/>
-            <w:shd w:fill="F0F2F3"/>
-            <w:tcBorders>
-              <w:top w:val="single" w:sz="4" w:color="000000" w:space="0"/>
-              <w:left w:val="single" w:sz="4" w:color="000000" w:space="0"/>
-              <w:bottom w:val="single" w:sz="4" w:color="000000" w:space="0"/>
-              <w:right w:val="single" w:sz="4" w:color="000000" w:space="0"/>
-              <w:insideH w:val="single" w:sz="4" w:color="000000" w:space="0"/>
-              <w:insideV w:val="single" w:sz="4" w:color="000000" w:space="0"/>
-            </w:tcBorders>
-          </w:tcPr>
-          <w:p>
-            <w:pPr>
-              <w:spacing w:line="240" w:lineRule="auto"/>
-            </w:pPr>
-            <w:r>
-              <w:rPr>
-                <w:rFonts w:ascii="Arial" w:hAnsi="Arial" w:eastAsia="Arial"/>
-                <w:b w:val="0"/>
-                <w:i w:val="0"/>
-                <w:color w:val="000000"/>
-                <w:sz w:val="14"/>
-              </w:rPr>
-            </w:r>
-            <w:r>
-              <w:rPr>
-                <w:rFonts w:ascii="Arial" w:hAnsi="Arial" w:eastAsia="Arial"/>
-                <w:b w:val="0"/>
-                <w:i w:val="0"/>
-                <w:color w:val="000000"/>
-                <w:sz w:val="14"/>
-              </w:rPr>
-              <w:t>Data evaluated</w:t>
-            </w:r>
-          </w:p>
-        </w:tc>
-        <w:tc>
-          <w:tcPr>
-            <w:tcW w:type="dxa" w:w="2261"/>
-            <w:shd w:fill="F0F2F3"/>
-            <w:tcBorders>
-              <w:top w:val="single" w:sz="4" w:color="000000" w:space="0"/>
-              <w:left w:val="single" w:sz="4" w:color="000000" w:space="0"/>
-              <w:bottom w:val="single" w:sz="4" w:color="000000" w:space="0"/>
-              <w:right w:val="single" w:sz="4" w:color="000000" w:space="0"/>
-              <w:insideH w:val="single" w:sz="4" w:color="000000" w:space="0"/>
-              <w:insideV w:val="single" w:sz="4" w:color="000000" w:space="0"/>
-            </w:tcBorders>
-          </w:tcPr>
-          <w:p>
-            <w:pPr>
-              <w:spacing w:line="240" w:lineRule="auto"/>
-            </w:pPr>
-            <w:r>
-              <w:rPr>
-                <w:rFonts w:ascii="Arial" w:hAnsi="Arial" w:eastAsia="Arial"/>
-                <w:b w:val="0"/>
-                <w:i w:val="0"/>
-                <w:color w:val="000000"/>
-                <w:sz w:val="14"/>
-              </w:rPr>
-            </w:r>
-            <w:r>
-              <w:rPr>
-                <w:rFonts w:ascii="Arial" w:hAnsi="Arial" w:eastAsia="Arial"/>
-                <w:b w:val="0"/>
-                <w:i w:val="0"/>
-                <w:color w:val="000000"/>
-                <w:sz w:val="14"/>
-              </w:rPr>
-              <w:t>Test scope</w:t>
-            </w:r>
-          </w:p>
-        </w:tc>
-      </w:tr>
-      <w:tr>
-        <w:tc>
-          <w:tcPr>
-            <w:tcW w:type="dxa" w:w="2261"/>
-            <w:tcBorders>
-              <w:top w:val="single" w:sz="4" w:color="000000" w:space="0"/>
-              <w:left w:val="single" w:sz="4" w:color="000000" w:space="0"/>
-              <w:bottom w:val="single" w:sz="4" w:color="000000" w:space="0"/>
-              <w:right w:val="single" w:sz="4" w:color="000000" w:space="0"/>
-              <w:insideH w:val="single" w:sz="4" w:color="000000" w:space="0"/>
-              <w:insideV w:val="single" w:sz="4" w:color="000000" w:space="0"/>
-            </w:tcBorders>
-          </w:tcPr>
-          <w:p>
-            <w:pPr>
-              <w:spacing w:line="240" w:lineRule="auto"/>
-            </w:pPr>
-            <w:r>
-              <w:rPr>
-                <w:rFonts w:ascii="Arial" w:hAnsi="Arial" w:eastAsia="Arial"/>
-                <w:b w:val="0"/>
-                <w:i w:val="0"/>
-                <w:color w:val="000000"/>
-                <w:sz w:val="14"/>
-              </w:rPr>
-            </w:r>
-            <w:r>
-              <w:rPr>
-                <w:rFonts w:ascii="Arial" w:hAnsi="Arial" w:eastAsia="Arial"/>
-                <w:b w:val="0"/>
-                <w:i w:val="0"/>
-                <w:color w:val="000000"/>
-                <w:sz w:val="14"/>
-              </w:rPr>
-              <w:t>Arabidopsis thaliana</w:t>
-            </w:r>
-          </w:p>
-        </w:tc>
-        <w:tc>
-          <w:tcPr>
-            <w:tcW w:type="dxa" w:w="2261"/>
-            <w:tcBorders>
-              <w:top w:val="single" w:sz="4" w:color="000000" w:space="0"/>
-              <w:left w:val="single" w:sz="4" w:color="000000" w:space="0"/>
-              <w:bottom w:val="single" w:sz="4" w:color="000000" w:space="0"/>
-              <w:right w:val="single" w:sz="4" w:color="000000" w:space="0"/>
-              <w:insideH w:val="single" w:sz="4" w:color="000000" w:space="0"/>
-              <w:insideV w:val="single" w:sz="4" w:color="000000" w:space="0"/>
-            </w:tcBorders>
-          </w:tcPr>
-          <w:p>
-            <w:pPr>
-              <w:spacing w:line="240" w:lineRule="auto"/>
-            </w:pPr>
-            <w:r>
-              <w:rPr>
-                <w:rFonts w:ascii="Arial" w:hAnsi="Arial" w:eastAsia="Arial"/>
-                <w:b w:val="0"/>
-                <w:i w:val="0"/>
-                <w:color w:val="000000"/>
-                <w:sz w:val="14"/>
-              </w:rPr>
-            </w:r>
-            <w:r>
-              <w:rPr>
-                <w:rFonts w:ascii="Arial" w:hAnsi="Arial" w:eastAsia="Arial"/>
-                <w:b w:val="0"/>
-                <w:i w:val="0"/>
-                <w:color w:val="000000"/>
-                <w:sz w:val="14"/>
-              </w:rPr>
-              <w:t>TAIR10/Araport11; Ensembl Plants release 62</w:t>
-            </w:r>
-          </w:p>
-        </w:tc>
-        <w:tc>
-          <w:tcPr>
-            <w:tcW w:type="dxa" w:w="2261"/>
-            <w:tcBorders>
-              <w:top w:val="single" w:sz="4" w:color="000000" w:space="0"/>
-              <w:left w:val="single" w:sz="4" w:color="000000" w:space="0"/>
-              <w:bottom w:val="single" w:sz="4" w:color="000000" w:space="0"/>
-              <w:right w:val="single" w:sz="4" w:color="000000" w:space="0"/>
-              <w:insideH w:val="single" w:sz="4" w:color="000000" w:space="0"/>
-              <w:insideV w:val="single" w:sz="4" w:color="000000" w:space="0"/>
-            </w:tcBorders>
-          </w:tcPr>
-          <w:p>
-            <w:pPr>
-              <w:spacing w:line="240" w:lineRule="auto"/>
-            </w:pPr>
-            <w:r>
-              <w:rPr>
-                <w:rFonts w:ascii="Arial" w:hAnsi="Arial" w:eastAsia="Arial"/>
-                <w:b w:val="0"/>
-                <w:i w:val="0"/>
-                <w:color w:val="000000"/>
-                <w:sz w:val="14"/>
-              </w:rPr>
-            </w:r>
-            <w:r>
-              <w:rPr>
-                <w:rFonts w:ascii="Arial" w:hAnsi="Arial" w:eastAsia="Arial"/>
-                <w:b w:val="0"/>
-                <w:i w:val="0"/>
-                <w:color w:val="000000"/>
-                <w:sz w:val="14"/>
-              </w:rPr>
-              <w:t>Full annotation, chromosome FASTA, selected expression and protein examples</w:t>
-            </w:r>
-          </w:p>
-        </w:tc>
-        <w:tc>
-          <w:tcPr>
-            <w:tcW w:type="dxa" w:w="2261"/>
-            <w:tcBorders>
-              <w:top w:val="single" w:sz="4" w:color="000000" w:space="0"/>
-              <w:left w:val="single" w:sz="4" w:color="000000" w:space="0"/>
-              <w:bottom w:val="single" w:sz="4" w:color="000000" w:space="0"/>
-              <w:right w:val="single" w:sz="4" w:color="000000" w:space="0"/>
-              <w:insideH w:val="single" w:sz="4" w:color="000000" w:space="0"/>
-              <w:insideV w:val="single" w:sz="4" w:color="000000" w:space="0"/>
-            </w:tcBorders>
-          </w:tcPr>
-          <w:p>
-            <w:pPr>
-              <w:spacing w:line="240" w:lineRule="auto"/>
-            </w:pPr>
-            <w:r>
-              <w:rPr>
-                <w:rFonts w:ascii="Arial" w:hAnsi="Arial" w:eastAsia="Arial"/>
-                <w:b w:val="0"/>
-                <w:i w:val="0"/>
-                <w:color w:val="000000"/>
-                <w:sz w:val="14"/>
-              </w:rPr>
-            </w:r>
-            <w:r>
-              <w:rPr>
-                <w:rFonts w:ascii="Arial" w:hAnsi="Arial" w:eastAsia="Arial"/>
-                <w:b w:val="0"/>
-                <w:i w:val="0"/>
-                <w:color w:val="000000"/>
-                <w:sz w:val="14"/>
-              </w:rPr>
-              <w:t>Full recognized-feature tuple audits; promoter, CDS QC, homology, expression arithmetic, domain mapping; app regressions</w:t>
-            </w:r>
-          </w:p>
-        </w:tc>
-      </w:tr>
-      <w:tr>
-        <w:tc>
-          <w:tcPr>
-            <w:tcW w:type="dxa" w:w="2261"/>
-            <w:tcBorders>
-              <w:top w:val="single" w:sz="4" w:color="000000" w:space="0"/>
-              <w:left w:val="single" w:sz="4" w:color="000000" w:space="0"/>
-              <w:bottom w:val="single" w:sz="4" w:color="000000" w:space="0"/>
-              <w:right w:val="single" w:sz="4" w:color="000000" w:space="0"/>
-              <w:insideH w:val="single" w:sz="4" w:color="000000" w:space="0"/>
-              <w:insideV w:val="single" w:sz="4" w:color="000000" w:space="0"/>
-            </w:tcBorders>
-          </w:tcPr>
-          <w:p>
-            <w:pPr>
-              <w:spacing w:line="240" w:lineRule="auto"/>
-            </w:pPr>
-            <w:r>
-              <w:rPr>
-                <w:rFonts w:ascii="Arial" w:hAnsi="Arial" w:eastAsia="Arial"/>
-                <w:b w:val="0"/>
-                <w:i w:val="0"/>
-                <w:color w:val="000000"/>
-                <w:sz w:val="14"/>
-              </w:rPr>
-            </w:r>
-            <w:r>
-              <w:rPr>
-                <w:rFonts w:ascii="Arial" w:hAnsi="Arial" w:eastAsia="Arial"/>
-                <w:b w:val="0"/>
-                <w:i w:val="0"/>
-                <w:color w:val="000000"/>
-                <w:sz w:val="14"/>
-              </w:rPr>
-              <w:t>Oryza sativa</w:t>
-            </w:r>
-          </w:p>
-        </w:tc>
-        <w:tc>
-          <w:tcPr>
-            <w:tcW w:type="dxa" w:w="2261"/>
-            <w:tcBorders>
-              <w:top w:val="single" w:sz="4" w:color="000000" w:space="0"/>
-              <w:left w:val="single" w:sz="4" w:color="000000" w:space="0"/>
-              <w:bottom w:val="single" w:sz="4" w:color="000000" w:space="0"/>
-              <w:right w:val="single" w:sz="4" w:color="000000" w:space="0"/>
-              <w:insideH w:val="single" w:sz="4" w:color="000000" w:space="0"/>
-              <w:insideV w:val="single" w:sz="4" w:color="000000" w:space="0"/>
-            </w:tcBorders>
-          </w:tcPr>
-          <w:p>
-            <w:pPr>
-              <w:spacing w:line="240" w:lineRule="auto"/>
-            </w:pPr>
-            <w:r>
-              <w:rPr>
-                <w:rFonts w:ascii="Arial" w:hAnsi="Arial" w:eastAsia="Arial"/>
-                <w:b w:val="0"/>
-                <w:i w:val="0"/>
-                <w:color w:val="000000"/>
-                <w:sz w:val="14"/>
-              </w:rPr>
-            </w:r>
-            <w:r>
-              <w:rPr>
-                <w:rFonts w:ascii="Arial" w:hAnsi="Arial" w:eastAsia="Arial"/>
-                <w:b w:val="0"/>
-                <w:i w:val="0"/>
-                <w:color w:val="000000"/>
-                <w:sz w:val="14"/>
-              </w:rPr>
-              <w:t>IRGSP-1.0; Ensembl Plants release 62</w:t>
-            </w:r>
-          </w:p>
-        </w:tc>
-        <w:tc>
-          <w:tcPr>
-            <w:tcW w:type="dxa" w:w="2261"/>
-            <w:tcBorders>
-              <w:top w:val="single" w:sz="4" w:color="000000" w:space="0"/>
-              <w:left w:val="single" w:sz="4" w:color="000000" w:space="0"/>
-              <w:bottom w:val="single" w:sz="4" w:color="000000" w:space="0"/>
-              <w:right w:val="single" w:sz="4" w:color="000000" w:space="0"/>
-              <w:insideH w:val="single" w:sz="4" w:color="000000" w:space="0"/>
-              <w:insideV w:val="single" w:sz="4" w:color="000000" w:space="0"/>
-            </w:tcBorders>
-          </w:tcPr>
-          <w:p>
-            <w:pPr>
-              <w:spacing w:line="240" w:lineRule="auto"/>
-            </w:pPr>
-            <w:r>
-              <w:rPr>
-                <w:rFonts w:ascii="Arial" w:hAnsi="Arial" w:eastAsia="Arial"/>
-                <w:b w:val="0"/>
-                <w:i w:val="0"/>
-                <w:color w:val="000000"/>
-                <w:sz w:val="14"/>
-              </w:rPr>
-            </w:r>
-            <w:r>
-              <w:rPr>
-                <w:rFonts w:ascii="Arial" w:hAnsi="Arial" w:eastAsia="Arial"/>
-                <w:b w:val="0"/>
-                <w:i w:val="0"/>
-                <w:color w:val="000000"/>
-                <w:sz w:val="14"/>
-              </w:rPr>
-              <w:t>Full annotation and source excerpt</w:t>
-            </w:r>
-          </w:p>
-        </w:tc>
-        <w:tc>
-          <w:tcPr>
-            <w:tcW w:type="dxa" w:w="2261"/>
-            <w:tcBorders>
-              <w:top w:val="single" w:sz="4" w:color="000000" w:space="0"/>
-              <w:left w:val="single" w:sz="4" w:color="000000" w:space="0"/>
-              <w:bottom w:val="single" w:sz="4" w:color="000000" w:space="0"/>
-              <w:right w:val="single" w:sz="4" w:color="000000" w:space="0"/>
-              <w:insideH w:val="single" w:sz="4" w:color="000000" w:space="0"/>
-              <w:insideV w:val="single" w:sz="4" w:color="000000" w:space="0"/>
-            </w:tcBorders>
-          </w:tcPr>
-          <w:p>
-            <w:pPr>
-              <w:spacing w:line="240" w:lineRule="auto"/>
-            </w:pPr>
-            <w:r>
-              <w:rPr>
-                <w:rFonts w:ascii="Arial" w:hAnsi="Arial" w:eastAsia="Arial"/>
-                <w:b w:val="0"/>
-                <w:i w:val="0"/>
-                <w:color w:val="000000"/>
-                <w:sz w:val="14"/>
-              </w:rPr>
-            </w:r>
-            <w:r>
-              <w:rPr>
-                <w:rFonts w:ascii="Arial" w:hAnsi="Arial" w:eastAsia="Arial"/>
-                <w:b w:val="0"/>
-                <w:i w:val="0"/>
-                <w:color w:val="000000"/>
-                <w:sz w:val="14"/>
-              </w:rPr>
-              <w:t>Full tuple audit; multi-chromosome parser comparison</w:t>
-            </w:r>
-          </w:p>
-        </w:tc>
-      </w:tr>
-      <w:tr>
-        <w:tc>
-          <w:tcPr>
-            <w:tcW w:type="dxa" w:w="2261"/>
-            <w:tcBorders>
-              <w:top w:val="single" w:sz="4" w:color="000000" w:space="0"/>
-              <w:left w:val="single" w:sz="4" w:color="000000" w:space="0"/>
-              <w:bottom w:val="single" w:sz="4" w:color="000000" w:space="0"/>
-              <w:right w:val="single" w:sz="4" w:color="000000" w:space="0"/>
-              <w:insideH w:val="single" w:sz="4" w:color="000000" w:space="0"/>
-              <w:insideV w:val="single" w:sz="4" w:color="000000" w:space="0"/>
-            </w:tcBorders>
-          </w:tcPr>
-          <w:p>
-            <w:pPr>
-              <w:spacing w:line="240" w:lineRule="auto"/>
-            </w:pPr>
-            <w:r>
-              <w:rPr>
-                <w:rFonts w:ascii="Arial" w:hAnsi="Arial" w:eastAsia="Arial"/>
-                <w:b w:val="0"/>
-                <w:i w:val="0"/>
-                <w:color w:val="000000"/>
-                <w:sz w:val="14"/>
-              </w:rPr>
-            </w:r>
-            <w:r>
-              <w:rPr>
-                <w:rFonts w:ascii="Arial" w:hAnsi="Arial" w:eastAsia="Arial"/>
-                <w:b w:val="0"/>
-                <w:i w:val="0"/>
-                <w:color w:val="000000"/>
-                <w:sz w:val="14"/>
-              </w:rPr>
-              <w:t>Zea mays</w:t>
-            </w:r>
-          </w:p>
-        </w:tc>
-        <w:tc>
-          <w:tcPr>
-            <w:tcW w:type="dxa" w:w="2261"/>
-            <w:tcBorders>
-              <w:top w:val="single" w:sz="4" w:color="000000" w:space="0"/>
-              <w:left w:val="single" w:sz="4" w:color="000000" w:space="0"/>
-              <w:bottom w:val="single" w:sz="4" w:color="000000" w:space="0"/>
-              <w:right w:val="single" w:sz="4" w:color="000000" w:space="0"/>
-              <w:insideH w:val="single" w:sz="4" w:color="000000" w:space="0"/>
-              <w:insideV w:val="single" w:sz="4" w:color="000000" w:space="0"/>
-            </w:tcBorders>
-          </w:tcPr>
-          <w:p>
-            <w:pPr>
-              <w:spacing w:line="240" w:lineRule="auto"/>
-            </w:pPr>
-            <w:r>
-              <w:rPr>
-                <w:rFonts w:ascii="Arial" w:hAnsi="Arial" w:eastAsia="Arial"/>
-                <w:b w:val="0"/>
-                <w:i w:val="0"/>
-                <w:color w:val="000000"/>
-                <w:sz w:val="14"/>
-              </w:rPr>
-            </w:r>
-            <w:r>
-              <w:rPr>
-                <w:rFonts w:ascii="Arial" w:hAnsi="Arial" w:eastAsia="Arial"/>
-                <w:b w:val="0"/>
-                <w:i w:val="0"/>
-                <w:color w:val="000000"/>
-                <w:sz w:val="14"/>
-              </w:rPr>
-              <w:t>B73 NAM5; Ensembl Plants release 62</w:t>
-            </w:r>
-          </w:p>
-        </w:tc>
-        <w:tc>
-          <w:tcPr>
-            <w:tcW w:type="dxa" w:w="2261"/>
-            <w:tcBorders>
-              <w:top w:val="single" w:sz="4" w:color="000000" w:space="0"/>
-              <w:left w:val="single" w:sz="4" w:color="000000" w:space="0"/>
-              <w:bottom w:val="single" w:sz="4" w:color="000000" w:space="0"/>
-              <w:right w:val="single" w:sz="4" w:color="000000" w:space="0"/>
-              <w:insideH w:val="single" w:sz="4" w:color="000000" w:space="0"/>
-              <w:insideV w:val="single" w:sz="4" w:color="000000" w:space="0"/>
-            </w:tcBorders>
-          </w:tcPr>
-          <w:p>
-            <w:pPr>
-              <w:spacing w:line="240" w:lineRule="auto"/>
-            </w:pPr>
-            <w:r>
-              <w:rPr>
-                <w:rFonts w:ascii="Arial" w:hAnsi="Arial" w:eastAsia="Arial"/>
-                <w:b w:val="0"/>
-                <w:i w:val="0"/>
-                <w:color w:val="000000"/>
-                <w:sz w:val="14"/>
-              </w:rPr>
-            </w:r>
-            <w:r>
-              <w:rPr>
-                <w:rFonts w:ascii="Arial" w:hAnsi="Arial" w:eastAsia="Arial"/>
-                <w:b w:val="0"/>
-                <w:i w:val="0"/>
-                <w:color w:val="000000"/>
-                <w:sz w:val="14"/>
-              </w:rPr>
-              <w:t>Full annotation and source excerpt</w:t>
-            </w:r>
-          </w:p>
-        </w:tc>
-        <w:tc>
-          <w:tcPr>
-            <w:tcW w:type="dxa" w:w="2261"/>
-            <w:tcBorders>
-              <w:top w:val="single" w:sz="4" w:color="000000" w:space="0"/>
-              <w:left w:val="single" w:sz="4" w:color="000000" w:space="0"/>
-              <w:bottom w:val="single" w:sz="4" w:color="000000" w:space="0"/>
-              <w:right w:val="single" w:sz="4" w:color="000000" w:space="0"/>
-              <w:insideH w:val="single" w:sz="4" w:color="000000" w:space="0"/>
-              <w:insideV w:val="single" w:sz="4" w:color="000000" w:space="0"/>
-            </w:tcBorders>
-          </w:tcPr>
-          <w:p>
-            <w:pPr>
-              <w:spacing w:line="240" w:lineRule="auto"/>
-            </w:pPr>
-            <w:r>
-              <w:rPr>
-                <w:rFonts w:ascii="Arial" w:hAnsi="Arial" w:eastAsia="Arial"/>
-                <w:b w:val="0"/>
-                <w:i w:val="0"/>
-                <w:color w:val="000000"/>
-                <w:sz w:val="14"/>
-              </w:rPr>
-            </w:r>
-            <w:r>
-              <w:rPr>
-                <w:rFonts w:ascii="Arial" w:hAnsi="Arial" w:eastAsia="Arial"/>
-                <w:b w:val="0"/>
-                <w:i w:val="0"/>
-                <w:color w:val="000000"/>
-                <w:sz w:val="14"/>
-              </w:rPr>
-              <w:t>Full tuple audit; multi-chromosome parser comparison</w:t>
-            </w:r>
-          </w:p>
-        </w:tc>
-      </w:tr>
-      <w:tr>
-        <w:tc>
-          <w:tcPr>
-            <w:tcW w:type="dxa" w:w="2261"/>
-            <w:tcBorders>
-              <w:top w:val="single" w:sz="4" w:color="000000" w:space="0"/>
-              <w:left w:val="single" w:sz="4" w:color="000000" w:space="0"/>
-              <w:bottom w:val="single" w:sz="4" w:color="000000" w:space="0"/>
-              <w:right w:val="single" w:sz="4" w:color="000000" w:space="0"/>
-              <w:insideH w:val="single" w:sz="4" w:color="000000" w:space="0"/>
-              <w:insideV w:val="single" w:sz="4" w:color="000000" w:space="0"/>
-            </w:tcBorders>
-          </w:tcPr>
-          <w:p>
-            <w:pPr>
-              <w:spacing w:line="240" w:lineRule="auto"/>
-            </w:pPr>
-            <w:r>
-              <w:rPr>
-                <w:rFonts w:ascii="Arial" w:hAnsi="Arial" w:eastAsia="Arial"/>
-                <w:b w:val="0"/>
-                <w:i w:val="0"/>
-                <w:color w:val="000000"/>
-                <w:sz w:val="14"/>
-              </w:rPr>
-            </w:r>
-            <w:r>
-              <w:rPr>
-                <w:rFonts w:ascii="Arial" w:hAnsi="Arial" w:eastAsia="Arial"/>
-                <w:b w:val="0"/>
-                <w:i w:val="0"/>
-                <w:color w:val="000000"/>
-                <w:sz w:val="14"/>
-              </w:rPr>
-              <w:t>Glycine max</w:t>
-            </w:r>
-          </w:p>
-        </w:tc>
-        <w:tc>
-          <w:tcPr>
-            <w:tcW w:type="dxa" w:w="2261"/>
-            <w:tcBorders>
-              <w:top w:val="single" w:sz="4" w:color="000000" w:space="0"/>
-              <w:left w:val="single" w:sz="4" w:color="000000" w:space="0"/>
-              <w:bottom w:val="single" w:sz="4" w:color="000000" w:space="0"/>
-              <w:right w:val="single" w:sz="4" w:color="000000" w:space="0"/>
-              <w:insideH w:val="single" w:sz="4" w:color="000000" w:space="0"/>
-              <w:insideV w:val="single" w:sz="4" w:color="000000" w:space="0"/>
-            </w:tcBorders>
-          </w:tcPr>
-          <w:p>
-            <w:pPr>
-              <w:spacing w:line="240" w:lineRule="auto"/>
-            </w:pPr>
-            <w:r>
-              <w:rPr>
-                <w:rFonts w:ascii="Arial" w:hAnsi="Arial" w:eastAsia="Arial"/>
-                <w:b w:val="0"/>
-                <w:i w:val="0"/>
-                <w:color w:val="000000"/>
-                <w:sz w:val="14"/>
-              </w:rPr>
-            </w:r>
-            <w:r>
-              <w:rPr>
-                <w:rFonts w:ascii="Arial" w:hAnsi="Arial" w:eastAsia="Arial"/>
-                <w:b w:val="0"/>
-                <w:i w:val="0"/>
-                <w:color w:val="000000"/>
-                <w:sz w:val="14"/>
-              </w:rPr>
-              <w:t>v2.1; Ensembl Plants release 62</w:t>
-            </w:r>
-          </w:p>
-        </w:tc>
-        <w:tc>
-          <w:tcPr>
-            <w:tcW w:type="dxa" w:w="2261"/>
-            <w:tcBorders>
-              <w:top w:val="single" w:sz="4" w:color="000000" w:space="0"/>
-              <w:left w:val="single" w:sz="4" w:color="000000" w:space="0"/>
-              <w:bottom w:val="single" w:sz="4" w:color="000000" w:space="0"/>
-              <w:right w:val="single" w:sz="4" w:color="000000" w:space="0"/>
-              <w:insideH w:val="single" w:sz="4" w:color="000000" w:space="0"/>
-              <w:insideV w:val="single" w:sz="4" w:color="000000" w:space="0"/>
-            </w:tcBorders>
-          </w:tcPr>
-          <w:p>
-            <w:pPr>
-              <w:spacing w:line="240" w:lineRule="auto"/>
-            </w:pPr>
-            <w:r>
-              <w:rPr>
-                <w:rFonts w:ascii="Arial" w:hAnsi="Arial" w:eastAsia="Arial"/>
-                <w:b w:val="0"/>
-                <w:i w:val="0"/>
-                <w:color w:val="000000"/>
-                <w:sz w:val="14"/>
-              </w:rPr>
-            </w:r>
-            <w:r>
-              <w:rPr>
-                <w:rFonts w:ascii="Arial" w:hAnsi="Arial" w:eastAsia="Arial"/>
-                <w:b w:val="0"/>
-                <w:i w:val="0"/>
-                <w:color w:val="000000"/>
-                <w:sz w:val="14"/>
-              </w:rPr>
-              <w:t>Full annotation and source excerpt</w:t>
-            </w:r>
-          </w:p>
-        </w:tc>
-        <w:tc>
-          <w:tcPr>
-            <w:tcW w:type="dxa" w:w="2261"/>
-            <w:tcBorders>
-              <w:top w:val="single" w:sz="4" w:color="000000" w:space="0"/>
-              <w:left w:val="single" w:sz="4" w:color="000000" w:space="0"/>
-              <w:bottom w:val="single" w:sz="4" w:color="000000" w:space="0"/>
-              <w:right w:val="single" w:sz="4" w:color="000000" w:space="0"/>
-              <w:insideH w:val="single" w:sz="4" w:color="000000" w:space="0"/>
-              <w:insideV w:val="single" w:sz="4" w:color="000000" w:space="0"/>
-            </w:tcBorders>
-          </w:tcPr>
-          <w:p>
-            <w:pPr>
-              <w:spacing w:line="240" w:lineRule="auto"/>
-            </w:pPr>
-            <w:r>
-              <w:rPr>
-                <w:rFonts w:ascii="Arial" w:hAnsi="Arial" w:eastAsia="Arial"/>
-                <w:b w:val="0"/>
-                <w:i w:val="0"/>
-                <w:color w:val="000000"/>
-                <w:sz w:val="14"/>
-              </w:rPr>
-            </w:r>
-            <w:r>
-              <w:rPr>
-                <w:rFonts w:ascii="Arial" w:hAnsi="Arial" w:eastAsia="Arial"/>
-                <w:b w:val="0"/>
-                <w:i w:val="0"/>
-                <w:color w:val="000000"/>
-                <w:sz w:val="14"/>
-              </w:rPr>
-              <w:t>Full tuple audit; multi-chromosome parser comparison</w:t>
-            </w:r>
-          </w:p>
-        </w:tc>
-      </w:tr>
-      <w:tr>
-        <w:tc>
-          <w:tcPr>
-            <w:tcW w:type="dxa" w:w="2261"/>
-            <w:tcBorders>
-              <w:top w:val="single" w:sz="4" w:color="000000" w:space="0"/>
-              <w:left w:val="single" w:sz="4" w:color="000000" w:space="0"/>
-              <w:bottom w:val="single" w:sz="4" w:color="000000" w:space="0"/>
-              <w:right w:val="single" w:sz="4" w:color="000000" w:space="0"/>
-              <w:insideH w:val="single" w:sz="4" w:color="000000" w:space="0"/>
-              <w:insideV w:val="single" w:sz="4" w:color="000000" w:space="0"/>
-            </w:tcBorders>
-          </w:tcPr>
-          <w:p>
-            <w:pPr>
-              <w:spacing w:line="240" w:lineRule="auto"/>
-            </w:pPr>
-            <w:r>
-              <w:rPr>
-                <w:rFonts w:ascii="Arial" w:hAnsi="Arial" w:eastAsia="Arial"/>
-                <w:b w:val="0"/>
-                <w:i w:val="0"/>
-                <w:color w:val="000000"/>
-                <w:sz w:val="14"/>
-              </w:rPr>
-            </w:r>
-            <w:r>
-              <w:rPr>
-                <w:rFonts w:ascii="Arial" w:hAnsi="Arial" w:eastAsia="Arial"/>
-                <w:b w:val="0"/>
-                <w:i w:val="0"/>
-                <w:color w:val="000000"/>
-                <w:sz w:val="14"/>
-              </w:rPr>
-              <w:t>Vigna umbellata</w:t>
-            </w:r>
-          </w:p>
-        </w:tc>
-        <w:tc>
-          <w:tcPr>
-            <w:tcW w:type="dxa" w:w="2261"/>
-            <w:tcBorders>
-              <w:top w:val="single" w:sz="4" w:color="000000" w:space="0"/>
-              <w:left w:val="single" w:sz="4" w:color="000000" w:space="0"/>
-              <w:bottom w:val="single" w:sz="4" w:color="000000" w:space="0"/>
-              <w:right w:val="single" w:sz="4" w:color="000000" w:space="0"/>
-              <w:insideH w:val="single" w:sz="4" w:color="000000" w:space="0"/>
-              <w:insideV w:val="single" w:sz="4" w:color="000000" w:space="0"/>
-            </w:tcBorders>
-          </w:tcPr>
-          <w:p>
-            <w:pPr>
-              <w:spacing w:line="240" w:lineRule="auto"/>
-            </w:pPr>
-            <w:r>
-              <w:rPr>
-                <w:rFonts w:ascii="Arial" w:hAnsi="Arial" w:eastAsia="Arial"/>
-                <w:b w:val="0"/>
-                <w:i w:val="0"/>
-                <w:color w:val="000000"/>
-                <w:sz w:val="14"/>
-              </w:rPr>
-            </w:r>
-            <w:r>
-              <w:rPr>
-                <w:rFonts w:ascii="Arial" w:hAnsi="Arial" w:eastAsia="Arial"/>
-                <w:b w:val="0"/>
-                <w:i w:val="0"/>
-                <w:color w:val="000000"/>
-                <w:sz w:val="14"/>
-              </w:rPr>
-              <w:t>GCF_029865625.1, Vumbellata_1.0; GCF_029865625.1-RS_2026_09</w:t>
-            </w:r>
-          </w:p>
-        </w:tc>
-        <w:tc>
-          <w:tcPr>
-            <w:tcW w:type="dxa" w:w="2261"/>
-            <w:tcBorders>
-              <w:top w:val="single" w:sz="4" w:color="000000" w:space="0"/>
-              <w:left w:val="single" w:sz="4" w:color="000000" w:space="0"/>
-              <w:bottom w:val="single" w:sz="4" w:color="000000" w:space="0"/>
-              <w:right w:val="single" w:sz="4" w:color="000000" w:space="0"/>
-              <w:insideH w:val="single" w:sz="4" w:color="000000" w:space="0"/>
-              <w:insideV w:val="single" w:sz="4" w:color="000000" w:space="0"/>
-            </w:tcBorders>
-          </w:tcPr>
-          <w:p>
-            <w:pPr>
-              <w:spacing w:line="240" w:lineRule="auto"/>
-            </w:pPr>
-            <w:r>
-              <w:rPr>
-                <w:rFonts w:ascii="Arial" w:hAnsi="Arial" w:eastAsia="Arial"/>
-                <w:b w:val="0"/>
-                <w:i w:val="0"/>
-                <w:color w:val="000000"/>
-                <w:sz w:val="14"/>
-              </w:rPr>
-            </w:r>
-            <w:r>
-              <w:rPr>
-                <w:rFonts w:ascii="Arial" w:hAnsi="Arial" w:eastAsia="Arial"/>
-                <w:b w:val="0"/>
-                <w:i w:val="0"/>
-                <w:color w:val="000000"/>
-                <w:sz w:val="14"/>
-              </w:rPr>
-              <w:t>Full GFF3 and GTF; matching chromosome FASTA and RNA FASTA; three public read libraries</w:t>
-            </w:r>
-          </w:p>
-        </w:tc>
-        <w:tc>
-          <w:tcPr>
-            <w:tcW w:type="dxa" w:w="2261"/>
-            <w:tcBorders>
-              <w:top w:val="single" w:sz="4" w:color="000000" w:space="0"/>
-              <w:left w:val="single" w:sz="4" w:color="000000" w:space="0"/>
-              <w:bottom w:val="single" w:sz="4" w:color="000000" w:space="0"/>
-              <w:right w:val="single" w:sz="4" w:color="000000" w:space="0"/>
-              <w:insideH w:val="single" w:sz="4" w:color="000000" w:space="0"/>
-              <w:insideV w:val="single" w:sz="4" w:color="000000" w:space="0"/>
-            </w:tcBorders>
-          </w:tcPr>
-          <w:p>
-            <w:pPr>
-              <w:spacing w:line="240" w:lineRule="auto"/>
-            </w:pPr>
-            <w:r>
-              <w:rPr>
-                <w:rFonts w:ascii="Arial" w:hAnsi="Arial" w:eastAsia="Arial"/>
-                <w:b w:val="0"/>
-                <w:i w:val="0"/>
-                <w:color w:val="000000"/>
-                <w:sz w:val="14"/>
-              </w:rPr>
-            </w:r>
-            <w:r>
-              <w:rPr>
-                <w:rFonts w:ascii="Arial" w:hAnsi="Arial" w:eastAsia="Arial"/>
-                <w:b w:val="0"/>
-                <w:i w:val="0"/>
-                <w:color w:val="000000"/>
-                <w:sz w:val="14"/>
-              </w:rPr>
-              <w:t>Full imports; query/structure; independent selected-sequence gold; Salmon re-quantification and exact ID reconciliation</w:t>
-            </w:r>
-          </w:p>
-        </w:tc>
-      </w:tr>
-      <w:tr>
-        <w:tc>
-          <w:tcPr>
-            <w:tcW w:type="dxa" w:w="2261"/>
-            <w:tcBorders>
-              <w:top w:val="single" w:sz="4" w:color="000000" w:space="0"/>
-              <w:left w:val="single" w:sz="4" w:color="000000" w:space="0"/>
-              <w:bottom w:val="single" w:sz="4" w:color="000000" w:space="0"/>
-              <w:right w:val="single" w:sz="4" w:color="000000" w:space="0"/>
-              <w:insideH w:val="single" w:sz="4" w:color="000000" w:space="0"/>
-              <w:insideV w:val="single" w:sz="4" w:color="000000" w:space="0"/>
-            </w:tcBorders>
-          </w:tcPr>
-          <w:p>
-            <w:pPr>
-              <w:spacing w:line="240" w:lineRule="auto"/>
-            </w:pPr>
-            <w:r>
-              <w:rPr>
-                <w:rFonts w:ascii="Arial" w:hAnsi="Arial" w:eastAsia="Arial"/>
-                <w:b w:val="0"/>
-                <w:i w:val="0"/>
-                <w:color w:val="000000"/>
-                <w:sz w:val="14"/>
-              </w:rPr>
-            </w:r>
-            <w:r>
-              <w:rPr>
-                <w:rFonts w:ascii="Arial" w:hAnsi="Arial" w:eastAsia="Arial"/>
-                <w:b w:val="0"/>
-                <w:i w:val="0"/>
-                <w:color w:val="000000"/>
-                <w:sz w:val="14"/>
-              </w:rPr>
-              <w:t>Andrographis paniculata</w:t>
-            </w:r>
-          </w:p>
-        </w:tc>
-        <w:tc>
-          <w:tcPr>
-            <w:tcW w:type="dxa" w:w="2261"/>
-            <w:tcBorders>
-              <w:top w:val="single" w:sz="4" w:color="000000" w:space="0"/>
-              <w:left w:val="single" w:sz="4" w:color="000000" w:space="0"/>
-              <w:bottom w:val="single" w:sz="4" w:color="000000" w:space="0"/>
-              <w:right w:val="single" w:sz="4" w:color="000000" w:space="0"/>
-              <w:insideH w:val="single" w:sz="4" w:color="000000" w:space="0"/>
-              <w:insideV w:val="single" w:sz="4" w:color="000000" w:space="0"/>
-            </w:tcBorders>
-          </w:tcPr>
-          <w:p>
-            <w:pPr>
-              <w:spacing w:line="240" w:lineRule="auto"/>
-            </w:pPr>
-            <w:r>
-              <w:rPr>
-                <w:rFonts w:ascii="Arial" w:hAnsi="Arial" w:eastAsia="Arial"/>
-                <w:b w:val="0"/>
-                <w:i w:val="0"/>
-                <w:color w:val="000000"/>
-                <w:sz w:val="14"/>
-              </w:rPr>
-            </w:r>
-            <w:r>
-              <w:rPr>
-                <w:rFonts w:ascii="Arial" w:hAnsi="Arial" w:eastAsia="Arial"/>
-                <w:b w:val="0"/>
-                <w:i w:val="0"/>
-                <w:color w:val="000000"/>
-                <w:sz w:val="14"/>
-              </w:rPr>
-              <w:t>GCF_009805555.1; Annotation Release 100</w:t>
-            </w:r>
-          </w:p>
-        </w:tc>
-        <w:tc>
-          <w:tcPr>
-            <w:tcW w:type="dxa" w:w="2261"/>
-            <w:tcBorders>
-              <w:top w:val="single" w:sz="4" w:color="000000" w:space="0"/>
-              <w:left w:val="single" w:sz="4" w:color="000000" w:space="0"/>
-              <w:bottom w:val="single" w:sz="4" w:color="000000" w:space="0"/>
-              <w:right w:val="single" w:sz="4" w:color="000000" w:space="0"/>
-              <w:insideH w:val="single" w:sz="4" w:color="000000" w:space="0"/>
-              <w:insideV w:val="single" w:sz="4" w:color="000000" w:space="0"/>
-            </w:tcBorders>
-          </w:tcPr>
-          <w:p>
-            <w:pPr>
-              <w:spacing w:line="240" w:lineRule="auto"/>
-            </w:pPr>
-            <w:r>
-              <w:rPr>
-                <w:rFonts w:ascii="Arial" w:hAnsi="Arial" w:eastAsia="Arial"/>
-                <w:b w:val="0"/>
-                <w:i w:val="0"/>
-                <w:color w:val="000000"/>
-                <w:sz w:val="14"/>
-              </w:rPr>
-            </w:r>
-            <w:r>
-              <w:rPr>
-                <w:rFonts w:ascii="Arial" w:hAnsi="Arial" w:eastAsia="Arial"/>
-                <w:b w:val="0"/>
-                <w:i w:val="0"/>
-                <w:color w:val="000000"/>
-                <w:sz w:val="14"/>
-              </w:rPr>
-              <w:t>Full GFF3; selected scaffold FASTA</w:t>
-            </w:r>
-          </w:p>
-        </w:tc>
-        <w:tc>
-          <w:tcPr>
-            <w:tcW w:type="dxa" w:w="2261"/>
-            <w:tcBorders>
-              <w:top w:val="single" w:sz="4" w:color="000000" w:space="0"/>
-              <w:left w:val="single" w:sz="4" w:color="000000" w:space="0"/>
-              <w:bottom w:val="single" w:sz="4" w:color="000000" w:space="0"/>
-              <w:right w:val="single" w:sz="4" w:color="000000" w:space="0"/>
-              <w:insideH w:val="single" w:sz="4" w:color="000000" w:space="0"/>
-              <w:insideV w:val="single" w:sz="4" w:color="000000" w:space="0"/>
-            </w:tcBorders>
-          </w:tcPr>
-          <w:p>
-            <w:pPr>
-              <w:spacing w:line="240" w:lineRule="auto"/>
-            </w:pPr>
-            <w:r>
-              <w:rPr>
-                <w:rFonts w:ascii="Arial" w:hAnsi="Arial" w:eastAsia="Arial"/>
-                <w:b w:val="0"/>
-                <w:i w:val="0"/>
-                <w:color w:val="000000"/>
-                <w:sz w:val="14"/>
-              </w:rPr>
-            </w:r>
-            <w:r>
-              <w:rPr>
-                <w:rFonts w:ascii="Arial" w:hAnsi="Arial" w:eastAsia="Arial"/>
-                <w:b w:val="0"/>
-                <w:i w:val="0"/>
-                <w:color w:val="000000"/>
-                <w:sz w:val="14"/>
-              </w:rPr>
-              <w:t>Full GFF3 import/search; selected-locus structure and sequence reconstruction</w:t>
-            </w:r>
-          </w:p>
-        </w:tc>
-      </w:tr>
-      <w:tr>
-        <w:tc>
-          <w:tcPr>
-            <w:tcW w:type="dxa" w:w="2261"/>
-            <w:tcBorders>
-              <w:top w:val="single" w:sz="4" w:color="000000" w:space="0"/>
-              <w:left w:val="single" w:sz="4" w:color="000000" w:space="0"/>
-              <w:bottom w:val="single" w:sz="4" w:color="000000" w:space="0"/>
-              <w:right w:val="single" w:sz="4" w:color="000000" w:space="0"/>
-              <w:insideH w:val="single" w:sz="4" w:color="000000" w:space="0"/>
-              <w:insideV w:val="single" w:sz="4" w:color="000000" w:space="0"/>
-            </w:tcBorders>
-          </w:tcPr>
-          <w:p>
-            <w:pPr>
-              <w:spacing w:line="240" w:lineRule="auto"/>
-            </w:pPr>
-            <w:r>
-              <w:rPr>
-                <w:rFonts w:ascii="Arial" w:hAnsi="Arial" w:eastAsia="Arial"/>
-                <w:b w:val="0"/>
-                <w:i w:val="0"/>
-                <w:color w:val="000000"/>
-                <w:sz w:val="14"/>
-              </w:rPr>
-            </w:r>
-            <w:r>
-              <w:rPr>
-                <w:rFonts w:ascii="Arial" w:hAnsi="Arial" w:eastAsia="Arial"/>
-                <w:b w:val="0"/>
-                <w:i w:val="0"/>
-                <w:color w:val="000000"/>
-                <w:sz w:val="14"/>
-              </w:rPr>
-              <w:t>Hibiscus syriacus</w:t>
-            </w:r>
-          </w:p>
-        </w:tc>
-        <w:tc>
-          <w:tcPr>
-            <w:tcW w:type="dxa" w:w="2261"/>
-            <w:tcBorders>
-              <w:top w:val="single" w:sz="4" w:color="000000" w:space="0"/>
-              <w:left w:val="single" w:sz="4" w:color="000000" w:space="0"/>
-              <w:bottom w:val="single" w:sz="4" w:color="000000" w:space="0"/>
-              <w:right w:val="single" w:sz="4" w:color="000000" w:space="0"/>
-              <w:insideH w:val="single" w:sz="4" w:color="000000" w:space="0"/>
-              <w:insideV w:val="single" w:sz="4" w:color="000000" w:space="0"/>
-            </w:tcBorders>
-          </w:tcPr>
-          <w:p>
-            <w:pPr>
-              <w:spacing w:line="240" w:lineRule="auto"/>
-            </w:pPr>
-            <w:r>
-              <w:rPr>
-                <w:rFonts w:ascii="Arial" w:hAnsi="Arial" w:eastAsia="Arial"/>
-                <w:b w:val="0"/>
-                <w:i w:val="0"/>
-                <w:color w:val="000000"/>
-                <w:sz w:val="14"/>
-              </w:rPr>
-            </w:r>
-            <w:r>
-              <w:rPr>
-                <w:rFonts w:ascii="Arial" w:hAnsi="Arial" w:eastAsia="Arial"/>
-                <w:b w:val="0"/>
-                <w:i w:val="0"/>
-                <w:color w:val="000000"/>
-                <w:sz w:val="14"/>
-              </w:rPr>
-              <w:t>GCF_006381635.1; Annotation Release 100</w:t>
-            </w:r>
-          </w:p>
-        </w:tc>
-        <w:tc>
-          <w:tcPr>
-            <w:tcW w:type="dxa" w:w="2261"/>
-            <w:tcBorders>
-              <w:top w:val="single" w:sz="4" w:color="000000" w:space="0"/>
-              <w:left w:val="single" w:sz="4" w:color="000000" w:space="0"/>
-              <w:bottom w:val="single" w:sz="4" w:color="000000" w:space="0"/>
-              <w:right w:val="single" w:sz="4" w:color="000000" w:space="0"/>
-              <w:insideH w:val="single" w:sz="4" w:color="000000" w:space="0"/>
-              <w:insideV w:val="single" w:sz="4" w:color="000000" w:space="0"/>
-            </w:tcBorders>
-          </w:tcPr>
-          <w:p>
-            <w:pPr>
-              <w:spacing w:line="240" w:lineRule="auto"/>
-            </w:pPr>
-            <w:r>
-              <w:rPr>
-                <w:rFonts w:ascii="Arial" w:hAnsi="Arial" w:eastAsia="Arial"/>
-                <w:b w:val="0"/>
-                <w:i w:val="0"/>
-                <w:color w:val="000000"/>
-                <w:sz w:val="14"/>
-              </w:rPr>
-            </w:r>
-            <w:r>
-              <w:rPr>
-                <w:rFonts w:ascii="Arial" w:hAnsi="Arial" w:eastAsia="Arial"/>
-                <w:b w:val="0"/>
-                <w:i w:val="0"/>
-                <w:color w:val="000000"/>
-                <w:sz w:val="14"/>
-              </w:rPr>
-              <w:t>Full GFF3; selected scaffold FASTA</w:t>
-            </w:r>
-          </w:p>
-        </w:tc>
-        <w:tc>
-          <w:tcPr>
-            <w:tcW w:type="dxa" w:w="2261"/>
-            <w:tcBorders>
-              <w:top w:val="single" w:sz="4" w:color="000000" w:space="0"/>
-              <w:left w:val="single" w:sz="4" w:color="000000" w:space="0"/>
-              <w:bottom w:val="single" w:sz="4" w:color="000000" w:space="0"/>
-              <w:right w:val="single" w:sz="4" w:color="000000" w:space="0"/>
-              <w:insideH w:val="single" w:sz="4" w:color="000000" w:space="0"/>
-              <w:insideV w:val="single" w:sz="4" w:color="000000" w:space="0"/>
-            </w:tcBorders>
-          </w:tcPr>
-          <w:p>
-            <w:pPr>
-              <w:spacing w:line="240" w:lineRule="auto"/>
-            </w:pPr>
-            <w:r>
-              <w:rPr>
-                <w:rFonts w:ascii="Arial" w:hAnsi="Arial" w:eastAsia="Arial"/>
-                <w:b w:val="0"/>
-                <w:i w:val="0"/>
-                <w:color w:val="000000"/>
-                <w:sz w:val="14"/>
-              </w:rPr>
-            </w:r>
-            <w:r>
-              <w:rPr>
-                <w:rFonts w:ascii="Arial" w:hAnsi="Arial" w:eastAsia="Arial"/>
-                <w:b w:val="0"/>
-                <w:i w:val="0"/>
-                <w:color w:val="000000"/>
-                <w:sz w:val="14"/>
-              </w:rPr>
-              <w:t>Full GFF3 import/search; selected-locus structure and sequence reconstruction</w:t>
-            </w:r>
-          </w:p>
-        </w:tc>
-      </w:tr>
-    </w:tbl>
-    <w:p>
-      <w:pPr>
-        <w:pStyle w:val="Heading1"/>
-        <w:spacing w:line="240" w:lineRule="auto"/>
-      </w:pPr>
-      <w:r>
-        <w:rPr>
-          <w:rFonts w:ascii="Arial" w:hAnsi="Arial"/>
-          <w:b w:val="0"/>
-          <w:i w:val="0"/>
-          <w:color w:val="000000"/>
-          <w:sz w:val="14"/>
-        </w:rPr>
-        <w:t>Table S2. Full annotation tuple inventories</w:t>
-      </w:r>
-    </w:p>
-    <w:tbl>
-      <w:tblPr>
-        <w:tblStyle w:val="TableGrid"/>
-        <w:tblW w:type="auto" w:w="0"/>
-        <w:tblLayout w:type="fixed"/>
-        <w:tblLook w:firstColumn="1" w:firstRow="1" w:lastColumn="0" w:lastRow="0" w:noHBand="0" w:noVBand="1" w:val="04A0"/>
-        <w:tblInd w:w="114" w:type="dxa"/>
-      </w:tblPr>
-      <w:tblGrid>
-        <w:gridCol w:w="2261"/>
-        <w:gridCol w:w="2261"/>
-        <w:gridCol w:w="2261"/>
-        <w:gridCol w:w="2261"/>
-      </w:tblGrid>
-      <w:tr>
-        <w:trPr>
-          <w:tblHeader w:val="true"/>
-        </w:trPr>
-        <w:tc>
-          <w:tcPr>
-            <w:tcW w:type="dxa" w:w="2261"/>
-            <w:shd w:fill="F0F2F3"/>
-            <w:tcBorders>
-              <w:top w:val="single" w:sz="4" w:color="000000" w:space="0"/>
-              <w:left w:val="single" w:sz="4" w:color="000000" w:space="0"/>
-              <w:bottom w:val="single" w:sz="4" w:color="000000" w:space="0"/>
-              <w:right w:val="single" w:sz="4" w:color="000000" w:space="0"/>
-              <w:insideH w:val="single" w:sz="4" w:color="000000" w:space="0"/>
-              <w:insideV w:val="single" w:sz="4" w:color="000000" w:space="0"/>
-            </w:tcBorders>
-          </w:tcPr>
-          <w:p>
-            <w:pPr>
-              <w:spacing w:line="240" w:lineRule="auto"/>
-            </w:pPr>
-            <w:r>
-              <w:rPr>
-                <w:rFonts w:ascii="Arial" w:hAnsi="Arial" w:eastAsia="Arial"/>
-                <w:b w:val="0"/>
-                <w:i w:val="0"/>
-                <w:color w:val="000000"/>
-                <w:sz w:val="14"/>
-              </w:rPr>
-            </w:r>
-            <w:r>
-              <w:rPr>
-                <w:rFonts w:ascii="Arial" w:hAnsi="Arial" w:eastAsia="Arial"/>
-                <w:b w:val="0"/>
-                <w:i w:val="0"/>
-                <w:color w:val="000000"/>
-                <w:sz w:val="14"/>
-              </w:rPr>
-              <w:t>Inventory</w:t>
-            </w:r>
-          </w:p>
-        </w:tc>
-        <w:tc>
-          <w:tcPr>
-            <w:tcW w:type="dxa" w:w="2261"/>
-            <w:shd w:fill="F0F2F3"/>
-            <w:tcBorders>
-              <w:top w:val="single" w:sz="4" w:color="000000" w:space="0"/>
-              <w:left w:val="single" w:sz="4" w:color="000000" w:space="0"/>
-              <w:bottom w:val="single" w:sz="4" w:color="000000" w:space="0"/>
-              <w:right w:val="single" w:sz="4" w:color="000000" w:space="0"/>
-              <w:insideH w:val="single" w:sz="4" w:color="000000" w:space="0"/>
-              <w:insideV w:val="single" w:sz="4" w:color="000000" w:space="0"/>
-            </w:tcBorders>
-          </w:tcPr>
-          <w:p>
-            <w:pPr>
-              <w:spacing w:line="240" w:lineRule="auto"/>
-            </w:pPr>
-            <w:r>
-              <w:rPr>
-                <w:rFonts w:ascii="Arial" w:hAnsi="Arial" w:eastAsia="Arial"/>
-                <w:b w:val="0"/>
-                <w:i w:val="0"/>
-                <w:color w:val="000000"/>
-                <w:sz w:val="14"/>
-              </w:rPr>
-            </w:r>
-            <w:r>
-              <w:rPr>
-                <w:rFonts w:ascii="Arial" w:hAnsi="Arial" w:eastAsia="Arial"/>
-                <w:b w:val="0"/>
-                <w:i w:val="0"/>
-                <w:color w:val="000000"/>
-                <w:sz w:val="14"/>
-              </w:rPr>
-              <w:t>Tuples</w:t>
-            </w:r>
-          </w:p>
-        </w:tc>
-        <w:tc>
-          <w:tcPr>
-            <w:tcW w:type="dxa" w:w="2261"/>
-            <w:shd w:fill="F0F2F3"/>
-            <w:tcBorders>
-              <w:top w:val="single" w:sz="4" w:color="000000" w:space="0"/>
-              <w:left w:val="single" w:sz="4" w:color="000000" w:space="0"/>
-              <w:bottom w:val="single" w:sz="4" w:color="000000" w:space="0"/>
-              <w:right w:val="single" w:sz="4" w:color="000000" w:space="0"/>
-              <w:insideH w:val="single" w:sz="4" w:color="000000" w:space="0"/>
-              <w:insideV w:val="single" w:sz="4" w:color="000000" w:space="0"/>
-            </w:tcBorders>
-          </w:tcPr>
-          <w:p>
-            <w:pPr>
-              <w:spacing w:line="240" w:lineRule="auto"/>
-            </w:pPr>
-            <w:r>
-              <w:rPr>
-                <w:rFonts w:ascii="Arial" w:hAnsi="Arial" w:eastAsia="Arial"/>
-                <w:b w:val="0"/>
-                <w:i w:val="0"/>
-                <w:color w:val="000000"/>
-                <w:sz w:val="14"/>
-              </w:rPr>
-            </w:r>
-            <w:r>
-              <w:rPr>
-                <w:rFonts w:ascii="Arial" w:hAnsi="Arial" w:eastAsia="Arial"/>
-                <w:b w:val="0"/>
-                <w:i w:val="0"/>
-                <w:color w:val="000000"/>
-                <w:sz w:val="14"/>
-              </w:rPr>
-              <w:t>Missing</w:t>
-            </w:r>
-          </w:p>
-        </w:tc>
-        <w:tc>
-          <w:tcPr>
-            <w:tcW w:type="dxa" w:w="2261"/>
-            <w:shd w:fill="F0F2F3"/>
-            <w:tcBorders>
-              <w:top w:val="single" w:sz="4" w:color="000000" w:space="0"/>
-              <w:left w:val="single" w:sz="4" w:color="000000" w:space="0"/>
-              <w:bottom w:val="single" w:sz="4" w:color="000000" w:space="0"/>
-              <w:right w:val="single" w:sz="4" w:color="000000" w:space="0"/>
-              <w:insideH w:val="single" w:sz="4" w:color="000000" w:space="0"/>
-              <w:insideV w:val="single" w:sz="4" w:color="000000" w:space="0"/>
-            </w:tcBorders>
-          </w:tcPr>
-          <w:p>
-            <w:pPr>
-              <w:spacing w:line="240" w:lineRule="auto"/>
-            </w:pPr>
-            <w:r>
-              <w:rPr>
-                <w:rFonts w:ascii="Arial" w:hAnsi="Arial" w:eastAsia="Arial"/>
-                <w:b w:val="0"/>
-                <w:i w:val="0"/>
-                <w:color w:val="000000"/>
-                <w:sz w:val="14"/>
-              </w:rPr>
-            </w:r>
-            <w:r>
-              <w:rPr>
-                <w:rFonts w:ascii="Arial" w:hAnsi="Arial" w:eastAsia="Arial"/>
-                <w:b w:val="0"/>
-                <w:i w:val="0"/>
-                <w:color w:val="000000"/>
-                <w:sz w:val="14"/>
-              </w:rPr>
-              <w:t>Extra</w:t>
-            </w:r>
-          </w:p>
-        </w:tc>
-      </w:tr>
-      <w:tr>
-        <w:tc>
-          <w:tcPr>
-            <w:tcW w:type="dxa" w:w="2261"/>
-            <w:tcBorders>
-              <w:top w:val="single" w:sz="4" w:color="000000" w:space="0"/>
-              <w:left w:val="single" w:sz="4" w:color="000000" w:space="0"/>
-              <w:bottom w:val="single" w:sz="4" w:color="000000" w:space="0"/>
-              <w:right w:val="single" w:sz="4" w:color="000000" w:space="0"/>
-              <w:insideH w:val="single" w:sz="4" w:color="000000" w:space="0"/>
-              <w:insideV w:val="single" w:sz="4" w:color="000000" w:space="0"/>
-            </w:tcBorders>
-          </w:tcPr>
-          <w:p>
-            <w:pPr>
-              <w:spacing w:line="240" w:lineRule="auto"/>
-            </w:pPr>
-            <w:r>
-              <w:rPr>
-                <w:rFonts w:ascii="Arial" w:hAnsi="Arial" w:eastAsia="Arial"/>
-                <w:b w:val="0"/>
-                <w:i w:val="0"/>
-                <w:color w:val="000000"/>
-                <w:sz w:val="14"/>
-              </w:rPr>
-            </w:r>
-            <w:r>
-              <w:rPr>
-                <w:rFonts w:ascii="Arial" w:hAnsi="Arial" w:eastAsia="Arial"/>
-                <w:b w:val="0"/>
-                <w:i w:val="0"/>
-                <w:color w:val="000000"/>
-                <w:sz w:val="14"/>
-              </w:rPr>
-              <w:t>Arabidopsis bundled annotation</w:t>
-            </w:r>
-          </w:p>
-        </w:tc>
-        <w:tc>
-          <w:tcPr>
-            <w:tcW w:type="dxa" w:w="2261"/>
-            <w:tcBorders>
-              <w:top w:val="single" w:sz="4" w:color="000000" w:space="0"/>
-              <w:left w:val="single" w:sz="4" w:color="000000" w:space="0"/>
-              <w:bottom w:val="single" w:sz="4" w:color="000000" w:space="0"/>
-              <w:right w:val="single" w:sz="4" w:color="000000" w:space="0"/>
-              <w:insideH w:val="single" w:sz="4" w:color="000000" w:space="0"/>
-              <w:insideV w:val="single" w:sz="4" w:color="000000" w:space="0"/>
-            </w:tcBorders>
-          </w:tcPr>
-          <w:p>
-            <w:pPr>
-              <w:spacing w:line="240" w:lineRule="auto"/>
-            </w:pPr>
-            <w:r>
-              <w:rPr>
-                <w:rFonts w:ascii="Arial" w:hAnsi="Arial" w:eastAsia="Arial"/>
-                <w:b w:val="0"/>
-                <w:i w:val="0"/>
-                <w:color w:val="000000"/>
-                <w:sz w:val="14"/>
-              </w:rPr>
-            </w:r>
-            <w:r>
-              <w:rPr>
-                <w:rFonts w:ascii="Arial" w:hAnsi="Arial" w:eastAsia="Arial"/>
-                <w:b w:val="0"/>
-                <w:i w:val="0"/>
-                <w:color w:val="000000"/>
-                <w:sz w:val="14"/>
-              </w:rPr>
-              <w:t>811,827</w:t>
-            </w:r>
-          </w:p>
-        </w:tc>
-        <w:tc>
-          <w:tcPr>
-            <w:tcW w:type="dxa" w:w="2261"/>
-            <w:tcBorders>
-              <w:top w:val="single" w:sz="4" w:color="000000" w:space="0"/>
-              <w:left w:val="single" w:sz="4" w:color="000000" w:space="0"/>
-              <w:bottom w:val="single" w:sz="4" w:color="000000" w:space="0"/>
-              <w:right w:val="single" w:sz="4" w:color="000000" w:space="0"/>
-              <w:insideH w:val="single" w:sz="4" w:color="000000" w:space="0"/>
-              <w:insideV w:val="single" w:sz="4" w:color="000000" w:space="0"/>
-            </w:tcBorders>
-          </w:tcPr>
-          <w:p>
-            <w:pPr>
-              <w:spacing w:line="240" w:lineRule="auto"/>
-            </w:pPr>
-            <w:r>
-              <w:rPr>
-                <w:rFonts w:ascii="Arial" w:hAnsi="Arial" w:eastAsia="Arial"/>
-                <w:b w:val="0"/>
-                <w:i w:val="0"/>
-                <w:color w:val="000000"/>
-                <w:sz w:val="14"/>
-              </w:rPr>
-            </w:r>
-            <w:r>
-              <w:rPr>
-                <w:rFonts w:ascii="Arial" w:hAnsi="Arial" w:eastAsia="Arial"/>
-                <w:b w:val="0"/>
-                <w:i w:val="0"/>
-                <w:color w:val="000000"/>
-                <w:sz w:val="14"/>
-              </w:rPr>
-              <w:t>0</w:t>
-            </w:r>
-          </w:p>
-        </w:tc>
-        <w:tc>
-          <w:tcPr>
-            <w:tcW w:type="dxa" w:w="2261"/>
-            <w:tcBorders>
-              <w:top w:val="single" w:sz="4" w:color="000000" w:space="0"/>
-              <w:left w:val="single" w:sz="4" w:color="000000" w:space="0"/>
-              <w:bottom w:val="single" w:sz="4" w:color="000000" w:space="0"/>
-              <w:right w:val="single" w:sz="4" w:color="000000" w:space="0"/>
-              <w:insideH w:val="single" w:sz="4" w:color="000000" w:space="0"/>
-              <w:insideV w:val="single" w:sz="4" w:color="000000" w:space="0"/>
-            </w:tcBorders>
-          </w:tcPr>
-          <w:p>
-            <w:pPr>
-              <w:spacing w:line="240" w:lineRule="auto"/>
-            </w:pPr>
-            <w:r>
-              <w:rPr>
-                <w:rFonts w:ascii="Arial" w:hAnsi="Arial" w:eastAsia="Arial"/>
-                <w:b w:val="0"/>
-                <w:i w:val="0"/>
-                <w:color w:val="000000"/>
-                <w:sz w:val="14"/>
-              </w:rPr>
-            </w:r>
-            <w:r>
-              <w:rPr>
-                <w:rFonts w:ascii="Arial" w:hAnsi="Arial" w:eastAsia="Arial"/>
-                <w:b w:val="0"/>
-                <w:i w:val="0"/>
-                <w:color w:val="000000"/>
-                <w:sz w:val="14"/>
-              </w:rPr>
-              <w:t>0</w:t>
-            </w:r>
-          </w:p>
-        </w:tc>
-      </w:tr>
-      <w:tr>
-        <w:tc>
-          <w:tcPr>
-            <w:tcW w:type="dxa" w:w="2261"/>
-            <w:tcBorders>
-              <w:top w:val="single" w:sz="4" w:color="000000" w:space="0"/>
-              <w:left w:val="single" w:sz="4" w:color="000000" w:space="0"/>
-              <w:bottom w:val="single" w:sz="4" w:color="000000" w:space="0"/>
-              <w:right w:val="single" w:sz="4" w:color="000000" w:space="0"/>
-              <w:insideH w:val="single" w:sz="4" w:color="000000" w:space="0"/>
-              <w:insideV w:val="single" w:sz="4" w:color="000000" w:space="0"/>
-            </w:tcBorders>
-          </w:tcPr>
-          <w:p>
-            <w:pPr>
-              <w:spacing w:line="240" w:lineRule="auto"/>
-            </w:pPr>
-            <w:r>
-              <w:rPr>
-                <w:rFonts w:ascii="Arial" w:hAnsi="Arial" w:eastAsia="Arial"/>
-                <w:b w:val="0"/>
-                <w:i w:val="0"/>
-                <w:color w:val="000000"/>
-                <w:sz w:val="14"/>
-              </w:rPr>
-            </w:r>
-            <w:r>
-              <w:rPr>
-                <w:rFonts w:ascii="Arial" w:hAnsi="Arial" w:eastAsia="Arial"/>
-                <w:b w:val="0"/>
-                <w:i w:val="0"/>
-                <w:color w:val="000000"/>
-                <w:sz w:val="14"/>
-              </w:rPr>
-              <w:t>Arabidopsis full release 62</w:t>
-            </w:r>
-          </w:p>
-        </w:tc>
-        <w:tc>
-          <w:tcPr>
-            <w:tcW w:type="dxa" w:w="2261"/>
-            <w:tcBorders>
-              <w:top w:val="single" w:sz="4" w:color="000000" w:space="0"/>
-              <w:left w:val="single" w:sz="4" w:color="000000" w:space="0"/>
-              <w:bottom w:val="single" w:sz="4" w:color="000000" w:space="0"/>
-              <w:right w:val="single" w:sz="4" w:color="000000" w:space="0"/>
-              <w:insideH w:val="single" w:sz="4" w:color="000000" w:space="0"/>
-              <w:insideV w:val="single" w:sz="4" w:color="000000" w:space="0"/>
-            </w:tcBorders>
-          </w:tcPr>
-          <w:p>
-            <w:pPr>
-              <w:spacing w:line="240" w:lineRule="auto"/>
-            </w:pPr>
-            <w:r>
-              <w:rPr>
-                <w:rFonts w:ascii="Arial" w:hAnsi="Arial" w:eastAsia="Arial"/>
-                <w:b w:val="0"/>
-                <w:i w:val="0"/>
-                <w:color w:val="000000"/>
-                <w:sz w:val="14"/>
-              </w:rPr>
-            </w:r>
-            <w:r>
-              <w:rPr>
-                <w:rFonts w:ascii="Arial" w:hAnsi="Arial" w:eastAsia="Arial"/>
-                <w:b w:val="0"/>
-                <w:i w:val="0"/>
-                <w:color w:val="000000"/>
-                <w:sz w:val="14"/>
-              </w:rPr>
-              <w:t>791,557</w:t>
-            </w:r>
-          </w:p>
-        </w:tc>
-        <w:tc>
-          <w:tcPr>
-            <w:tcW w:type="dxa" w:w="2261"/>
-            <w:tcBorders>
-              <w:top w:val="single" w:sz="4" w:color="000000" w:space="0"/>
-              <w:left w:val="single" w:sz="4" w:color="000000" w:space="0"/>
-              <w:bottom w:val="single" w:sz="4" w:color="000000" w:space="0"/>
-              <w:right w:val="single" w:sz="4" w:color="000000" w:space="0"/>
-              <w:insideH w:val="single" w:sz="4" w:color="000000" w:space="0"/>
-              <w:insideV w:val="single" w:sz="4" w:color="000000" w:space="0"/>
-            </w:tcBorders>
-          </w:tcPr>
-          <w:p>
-            <w:pPr>
-              <w:spacing w:line="240" w:lineRule="auto"/>
-            </w:pPr>
-            <w:r>
-              <w:rPr>
-                <w:rFonts w:ascii="Arial" w:hAnsi="Arial" w:eastAsia="Arial"/>
-                <w:b w:val="0"/>
-                <w:i w:val="0"/>
-                <w:color w:val="000000"/>
-                <w:sz w:val="14"/>
-              </w:rPr>
-            </w:r>
-            <w:r>
-              <w:rPr>
-                <w:rFonts w:ascii="Arial" w:hAnsi="Arial" w:eastAsia="Arial"/>
-                <w:b w:val="0"/>
-                <w:i w:val="0"/>
-                <w:color w:val="000000"/>
-                <w:sz w:val="14"/>
-              </w:rPr>
-              <w:t>0</w:t>
-            </w:r>
-          </w:p>
-        </w:tc>
-        <w:tc>
-          <w:tcPr>
-            <w:tcW w:type="dxa" w:w="2261"/>
-            <w:tcBorders>
-              <w:top w:val="single" w:sz="4" w:color="000000" w:space="0"/>
-              <w:left w:val="single" w:sz="4" w:color="000000" w:space="0"/>
-              <w:bottom w:val="single" w:sz="4" w:color="000000" w:space="0"/>
-              <w:right w:val="single" w:sz="4" w:color="000000" w:space="0"/>
-              <w:insideH w:val="single" w:sz="4" w:color="000000" w:space="0"/>
-              <w:insideV w:val="single" w:sz="4" w:color="000000" w:space="0"/>
-            </w:tcBorders>
-          </w:tcPr>
-          <w:p>
-            <w:pPr>
-              <w:spacing w:line="240" w:lineRule="auto"/>
-            </w:pPr>
-            <w:r>
-              <w:rPr>
-                <w:rFonts w:ascii="Arial" w:hAnsi="Arial" w:eastAsia="Arial"/>
-                <w:b w:val="0"/>
-                <w:i w:val="0"/>
-                <w:color w:val="000000"/>
-                <w:sz w:val="14"/>
-              </w:rPr>
-            </w:r>
-            <w:r>
-              <w:rPr>
-                <w:rFonts w:ascii="Arial" w:hAnsi="Arial" w:eastAsia="Arial"/>
-                <w:b w:val="0"/>
-                <w:i w:val="0"/>
-                <w:color w:val="000000"/>
-                <w:sz w:val="14"/>
-              </w:rPr>
-              <w:t>0</w:t>
-            </w:r>
-          </w:p>
-        </w:tc>
-      </w:tr>
-      <w:tr>
-        <w:tc>
-          <w:tcPr>
-            <w:tcW w:type="dxa" w:w="2261"/>
-            <w:tcBorders>
-              <w:top w:val="single" w:sz="4" w:color="000000" w:space="0"/>
-              <w:left w:val="single" w:sz="4" w:color="000000" w:space="0"/>
-              <w:bottom w:val="single" w:sz="4" w:color="000000" w:space="0"/>
-              <w:right w:val="single" w:sz="4" w:color="000000" w:space="0"/>
-              <w:insideH w:val="single" w:sz="4" w:color="000000" w:space="0"/>
-              <w:insideV w:val="single" w:sz="4" w:color="000000" w:space="0"/>
-            </w:tcBorders>
-          </w:tcPr>
-          <w:p>
-            <w:pPr>
-              <w:spacing w:line="240" w:lineRule="auto"/>
-            </w:pPr>
-            <w:r>
-              <w:rPr>
-                <w:rFonts w:ascii="Arial" w:hAnsi="Arial" w:eastAsia="Arial"/>
-                <w:b w:val="0"/>
-                <w:i w:val="0"/>
-                <w:color w:val="000000"/>
-                <w:sz w:val="14"/>
-              </w:rPr>
-            </w:r>
-            <w:r>
-              <w:rPr>
-                <w:rFonts w:ascii="Arial" w:hAnsi="Arial" w:eastAsia="Arial"/>
-                <w:b w:val="0"/>
-                <w:i w:val="0"/>
-                <w:color w:val="000000"/>
-                <w:sz w:val="14"/>
-              </w:rPr>
-              <w:t>Maize source excerpt</w:t>
-            </w:r>
-          </w:p>
-        </w:tc>
-        <w:tc>
-          <w:tcPr>
-            <w:tcW w:type="dxa" w:w="2261"/>
-            <w:tcBorders>
-              <w:top w:val="single" w:sz="4" w:color="000000" w:space="0"/>
-              <w:left w:val="single" w:sz="4" w:color="000000" w:space="0"/>
-              <w:bottom w:val="single" w:sz="4" w:color="000000" w:space="0"/>
-              <w:right w:val="single" w:sz="4" w:color="000000" w:space="0"/>
-              <w:insideH w:val="single" w:sz="4" w:color="000000" w:space="0"/>
-              <w:insideV w:val="single" w:sz="4" w:color="000000" w:space="0"/>
-            </w:tcBorders>
-          </w:tcPr>
-          <w:p>
-            <w:pPr>
-              <w:spacing w:line="240" w:lineRule="auto"/>
-            </w:pPr>
-            <w:r>
-              <w:rPr>
-                <w:rFonts w:ascii="Arial" w:hAnsi="Arial" w:eastAsia="Arial"/>
-                <w:b w:val="0"/>
-                <w:i w:val="0"/>
-                <w:color w:val="000000"/>
-                <w:sz w:val="14"/>
-              </w:rPr>
-            </w:r>
-            <w:r>
-              <w:rPr>
-                <w:rFonts w:ascii="Arial" w:hAnsi="Arial" w:eastAsia="Arial"/>
-                <w:b w:val="0"/>
-                <w:i w:val="0"/>
-                <w:color w:val="000000"/>
-                <w:sz w:val="14"/>
-              </w:rPr>
-              <w:t>377</w:t>
-            </w:r>
-          </w:p>
-        </w:tc>
-        <w:tc>
-          <w:tcPr>
-            <w:tcW w:type="dxa" w:w="2261"/>
-            <w:tcBorders>
-              <w:top w:val="single" w:sz="4" w:color="000000" w:space="0"/>
-              <w:left w:val="single" w:sz="4" w:color="000000" w:space="0"/>
-              <w:bottom w:val="single" w:sz="4" w:color="000000" w:space="0"/>
-              <w:right w:val="single" w:sz="4" w:color="000000" w:space="0"/>
-              <w:insideH w:val="single" w:sz="4" w:color="000000" w:space="0"/>
-              <w:insideV w:val="single" w:sz="4" w:color="000000" w:space="0"/>
-            </w:tcBorders>
-          </w:tcPr>
-          <w:p>
-            <w:pPr>
-              <w:spacing w:line="240" w:lineRule="auto"/>
-            </w:pPr>
-            <w:r>
-              <w:rPr>
-                <w:rFonts w:ascii="Arial" w:hAnsi="Arial" w:eastAsia="Arial"/>
-                <w:b w:val="0"/>
-                <w:i w:val="0"/>
-                <w:color w:val="000000"/>
-                <w:sz w:val="14"/>
-              </w:rPr>
-            </w:r>
-            <w:r>
-              <w:rPr>
-                <w:rFonts w:ascii="Arial" w:hAnsi="Arial" w:eastAsia="Arial"/>
-                <w:b w:val="0"/>
-                <w:i w:val="0"/>
-                <w:color w:val="000000"/>
-                <w:sz w:val="14"/>
-              </w:rPr>
-              <w:t>0</w:t>
-            </w:r>
-          </w:p>
-        </w:tc>
-        <w:tc>
-          <w:tcPr>
-            <w:tcW w:type="dxa" w:w="2261"/>
-            <w:tcBorders>
-              <w:top w:val="single" w:sz="4" w:color="000000" w:space="0"/>
-              <w:left w:val="single" w:sz="4" w:color="000000" w:space="0"/>
-              <w:bottom w:val="single" w:sz="4" w:color="000000" w:space="0"/>
-              <w:right w:val="single" w:sz="4" w:color="000000" w:space="0"/>
-              <w:insideH w:val="single" w:sz="4" w:color="000000" w:space="0"/>
-              <w:insideV w:val="single" w:sz="4" w:color="000000" w:space="0"/>
-            </w:tcBorders>
-          </w:tcPr>
-          <w:p>
-            <w:pPr>
-              <w:spacing w:line="240" w:lineRule="auto"/>
-            </w:pPr>
-            <w:r>
-              <w:rPr>
-                <w:rFonts w:ascii="Arial" w:hAnsi="Arial" w:eastAsia="Arial"/>
-                <w:b w:val="0"/>
-                <w:i w:val="0"/>
-                <w:color w:val="000000"/>
-                <w:sz w:val="14"/>
-              </w:rPr>
-            </w:r>
-            <w:r>
-              <w:rPr>
-                <w:rFonts w:ascii="Arial" w:hAnsi="Arial" w:eastAsia="Arial"/>
-                <w:b w:val="0"/>
-                <w:i w:val="0"/>
-                <w:color w:val="000000"/>
-                <w:sz w:val="14"/>
-              </w:rPr>
-              <w:t>0</w:t>
-            </w:r>
-          </w:p>
-        </w:tc>
-      </w:tr>
-      <w:tr>
-        <w:tc>
-          <w:tcPr>
-            <w:tcW w:type="dxa" w:w="2261"/>
-            <w:tcBorders>
-              <w:top w:val="single" w:sz="4" w:color="000000" w:space="0"/>
-              <w:left w:val="single" w:sz="4" w:color="000000" w:space="0"/>
-              <w:bottom w:val="single" w:sz="4" w:color="000000" w:space="0"/>
-              <w:right w:val="single" w:sz="4" w:color="000000" w:space="0"/>
-              <w:insideH w:val="single" w:sz="4" w:color="000000" w:space="0"/>
-              <w:insideV w:val="single" w:sz="4" w:color="000000" w:space="0"/>
-            </w:tcBorders>
-          </w:tcPr>
-          <w:p>
-            <w:pPr>
-              <w:spacing w:line="240" w:lineRule="auto"/>
-            </w:pPr>
-            <w:r>
-              <w:rPr>
-                <w:rFonts w:ascii="Arial" w:hAnsi="Arial" w:eastAsia="Arial"/>
-                <w:b w:val="0"/>
-                <w:i w:val="0"/>
-                <w:color w:val="000000"/>
-                <w:sz w:val="14"/>
-              </w:rPr>
-            </w:r>
-            <w:r>
-              <w:rPr>
-                <w:rFonts w:ascii="Arial" w:hAnsi="Arial" w:eastAsia="Arial"/>
-                <w:b w:val="0"/>
-                <w:i w:val="0"/>
-                <w:color w:val="000000"/>
-                <w:sz w:val="14"/>
-              </w:rPr>
-              <w:t>Maize full annotation</w:t>
-            </w:r>
-          </w:p>
-        </w:tc>
-        <w:tc>
-          <w:tcPr>
-            <w:tcW w:type="dxa" w:w="2261"/>
-            <w:tcBorders>
-              <w:top w:val="single" w:sz="4" w:color="000000" w:space="0"/>
-              <w:left w:val="single" w:sz="4" w:color="000000" w:space="0"/>
-              <w:bottom w:val="single" w:sz="4" w:color="000000" w:space="0"/>
-              <w:right w:val="single" w:sz="4" w:color="000000" w:space="0"/>
-              <w:insideH w:val="single" w:sz="4" w:color="000000" w:space="0"/>
-              <w:insideV w:val="single" w:sz="4" w:color="000000" w:space="0"/>
-            </w:tcBorders>
-          </w:tcPr>
-          <w:p>
-            <w:pPr>
-              <w:spacing w:line="240" w:lineRule="auto"/>
-            </w:pPr>
-            <w:r>
-              <w:rPr>
-                <w:rFonts w:ascii="Arial" w:hAnsi="Arial" w:eastAsia="Arial"/>
-                <w:b w:val="0"/>
-                <w:i w:val="0"/>
-                <w:color w:val="000000"/>
-                <w:sz w:val="14"/>
-              </w:rPr>
-            </w:r>
-            <w:r>
-              <w:rPr>
-                <w:rFonts w:ascii="Arial" w:hAnsi="Arial" w:eastAsia="Arial"/>
-                <w:b w:val="0"/>
-                <w:i w:val="0"/>
-                <w:color w:val="000000"/>
-                <w:sz w:val="14"/>
-              </w:rPr>
-              <w:t>1,161,691</w:t>
-            </w:r>
-          </w:p>
-        </w:tc>
-        <w:tc>
-          <w:tcPr>
-            <w:tcW w:type="dxa" w:w="2261"/>
-            <w:tcBorders>
-              <w:top w:val="single" w:sz="4" w:color="000000" w:space="0"/>
-              <w:left w:val="single" w:sz="4" w:color="000000" w:space="0"/>
-              <w:bottom w:val="single" w:sz="4" w:color="000000" w:space="0"/>
-              <w:right w:val="single" w:sz="4" w:color="000000" w:space="0"/>
-              <w:insideH w:val="single" w:sz="4" w:color="000000" w:space="0"/>
-              <w:insideV w:val="single" w:sz="4" w:color="000000" w:space="0"/>
-            </w:tcBorders>
-          </w:tcPr>
-          <w:p>
-            <w:pPr>
-              <w:spacing w:line="240" w:lineRule="auto"/>
-            </w:pPr>
-            <w:r>
-              <w:rPr>
-                <w:rFonts w:ascii="Arial" w:hAnsi="Arial" w:eastAsia="Arial"/>
-                <w:b w:val="0"/>
-                <w:i w:val="0"/>
-                <w:color w:val="000000"/>
-                <w:sz w:val="14"/>
-              </w:rPr>
-            </w:r>
-            <w:r>
-              <w:rPr>
-                <w:rFonts w:ascii="Arial" w:hAnsi="Arial" w:eastAsia="Arial"/>
-                <w:b w:val="0"/>
-                <w:i w:val="0"/>
-                <w:color w:val="000000"/>
-                <w:sz w:val="14"/>
-              </w:rPr>
-              <w:t>0</w:t>
-            </w:r>
-          </w:p>
-        </w:tc>
-        <w:tc>
-          <w:tcPr>
-            <w:tcW w:type="dxa" w:w="2261"/>
-            <w:tcBorders>
-              <w:top w:val="single" w:sz="4" w:color="000000" w:space="0"/>
-              <w:left w:val="single" w:sz="4" w:color="000000" w:space="0"/>
-              <w:bottom w:val="single" w:sz="4" w:color="000000" w:space="0"/>
-              <w:right w:val="single" w:sz="4" w:color="000000" w:space="0"/>
-              <w:insideH w:val="single" w:sz="4" w:color="000000" w:space="0"/>
-              <w:insideV w:val="single" w:sz="4" w:color="000000" w:space="0"/>
-            </w:tcBorders>
-          </w:tcPr>
-          <w:p>
-            <w:pPr>
-              <w:spacing w:line="240" w:lineRule="auto"/>
-            </w:pPr>
-            <w:r>
-              <w:rPr>
-                <w:rFonts w:ascii="Arial" w:hAnsi="Arial" w:eastAsia="Arial"/>
-                <w:b w:val="0"/>
-                <w:i w:val="0"/>
-                <w:color w:val="000000"/>
-                <w:sz w:val="14"/>
-              </w:rPr>
-            </w:r>
-            <w:r>
-              <w:rPr>
-                <w:rFonts w:ascii="Arial" w:hAnsi="Arial" w:eastAsia="Arial"/>
-                <w:b w:val="0"/>
-                <w:i w:val="0"/>
-                <w:color w:val="000000"/>
-                <w:sz w:val="14"/>
-              </w:rPr>
-              <w:t>0</w:t>
-            </w:r>
-          </w:p>
-        </w:tc>
-      </w:tr>
-      <w:tr>
-        <w:tc>
-          <w:tcPr>
-            <w:tcW w:type="dxa" w:w="2261"/>
-            <w:tcBorders>
-              <w:top w:val="single" w:sz="4" w:color="000000" w:space="0"/>
-              <w:left w:val="single" w:sz="4" w:color="000000" w:space="0"/>
-              <w:bottom w:val="single" w:sz="4" w:color="000000" w:space="0"/>
-              <w:right w:val="single" w:sz="4" w:color="000000" w:space="0"/>
-              <w:insideH w:val="single" w:sz="4" w:color="000000" w:space="0"/>
-              <w:insideV w:val="single" w:sz="4" w:color="000000" w:space="0"/>
-            </w:tcBorders>
-          </w:tcPr>
-          <w:p>
-            <w:pPr>
-              <w:spacing w:line="240" w:lineRule="auto"/>
-            </w:pPr>
-            <w:r>
-              <w:rPr>
-                <w:rFonts w:ascii="Arial" w:hAnsi="Arial" w:eastAsia="Arial"/>
-                <w:b w:val="0"/>
-                <w:i w:val="0"/>
-                <w:color w:val="000000"/>
-                <w:sz w:val="14"/>
-              </w:rPr>
-            </w:r>
-            <w:r>
-              <w:rPr>
-                <w:rFonts w:ascii="Arial" w:hAnsi="Arial" w:eastAsia="Arial"/>
-                <w:b w:val="0"/>
-                <w:i w:val="0"/>
-                <w:color w:val="000000"/>
-                <w:sz w:val="14"/>
-              </w:rPr>
-              <w:t>Rice source excerpt</w:t>
-            </w:r>
-          </w:p>
-        </w:tc>
-        <w:tc>
-          <w:tcPr>
-            <w:tcW w:type="dxa" w:w="2261"/>
-            <w:tcBorders>
-              <w:top w:val="single" w:sz="4" w:color="000000" w:space="0"/>
-              <w:left w:val="single" w:sz="4" w:color="000000" w:space="0"/>
-              <w:bottom w:val="single" w:sz="4" w:color="000000" w:space="0"/>
-              <w:right w:val="single" w:sz="4" w:color="000000" w:space="0"/>
-              <w:insideH w:val="single" w:sz="4" w:color="000000" w:space="0"/>
-              <w:insideV w:val="single" w:sz="4" w:color="000000" w:space="0"/>
-            </w:tcBorders>
-          </w:tcPr>
-          <w:p>
-            <w:pPr>
-              <w:spacing w:line="240" w:lineRule="auto"/>
-            </w:pPr>
-            <w:r>
-              <w:rPr>
-                <w:rFonts w:ascii="Arial" w:hAnsi="Arial" w:eastAsia="Arial"/>
-                <w:b w:val="0"/>
-                <w:i w:val="0"/>
-                <w:color w:val="000000"/>
-                <w:sz w:val="14"/>
-              </w:rPr>
-            </w:r>
-            <w:r>
-              <w:rPr>
-                <w:rFonts w:ascii="Arial" w:hAnsi="Arial" w:eastAsia="Arial"/>
-                <w:b w:val="0"/>
-                <w:i w:val="0"/>
-                <w:color w:val="000000"/>
-                <w:sz w:val="14"/>
-              </w:rPr>
-              <w:t>347</w:t>
-            </w:r>
-          </w:p>
-        </w:tc>
-        <w:tc>
-          <w:tcPr>
-            <w:tcW w:type="dxa" w:w="2261"/>
-            <w:tcBorders>
-              <w:top w:val="single" w:sz="4" w:color="000000" w:space="0"/>
-              <w:left w:val="single" w:sz="4" w:color="000000" w:space="0"/>
-              <w:bottom w:val="single" w:sz="4" w:color="000000" w:space="0"/>
-              <w:right w:val="single" w:sz="4" w:color="000000" w:space="0"/>
-              <w:insideH w:val="single" w:sz="4" w:color="000000" w:space="0"/>
-              <w:insideV w:val="single" w:sz="4" w:color="000000" w:space="0"/>
-            </w:tcBorders>
-          </w:tcPr>
-          <w:p>
-            <w:pPr>
-              <w:spacing w:line="240" w:lineRule="auto"/>
-            </w:pPr>
-            <w:r>
-              <w:rPr>
-                <w:rFonts w:ascii="Arial" w:hAnsi="Arial" w:eastAsia="Arial"/>
-                <w:b w:val="0"/>
-                <w:i w:val="0"/>
-                <w:color w:val="000000"/>
-                <w:sz w:val="14"/>
-              </w:rPr>
-            </w:r>
-            <w:r>
-              <w:rPr>
-                <w:rFonts w:ascii="Arial" w:hAnsi="Arial" w:eastAsia="Arial"/>
-                <w:b w:val="0"/>
-                <w:i w:val="0"/>
-                <w:color w:val="000000"/>
-                <w:sz w:val="14"/>
-              </w:rPr>
-              <w:t>0</w:t>
-            </w:r>
-          </w:p>
-        </w:tc>
-        <w:tc>
-          <w:tcPr>
-            <w:tcW w:type="dxa" w:w="2261"/>
-            <w:tcBorders>
-              <w:top w:val="single" w:sz="4" w:color="000000" w:space="0"/>
-              <w:left w:val="single" w:sz="4" w:color="000000" w:space="0"/>
-              <w:bottom w:val="single" w:sz="4" w:color="000000" w:space="0"/>
-              <w:right w:val="single" w:sz="4" w:color="000000" w:space="0"/>
-              <w:insideH w:val="single" w:sz="4" w:color="000000" w:space="0"/>
-              <w:insideV w:val="single" w:sz="4" w:color="000000" w:space="0"/>
-            </w:tcBorders>
-          </w:tcPr>
-          <w:p>
-            <w:pPr>
-              <w:spacing w:line="240" w:lineRule="auto"/>
-            </w:pPr>
-            <w:r>
-              <w:rPr>
-                <w:rFonts w:ascii="Arial" w:hAnsi="Arial" w:eastAsia="Arial"/>
-                <w:b w:val="0"/>
-                <w:i w:val="0"/>
-                <w:color w:val="000000"/>
-                <w:sz w:val="14"/>
-              </w:rPr>
-            </w:r>
-            <w:r>
-              <w:rPr>
-                <w:rFonts w:ascii="Arial" w:hAnsi="Arial" w:eastAsia="Arial"/>
-                <w:b w:val="0"/>
-                <w:i w:val="0"/>
-                <w:color w:val="000000"/>
-                <w:sz w:val="14"/>
-              </w:rPr>
-              <w:t>0</w:t>
-            </w:r>
-          </w:p>
-        </w:tc>
-      </w:tr>
-      <w:tr>
-        <w:tc>
-          <w:tcPr>
-            <w:tcW w:type="dxa" w:w="2261"/>
-            <w:tcBorders>
-              <w:top w:val="single" w:sz="4" w:color="000000" w:space="0"/>
-              <w:left w:val="single" w:sz="4" w:color="000000" w:space="0"/>
-              <w:bottom w:val="single" w:sz="4" w:color="000000" w:space="0"/>
-              <w:right w:val="single" w:sz="4" w:color="000000" w:space="0"/>
-              <w:insideH w:val="single" w:sz="4" w:color="000000" w:space="0"/>
-              <w:insideV w:val="single" w:sz="4" w:color="000000" w:space="0"/>
-            </w:tcBorders>
-          </w:tcPr>
-          <w:p>
-            <w:pPr>
-              <w:spacing w:line="240" w:lineRule="auto"/>
-            </w:pPr>
-            <w:r>
-              <w:rPr>
-                <w:rFonts w:ascii="Arial" w:hAnsi="Arial" w:eastAsia="Arial"/>
-                <w:b w:val="0"/>
-                <w:i w:val="0"/>
-                <w:color w:val="000000"/>
-                <w:sz w:val="14"/>
-              </w:rPr>
-            </w:r>
-            <w:r>
-              <w:rPr>
-                <w:rFonts w:ascii="Arial" w:hAnsi="Arial" w:eastAsia="Arial"/>
-                <w:b w:val="0"/>
-                <w:i w:val="0"/>
-                <w:color w:val="000000"/>
-                <w:sz w:val="14"/>
-              </w:rPr>
-              <w:t>Rice full annotation</w:t>
-            </w:r>
-          </w:p>
-        </w:tc>
-        <w:tc>
-          <w:tcPr>
-            <w:tcW w:type="dxa" w:w="2261"/>
-            <w:tcBorders>
-              <w:top w:val="single" w:sz="4" w:color="000000" w:space="0"/>
-              <w:left w:val="single" w:sz="4" w:color="000000" w:space="0"/>
-              <w:bottom w:val="single" w:sz="4" w:color="000000" w:space="0"/>
-              <w:right w:val="single" w:sz="4" w:color="000000" w:space="0"/>
-              <w:insideH w:val="single" w:sz="4" w:color="000000" w:space="0"/>
-              <w:insideV w:val="single" w:sz="4" w:color="000000" w:space="0"/>
-            </w:tcBorders>
-          </w:tcPr>
-          <w:p>
-            <w:pPr>
-              <w:spacing w:line="240" w:lineRule="auto"/>
-            </w:pPr>
-            <w:r>
-              <w:rPr>
-                <w:rFonts w:ascii="Arial" w:hAnsi="Arial" w:eastAsia="Arial"/>
-                <w:b w:val="0"/>
-                <w:i w:val="0"/>
-                <w:color w:val="000000"/>
-                <w:sz w:val="14"/>
-              </w:rPr>
-            </w:r>
-            <w:r>
-              <w:rPr>
-                <w:rFonts w:ascii="Arial" w:hAnsi="Arial" w:eastAsia="Arial"/>
-                <w:b w:val="0"/>
-                <w:i w:val="0"/>
-                <w:color w:val="000000"/>
-                <w:sz w:val="14"/>
-              </w:rPr>
-              <w:t>550,921</w:t>
-            </w:r>
-          </w:p>
-        </w:tc>
-        <w:tc>
-          <w:tcPr>
-            <w:tcW w:type="dxa" w:w="2261"/>
-            <w:tcBorders>
-              <w:top w:val="single" w:sz="4" w:color="000000" w:space="0"/>
-              <w:left w:val="single" w:sz="4" w:color="000000" w:space="0"/>
-              <w:bottom w:val="single" w:sz="4" w:color="000000" w:space="0"/>
-              <w:right w:val="single" w:sz="4" w:color="000000" w:space="0"/>
-              <w:insideH w:val="single" w:sz="4" w:color="000000" w:space="0"/>
-              <w:insideV w:val="single" w:sz="4" w:color="000000" w:space="0"/>
-            </w:tcBorders>
-          </w:tcPr>
-          <w:p>
-            <w:pPr>
-              <w:spacing w:line="240" w:lineRule="auto"/>
-            </w:pPr>
-            <w:r>
-              <w:rPr>
-                <w:rFonts w:ascii="Arial" w:hAnsi="Arial" w:eastAsia="Arial"/>
-                <w:b w:val="0"/>
-                <w:i w:val="0"/>
-                <w:color w:val="000000"/>
-                <w:sz w:val="14"/>
-              </w:rPr>
-            </w:r>
-            <w:r>
-              <w:rPr>
-                <w:rFonts w:ascii="Arial" w:hAnsi="Arial" w:eastAsia="Arial"/>
-                <w:b w:val="0"/>
-                <w:i w:val="0"/>
-                <w:color w:val="000000"/>
-                <w:sz w:val="14"/>
-              </w:rPr>
-              <w:t>0</w:t>
-            </w:r>
-          </w:p>
-        </w:tc>
-        <w:tc>
-          <w:tcPr>
-            <w:tcW w:type="dxa" w:w="2261"/>
-            <w:tcBorders>
-              <w:top w:val="single" w:sz="4" w:color="000000" w:space="0"/>
-              <w:left w:val="single" w:sz="4" w:color="000000" w:space="0"/>
-              <w:bottom w:val="single" w:sz="4" w:color="000000" w:space="0"/>
-              <w:right w:val="single" w:sz="4" w:color="000000" w:space="0"/>
-              <w:insideH w:val="single" w:sz="4" w:color="000000" w:space="0"/>
-              <w:insideV w:val="single" w:sz="4" w:color="000000" w:space="0"/>
-            </w:tcBorders>
-          </w:tcPr>
-          <w:p>
-            <w:pPr>
-              <w:spacing w:line="240" w:lineRule="auto"/>
-            </w:pPr>
-            <w:r>
-              <w:rPr>
-                <w:rFonts w:ascii="Arial" w:hAnsi="Arial" w:eastAsia="Arial"/>
-                <w:b w:val="0"/>
-                <w:i w:val="0"/>
-                <w:color w:val="000000"/>
-                <w:sz w:val="14"/>
-              </w:rPr>
-            </w:r>
-            <w:r>
-              <w:rPr>
-                <w:rFonts w:ascii="Arial" w:hAnsi="Arial" w:eastAsia="Arial"/>
-                <w:b w:val="0"/>
-                <w:i w:val="0"/>
-                <w:color w:val="000000"/>
-                <w:sz w:val="14"/>
-              </w:rPr>
-              <w:t>0</w:t>
-            </w:r>
-          </w:p>
-        </w:tc>
-      </w:tr>
-      <w:tr>
-        <w:tc>
-          <w:tcPr>
-            <w:tcW w:type="dxa" w:w="2261"/>
-            <w:tcBorders>
-              <w:top w:val="single" w:sz="4" w:color="000000" w:space="0"/>
-              <w:left w:val="single" w:sz="4" w:color="000000" w:space="0"/>
-              <w:bottom w:val="single" w:sz="4" w:color="000000" w:space="0"/>
-              <w:right w:val="single" w:sz="4" w:color="000000" w:space="0"/>
-              <w:insideH w:val="single" w:sz="4" w:color="000000" w:space="0"/>
-              <w:insideV w:val="single" w:sz="4" w:color="000000" w:space="0"/>
-            </w:tcBorders>
-          </w:tcPr>
-          <w:p>
-            <w:pPr>
-              <w:spacing w:line="240" w:lineRule="auto"/>
-            </w:pPr>
-            <w:r>
-              <w:rPr>
-                <w:rFonts w:ascii="Arial" w:hAnsi="Arial" w:eastAsia="Arial"/>
-                <w:b w:val="0"/>
-                <w:i w:val="0"/>
-                <w:color w:val="000000"/>
-                <w:sz w:val="14"/>
-              </w:rPr>
-            </w:r>
-            <w:r>
-              <w:rPr>
-                <w:rFonts w:ascii="Arial" w:hAnsi="Arial" w:eastAsia="Arial"/>
-                <w:b w:val="0"/>
-                <w:i w:val="0"/>
-                <w:color w:val="000000"/>
-                <w:sz w:val="14"/>
-              </w:rPr>
-              <w:t>Soybean source excerpt</w:t>
-            </w:r>
-          </w:p>
-        </w:tc>
-        <w:tc>
-          <w:tcPr>
-            <w:tcW w:type="dxa" w:w="2261"/>
-            <w:tcBorders>
-              <w:top w:val="single" w:sz="4" w:color="000000" w:space="0"/>
-              <w:left w:val="single" w:sz="4" w:color="000000" w:space="0"/>
-              <w:bottom w:val="single" w:sz="4" w:color="000000" w:space="0"/>
-              <w:right w:val="single" w:sz="4" w:color="000000" w:space="0"/>
-              <w:insideH w:val="single" w:sz="4" w:color="000000" w:space="0"/>
-              <w:insideV w:val="single" w:sz="4" w:color="000000" w:space="0"/>
-            </w:tcBorders>
-          </w:tcPr>
-          <w:p>
-            <w:pPr>
-              <w:spacing w:line="240" w:lineRule="auto"/>
-            </w:pPr>
-            <w:r>
-              <w:rPr>
-                <w:rFonts w:ascii="Arial" w:hAnsi="Arial" w:eastAsia="Arial"/>
-                <w:b w:val="0"/>
-                <w:i w:val="0"/>
-                <w:color w:val="000000"/>
-                <w:sz w:val="14"/>
-              </w:rPr>
-            </w:r>
-            <w:r>
-              <w:rPr>
-                <w:rFonts w:ascii="Arial" w:hAnsi="Arial" w:eastAsia="Arial"/>
-                <w:b w:val="0"/>
-                <w:i w:val="0"/>
-                <w:color w:val="000000"/>
-                <w:sz w:val="14"/>
-              </w:rPr>
-              <w:t>839</w:t>
-            </w:r>
-          </w:p>
-        </w:tc>
-        <w:tc>
-          <w:tcPr>
-            <w:tcW w:type="dxa" w:w="2261"/>
-            <w:tcBorders>
-              <w:top w:val="single" w:sz="4" w:color="000000" w:space="0"/>
-              <w:left w:val="single" w:sz="4" w:color="000000" w:space="0"/>
-              <w:bottom w:val="single" w:sz="4" w:color="000000" w:space="0"/>
-              <w:right w:val="single" w:sz="4" w:color="000000" w:space="0"/>
-              <w:insideH w:val="single" w:sz="4" w:color="000000" w:space="0"/>
-              <w:insideV w:val="single" w:sz="4" w:color="000000" w:space="0"/>
-            </w:tcBorders>
-          </w:tcPr>
-          <w:p>
-            <w:pPr>
-              <w:spacing w:line="240" w:lineRule="auto"/>
-            </w:pPr>
-            <w:r>
-              <w:rPr>
-                <w:rFonts w:ascii="Arial" w:hAnsi="Arial" w:eastAsia="Arial"/>
-                <w:b w:val="0"/>
-                <w:i w:val="0"/>
-                <w:color w:val="000000"/>
-                <w:sz w:val="14"/>
-              </w:rPr>
-            </w:r>
-            <w:r>
-              <w:rPr>
-                <w:rFonts w:ascii="Arial" w:hAnsi="Arial" w:eastAsia="Arial"/>
-                <w:b w:val="0"/>
-                <w:i w:val="0"/>
-                <w:color w:val="000000"/>
-                <w:sz w:val="14"/>
-              </w:rPr>
-              <w:t>0</w:t>
-            </w:r>
-          </w:p>
-        </w:tc>
-        <w:tc>
-          <w:tcPr>
-            <w:tcW w:type="dxa" w:w="2261"/>
-            <w:tcBorders>
-              <w:top w:val="single" w:sz="4" w:color="000000" w:space="0"/>
-              <w:left w:val="single" w:sz="4" w:color="000000" w:space="0"/>
-              <w:bottom w:val="single" w:sz="4" w:color="000000" w:space="0"/>
-              <w:right w:val="single" w:sz="4" w:color="000000" w:space="0"/>
-              <w:insideH w:val="single" w:sz="4" w:color="000000" w:space="0"/>
-              <w:insideV w:val="single" w:sz="4" w:color="000000" w:space="0"/>
-            </w:tcBorders>
-          </w:tcPr>
-          <w:p>
-            <w:pPr>
-              <w:spacing w:line="240" w:lineRule="auto"/>
-            </w:pPr>
-            <w:r>
-              <w:rPr>
-                <w:rFonts w:ascii="Arial" w:hAnsi="Arial" w:eastAsia="Arial"/>
-                <w:b w:val="0"/>
-                <w:i w:val="0"/>
-                <w:color w:val="000000"/>
-                <w:sz w:val="14"/>
-              </w:rPr>
-            </w:r>
-            <w:r>
-              <w:rPr>
-                <w:rFonts w:ascii="Arial" w:hAnsi="Arial" w:eastAsia="Arial"/>
-                <w:b w:val="0"/>
-                <w:i w:val="0"/>
-                <w:color w:val="000000"/>
-                <w:sz w:val="14"/>
-              </w:rPr>
-              <w:t>0</w:t>
-            </w:r>
-          </w:p>
-        </w:tc>
-      </w:tr>
-      <w:tr>
-        <w:tc>
-          <w:tcPr>
-            <w:tcW w:type="dxa" w:w="2261"/>
-            <w:tcBorders>
-              <w:top w:val="single" w:sz="4" w:color="000000" w:space="0"/>
-              <w:left w:val="single" w:sz="4" w:color="000000" w:space="0"/>
-              <w:bottom w:val="single" w:sz="4" w:color="000000" w:space="0"/>
-              <w:right w:val="single" w:sz="4" w:color="000000" w:space="0"/>
-              <w:insideH w:val="single" w:sz="4" w:color="000000" w:space="0"/>
-              <w:insideV w:val="single" w:sz="4" w:color="000000" w:space="0"/>
-            </w:tcBorders>
-          </w:tcPr>
-          <w:p>
-            <w:pPr>
-              <w:spacing w:line="240" w:lineRule="auto"/>
-            </w:pPr>
-            <w:r>
-              <w:rPr>
-                <w:rFonts w:ascii="Arial" w:hAnsi="Arial" w:eastAsia="Arial"/>
-                <w:b w:val="0"/>
-                <w:i w:val="0"/>
-                <w:color w:val="000000"/>
-                <w:sz w:val="14"/>
-              </w:rPr>
-            </w:r>
-            <w:r>
-              <w:rPr>
-                <w:rFonts w:ascii="Arial" w:hAnsi="Arial" w:eastAsia="Arial"/>
-                <w:b w:val="0"/>
-                <w:i w:val="0"/>
-                <w:color w:val="000000"/>
-                <w:sz w:val="14"/>
-              </w:rPr>
-              <w:t>Soybean full annotation</w:t>
-            </w:r>
-          </w:p>
-        </w:tc>
-        <w:tc>
-          <w:tcPr>
-            <w:tcW w:type="dxa" w:w="2261"/>
-            <w:tcBorders>
-              <w:top w:val="single" w:sz="4" w:color="000000" w:space="0"/>
-              <w:left w:val="single" w:sz="4" w:color="000000" w:space="0"/>
-              <w:bottom w:val="single" w:sz="4" w:color="000000" w:space="0"/>
-              <w:right w:val="single" w:sz="4" w:color="000000" w:space="0"/>
-              <w:insideH w:val="single" w:sz="4" w:color="000000" w:space="0"/>
-              <w:insideV w:val="single" w:sz="4" w:color="000000" w:space="0"/>
-            </w:tcBorders>
-          </w:tcPr>
-          <w:p>
-            <w:pPr>
-              <w:spacing w:line="240" w:lineRule="auto"/>
-            </w:pPr>
-            <w:r>
-              <w:rPr>
-                <w:rFonts w:ascii="Arial" w:hAnsi="Arial" w:eastAsia="Arial"/>
-                <w:b w:val="0"/>
-                <w:i w:val="0"/>
-                <w:color w:val="000000"/>
-                <w:sz w:val="14"/>
-              </w:rPr>
-            </w:r>
-            <w:r>
-              <w:rPr>
-                <w:rFonts w:ascii="Arial" w:hAnsi="Arial" w:eastAsia="Arial"/>
-                <w:b w:val="0"/>
-                <w:i w:val="0"/>
-                <w:color w:val="000000"/>
-                <w:sz w:val="14"/>
-              </w:rPr>
-              <w:t>1,324,199</w:t>
-            </w:r>
-          </w:p>
-        </w:tc>
-        <w:tc>
-          <w:tcPr>
-            <w:tcW w:type="dxa" w:w="2261"/>
-            <w:tcBorders>
-              <w:top w:val="single" w:sz="4" w:color="000000" w:space="0"/>
-              <w:left w:val="single" w:sz="4" w:color="000000" w:space="0"/>
-              <w:bottom w:val="single" w:sz="4" w:color="000000" w:space="0"/>
-              <w:right w:val="single" w:sz="4" w:color="000000" w:space="0"/>
-              <w:insideH w:val="single" w:sz="4" w:color="000000" w:space="0"/>
-              <w:insideV w:val="single" w:sz="4" w:color="000000" w:space="0"/>
-            </w:tcBorders>
-          </w:tcPr>
-          <w:p>
-            <w:pPr>
-              <w:spacing w:line="240" w:lineRule="auto"/>
-            </w:pPr>
-            <w:r>
-              <w:rPr>
-                <w:rFonts w:ascii="Arial" w:hAnsi="Arial" w:eastAsia="Arial"/>
-                <w:b w:val="0"/>
-                <w:i w:val="0"/>
-                <w:color w:val="000000"/>
-                <w:sz w:val="14"/>
-              </w:rPr>
-            </w:r>
-            <w:r>
-              <w:rPr>
-                <w:rFonts w:ascii="Arial" w:hAnsi="Arial" w:eastAsia="Arial"/>
-                <w:b w:val="0"/>
-                <w:i w:val="0"/>
-                <w:color w:val="000000"/>
-                <w:sz w:val="14"/>
-              </w:rPr>
-              <w:t>0</w:t>
-            </w:r>
-          </w:p>
-        </w:tc>
-        <w:tc>
-          <w:tcPr>
-            <w:tcW w:type="dxa" w:w="2261"/>
-            <w:tcBorders>
-              <w:top w:val="single" w:sz="4" w:color="000000" w:space="0"/>
-              <w:left w:val="single" w:sz="4" w:color="000000" w:space="0"/>
-              <w:bottom w:val="single" w:sz="4" w:color="000000" w:space="0"/>
-              <w:right w:val="single" w:sz="4" w:color="000000" w:space="0"/>
-              <w:insideH w:val="single" w:sz="4" w:color="000000" w:space="0"/>
-              <w:insideV w:val="single" w:sz="4" w:color="000000" w:space="0"/>
-            </w:tcBorders>
-          </w:tcPr>
-          <w:p>
-            <w:pPr>
-              <w:spacing w:line="240" w:lineRule="auto"/>
-            </w:pPr>
-            <w:r>
-              <w:rPr>
-                <w:rFonts w:ascii="Arial" w:hAnsi="Arial" w:eastAsia="Arial"/>
-                <w:b w:val="0"/>
-                <w:i w:val="0"/>
-                <w:color w:val="000000"/>
-                <w:sz w:val="14"/>
-              </w:rPr>
-            </w:r>
-            <w:r>
-              <w:rPr>
-                <w:rFonts w:ascii="Arial" w:hAnsi="Arial" w:eastAsia="Arial"/>
-                <w:b w:val="0"/>
-                <w:i w:val="0"/>
-                <w:color w:val="000000"/>
-                <w:sz w:val="14"/>
-              </w:rPr>
-              <w:t>0</w:t>
-            </w:r>
-          </w:p>
-        </w:tc>
-      </w:tr>
-      <w:tr>
-        <w:tc>
-          <w:tcPr>
-            <w:tcW w:type="dxa" w:w="2261"/>
-            <w:tcBorders>
-              <w:top w:val="single" w:sz="4" w:color="000000" w:space="0"/>
-              <w:left w:val="single" w:sz="4" w:color="000000" w:space="0"/>
-              <w:bottom w:val="single" w:sz="4" w:color="000000" w:space="0"/>
-              <w:right w:val="single" w:sz="4" w:color="000000" w:space="0"/>
-              <w:insideH w:val="single" w:sz="4" w:color="000000" w:space="0"/>
-              <w:insideV w:val="single" w:sz="4" w:color="000000" w:space="0"/>
-            </w:tcBorders>
-          </w:tcPr>
-          <w:p>
-            <w:pPr>
-              <w:spacing w:line="240" w:lineRule="auto"/>
-            </w:pPr>
-            <w:r>
-              <w:rPr>
-                <w:rFonts w:ascii="Arial" w:hAnsi="Arial" w:eastAsia="Arial"/>
-                <w:b w:val="0"/>
-                <w:i w:val="0"/>
-                <w:color w:val="000000"/>
-                <w:sz w:val="14"/>
-              </w:rPr>
-            </w:r>
-            <w:r>
-              <w:rPr>
-                <w:rFonts w:ascii="Arial" w:hAnsi="Arial" w:eastAsia="Arial"/>
-                <w:b w:val="0"/>
-                <w:i w:val="0"/>
-                <w:color w:val="000000"/>
-                <w:sz w:val="14"/>
-              </w:rPr>
-              <w:t>Total</w:t>
-            </w:r>
-          </w:p>
-        </w:tc>
-        <w:tc>
-          <w:tcPr>
-            <w:tcW w:type="dxa" w:w="2261"/>
-            <w:tcBorders>
-              <w:top w:val="single" w:sz="4" w:color="000000" w:space="0"/>
-              <w:left w:val="single" w:sz="4" w:color="000000" w:space="0"/>
-              <w:bottom w:val="single" w:sz="4" w:color="000000" w:space="0"/>
-              <w:right w:val="single" w:sz="4" w:color="000000" w:space="0"/>
-              <w:insideH w:val="single" w:sz="4" w:color="000000" w:space="0"/>
-              <w:insideV w:val="single" w:sz="4" w:color="000000" w:space="0"/>
-            </w:tcBorders>
-          </w:tcPr>
-          <w:p>
-            <w:pPr>
-              <w:spacing w:line="240" w:lineRule="auto"/>
-            </w:pPr>
-            <w:r>
-              <w:rPr>
-                <w:rFonts w:ascii="Arial" w:hAnsi="Arial" w:eastAsia="Arial"/>
-                <w:b w:val="0"/>
-                <w:i w:val="0"/>
-                <w:color w:val="000000"/>
-                <w:sz w:val="14"/>
-              </w:rPr>
-            </w:r>
-            <w:r>
-              <w:rPr>
-                <w:rFonts w:ascii="Arial" w:hAnsi="Arial" w:eastAsia="Arial"/>
-                <w:b w:val="0"/>
-                <w:i w:val="0"/>
-                <w:color w:val="000000"/>
-                <w:sz w:val="14"/>
-              </w:rPr>
-              <w:t>4,641,758</w:t>
-            </w:r>
-          </w:p>
-        </w:tc>
-        <w:tc>
-          <w:tcPr>
-            <w:tcW w:type="dxa" w:w="2261"/>
-            <w:tcBorders>
-              <w:top w:val="single" w:sz="4" w:color="000000" w:space="0"/>
-              <w:left w:val="single" w:sz="4" w:color="000000" w:space="0"/>
-              <w:bottom w:val="single" w:sz="4" w:color="000000" w:space="0"/>
-              <w:right w:val="single" w:sz="4" w:color="000000" w:space="0"/>
-              <w:insideH w:val="single" w:sz="4" w:color="000000" w:space="0"/>
-              <w:insideV w:val="single" w:sz="4" w:color="000000" w:space="0"/>
-            </w:tcBorders>
-          </w:tcPr>
-          <w:p>
-            <w:pPr>
-              <w:spacing w:line="240" w:lineRule="auto"/>
-            </w:pPr>
-            <w:r>
-              <w:rPr>
-                <w:rFonts w:ascii="Arial" w:hAnsi="Arial" w:eastAsia="Arial"/>
-                <w:b w:val="0"/>
-                <w:i w:val="0"/>
-                <w:color w:val="000000"/>
-                <w:sz w:val="14"/>
-              </w:rPr>
-            </w:r>
-            <w:r>
-              <w:rPr>
-                <w:rFonts w:ascii="Arial" w:hAnsi="Arial" w:eastAsia="Arial"/>
-                <w:b w:val="0"/>
-                <w:i w:val="0"/>
-                <w:color w:val="000000"/>
-                <w:sz w:val="14"/>
-              </w:rPr>
-              <w:t>0</w:t>
-            </w:r>
-          </w:p>
-        </w:tc>
-        <w:tc>
-          <w:tcPr>
-            <w:tcW w:type="dxa" w:w="2261"/>
-            <w:tcBorders>
-              <w:top w:val="single" w:sz="4" w:color="000000" w:space="0"/>
-              <w:left w:val="single" w:sz="4" w:color="000000" w:space="0"/>
-              <w:bottom w:val="single" w:sz="4" w:color="000000" w:space="0"/>
-              <w:right w:val="single" w:sz="4" w:color="000000" w:space="0"/>
-              <w:insideH w:val="single" w:sz="4" w:color="000000" w:space="0"/>
-              <w:insideV w:val="single" w:sz="4" w:color="000000" w:space="0"/>
-            </w:tcBorders>
-          </w:tcPr>
-          <w:p>
-            <w:pPr>
-              <w:spacing w:line="240" w:lineRule="auto"/>
-            </w:pPr>
-            <w:r>
-              <w:rPr>
-                <w:rFonts w:ascii="Arial" w:hAnsi="Arial" w:eastAsia="Arial"/>
-                <w:b w:val="0"/>
-                <w:i w:val="0"/>
-                <w:color w:val="000000"/>
-                <w:sz w:val="14"/>
-              </w:rPr>
-            </w:r>
-            <w:r>
-              <w:rPr>
-                <w:rFonts w:ascii="Arial" w:hAnsi="Arial" w:eastAsia="Arial"/>
-                <w:b w:val="0"/>
-                <w:i w:val="0"/>
-                <w:color w:val="000000"/>
-                <w:sz w:val="14"/>
-              </w:rPr>
-              <w:t>0</w:t>
-            </w:r>
-          </w:p>
-        </w:tc>
-      </w:tr>
-    </w:tbl>
     <w:p>
       <w:r>
-        <w:t>Tuple fields include recognized gene, transcript, exon, CDS, and UTR type, explicit parent relation, sequence ID, strand, and exact coordinates. The validator documents ignored or unsupported source feature types separately.</w:t>
+        <w:t>Tables S1–S4 are supplied in Supporting_Tables.xlsx, one worksheet per table: species and data coverage (S1), structural tuple inventories (S2), public expression inputs and output (S3), and additional module checks (S4). Counts, accessions, denominators and scope limits are retained from the source tables.</w:t>
       </w:r>
     </w:p>
     <w:p>
@@ -2950,2161 +183,12 @@
         <w:spacing w:line="240" w:lineRule="auto"/>
       </w:pPr>
       <w:r>
-        <w:rPr>
-          <w:rFonts w:ascii="Arial" w:hAnsi="Arial"/>
-          <w:b w:val="0"/>
-          <w:i w:val="0"/>
-          <w:color w:val="000000"/>
-          <w:sz w:val="14"/>
-        </w:rPr>
-        <w:t>Table S3. Public expression quantification inputs and output</w:t>
-      </w:r>
-    </w:p>
-    <w:tbl>
-      <w:tblPr>
-        <w:tblStyle w:val="TableGrid"/>
-        <w:tblW w:type="auto" w:w="0"/>
-        <w:tblLayout w:type="fixed"/>
-        <w:tblLook w:firstColumn="1" w:firstRow="1" w:lastColumn="0" w:lastRow="0" w:noHBand="0" w:noVBand="1" w:val="04A0"/>
-        <w:tblInd w:w="114" w:type="dxa"/>
-      </w:tblPr>
-      <w:tblGrid>
-        <w:gridCol w:w="4521"/>
-        <w:gridCol w:w="4521"/>
-      </w:tblGrid>
-      <w:tr>
-        <w:trPr>
-          <w:tblHeader w:val="true"/>
-        </w:trPr>
-        <w:tc>
-          <w:tcPr>
-            <w:tcW w:type="dxa" w:w="4521"/>
-            <w:shd w:fill="F0F2F3"/>
-            <w:tcBorders>
-              <w:top w:val="single" w:sz="4" w:color="000000" w:space="0"/>
-              <w:left w:val="single" w:sz="4" w:color="000000" w:space="0"/>
-              <w:bottom w:val="single" w:sz="4" w:color="000000" w:space="0"/>
-              <w:right w:val="single" w:sz="4" w:color="000000" w:space="0"/>
-              <w:insideH w:val="single" w:sz="4" w:color="000000" w:space="0"/>
-              <w:insideV w:val="single" w:sz="4" w:color="000000" w:space="0"/>
-            </w:tcBorders>
-          </w:tcPr>
-          <w:p>
-            <w:pPr>
-              <w:spacing w:line="240" w:lineRule="auto"/>
-            </w:pPr>
-            <w:r>
-              <w:rPr>
-                <w:rFonts w:ascii="Arial" w:hAnsi="Arial" w:eastAsia="Arial"/>
-                <w:b w:val="0"/>
-                <w:i w:val="0"/>
-                <w:color w:val="000000"/>
-                <w:sz w:val="14"/>
-              </w:rPr>
-            </w:r>
-            <w:r>
-              <w:rPr>
-                <w:rFonts w:ascii="Arial" w:hAnsi="Arial" w:eastAsia="Arial"/>
-                <w:b w:val="0"/>
-                <w:i w:val="0"/>
-                <w:color w:val="000000"/>
-                <w:sz w:val="14"/>
-              </w:rPr>
-              <w:t>Field</w:t>
-            </w:r>
-          </w:p>
-        </w:tc>
-        <w:tc>
-          <w:tcPr>
-            <w:tcW w:type="dxa" w:w="4521"/>
-            <w:shd w:fill="F0F2F3"/>
-            <w:tcBorders>
-              <w:top w:val="single" w:sz="4" w:color="000000" w:space="0"/>
-              <w:left w:val="single" w:sz="4" w:color="000000" w:space="0"/>
-              <w:bottom w:val="single" w:sz="4" w:color="000000" w:space="0"/>
-              <w:right w:val="single" w:sz="4" w:color="000000" w:space="0"/>
-              <w:insideH w:val="single" w:sz="4" w:color="000000" w:space="0"/>
-              <w:insideV w:val="single" w:sz="4" w:color="000000" w:space="0"/>
-            </w:tcBorders>
-          </w:tcPr>
-          <w:p>
-            <w:pPr>
-              <w:spacing w:line="240" w:lineRule="auto"/>
-            </w:pPr>
-            <w:r>
-              <w:rPr>
-                <w:rFonts w:ascii="Arial" w:hAnsi="Arial" w:eastAsia="Arial"/>
-                <w:b w:val="0"/>
-                <w:i w:val="0"/>
-                <w:color w:val="000000"/>
-                <w:sz w:val="14"/>
-              </w:rPr>
-            </w:r>
-            <w:r>
-              <w:rPr>
-                <w:rFonts w:ascii="Arial" w:hAnsi="Arial" w:eastAsia="Arial"/>
-                <w:b w:val="0"/>
-                <w:i w:val="0"/>
-                <w:color w:val="000000"/>
-                <w:sz w:val="14"/>
-              </w:rPr>
-              <w:t>Value</w:t>
-            </w:r>
-          </w:p>
-        </w:tc>
-      </w:tr>
-      <w:tr>
-        <w:tc>
-          <w:tcPr>
-            <w:tcW w:type="dxa" w:w="4521"/>
-            <w:tcBorders>
-              <w:top w:val="single" w:sz="4" w:color="000000" w:space="0"/>
-              <w:left w:val="single" w:sz="4" w:color="000000" w:space="0"/>
-              <w:bottom w:val="single" w:sz="4" w:color="000000" w:space="0"/>
-              <w:right w:val="single" w:sz="4" w:color="000000" w:space="0"/>
-              <w:insideH w:val="single" w:sz="4" w:color="000000" w:space="0"/>
-              <w:insideV w:val="single" w:sz="4" w:color="000000" w:space="0"/>
-            </w:tcBorders>
-          </w:tcPr>
-          <w:p>
-            <w:pPr>
-              <w:spacing w:line="240" w:lineRule="auto"/>
-            </w:pPr>
-            <w:r>
-              <w:rPr>
-                <w:rFonts w:ascii="Arial" w:hAnsi="Arial" w:eastAsia="Arial"/>
-                <w:b w:val="0"/>
-                <w:i w:val="0"/>
-                <w:color w:val="000000"/>
-                <w:sz w:val="14"/>
-              </w:rPr>
-            </w:r>
-            <w:r>
-              <w:rPr>
-                <w:rFonts w:ascii="Arial" w:hAnsi="Arial" w:eastAsia="Arial"/>
-                <w:b w:val="0"/>
-                <w:i w:val="0"/>
-                <w:color w:val="000000"/>
-                <w:sz w:val="14"/>
-              </w:rPr>
-              <w:t>BioProject</w:t>
-            </w:r>
-          </w:p>
-        </w:tc>
-        <w:tc>
-          <w:tcPr>
-            <w:tcW w:type="dxa" w:w="4521"/>
-            <w:tcBorders>
-              <w:top w:val="single" w:sz="4" w:color="000000" w:space="0"/>
-              <w:left w:val="single" w:sz="4" w:color="000000" w:space="0"/>
-              <w:bottom w:val="single" w:sz="4" w:color="000000" w:space="0"/>
-              <w:right w:val="single" w:sz="4" w:color="000000" w:space="0"/>
-              <w:insideH w:val="single" w:sz="4" w:color="000000" w:space="0"/>
-              <w:insideV w:val="single" w:sz="4" w:color="000000" w:space="0"/>
-            </w:tcBorders>
-          </w:tcPr>
-          <w:p>
-            <w:pPr>
-              <w:spacing w:line="240" w:lineRule="auto"/>
-            </w:pPr>
-            <w:r>
-              <w:rPr>
-                <w:rFonts w:ascii="Arial" w:hAnsi="Arial" w:eastAsia="Arial"/>
-                <w:b w:val="0"/>
-                <w:i w:val="0"/>
-                <w:color w:val="000000"/>
-                <w:sz w:val="14"/>
-              </w:rPr>
-            </w:r>
-            <w:r>
-              <w:rPr>
-                <w:rFonts w:ascii="Arial" w:hAnsi="Arial" w:eastAsia="Arial"/>
-                <w:b w:val="0"/>
-                <w:i w:val="0"/>
-                <w:color w:val="000000"/>
-                <w:sz w:val="14"/>
-              </w:rPr>
-              <w:t>PRJNA765494</w:t>
-            </w:r>
-          </w:p>
-        </w:tc>
-      </w:tr>
-      <w:tr>
-        <w:tc>
-          <w:tcPr>
-            <w:tcW w:type="dxa" w:w="4521"/>
-            <w:tcBorders>
-              <w:top w:val="single" w:sz="4" w:color="000000" w:space="0"/>
-              <w:left w:val="single" w:sz="4" w:color="000000" w:space="0"/>
-              <w:bottom w:val="single" w:sz="4" w:color="000000" w:space="0"/>
-              <w:right w:val="single" w:sz="4" w:color="000000" w:space="0"/>
-              <w:insideH w:val="single" w:sz="4" w:color="000000" w:space="0"/>
-              <w:insideV w:val="single" w:sz="4" w:color="000000" w:space="0"/>
-            </w:tcBorders>
-          </w:tcPr>
-          <w:p>
-            <w:pPr>
-              <w:spacing w:line="240" w:lineRule="auto"/>
-            </w:pPr>
-            <w:r>
-              <w:rPr>
-                <w:rFonts w:ascii="Arial" w:hAnsi="Arial" w:eastAsia="Arial"/>
-                <w:b w:val="0"/>
-                <w:i w:val="0"/>
-                <w:color w:val="000000"/>
-                <w:sz w:val="14"/>
-              </w:rPr>
-            </w:r>
-            <w:r>
-              <w:rPr>
-                <w:rFonts w:ascii="Arial" w:hAnsi="Arial" w:eastAsia="Arial"/>
-                <w:b w:val="0"/>
-                <w:i w:val="0"/>
-                <w:color w:val="000000"/>
-                <w:sz w:val="14"/>
-              </w:rPr>
-              <w:t>Genotype / developmental stage</w:t>
-            </w:r>
-          </w:p>
-        </w:tc>
-        <w:tc>
-          <w:tcPr>
-            <w:tcW w:type="dxa" w:w="4521"/>
-            <w:tcBorders>
-              <w:top w:val="single" w:sz="4" w:color="000000" w:space="0"/>
-              <w:left w:val="single" w:sz="4" w:color="000000" w:space="0"/>
-              <w:bottom w:val="single" w:sz="4" w:color="000000" w:space="0"/>
-              <w:right w:val="single" w:sz="4" w:color="000000" w:space="0"/>
-              <w:insideH w:val="single" w:sz="4" w:color="000000" w:space="0"/>
-              <w:insideV w:val="single" w:sz="4" w:color="000000" w:space="0"/>
-            </w:tcBorders>
-          </w:tcPr>
-          <w:p>
-            <w:pPr>
-              <w:spacing w:line="240" w:lineRule="auto"/>
-            </w:pPr>
-            <w:r>
-              <w:rPr>
-                <w:rFonts w:ascii="Arial" w:hAnsi="Arial" w:eastAsia="Arial"/>
-                <w:b w:val="0"/>
-                <w:i w:val="0"/>
-                <w:color w:val="000000"/>
-                <w:sz w:val="14"/>
-              </w:rPr>
-            </w:r>
-            <w:r>
-              <w:rPr>
-                <w:rFonts w:ascii="Arial" w:hAnsi="Arial" w:eastAsia="Arial"/>
-                <w:b w:val="0"/>
-                <w:i w:val="0"/>
-                <w:color w:val="000000"/>
-                <w:sz w:val="14"/>
-              </w:rPr>
-              <w:t>IC426787; 5 days post anthesis</w:t>
-            </w:r>
-          </w:p>
-        </w:tc>
-      </w:tr>
-      <w:tr>
-        <w:tc>
-          <w:tcPr>
-            <w:tcW w:type="dxa" w:w="4521"/>
-            <w:tcBorders>
-              <w:top w:val="single" w:sz="4" w:color="000000" w:space="0"/>
-              <w:left w:val="single" w:sz="4" w:color="000000" w:space="0"/>
-              <w:bottom w:val="single" w:sz="4" w:color="000000" w:space="0"/>
-              <w:right w:val="single" w:sz="4" w:color="000000" w:space="0"/>
-              <w:insideH w:val="single" w:sz="4" w:color="000000" w:space="0"/>
-              <w:insideV w:val="single" w:sz="4" w:color="000000" w:space="0"/>
-            </w:tcBorders>
-          </w:tcPr>
-          <w:p>
-            <w:pPr>
-              <w:spacing w:line="240" w:lineRule="auto"/>
-            </w:pPr>
-            <w:r>
-              <w:rPr>
-                <w:rFonts w:ascii="Arial" w:hAnsi="Arial" w:eastAsia="Arial"/>
-                <w:b w:val="0"/>
-                <w:i w:val="0"/>
-                <w:color w:val="000000"/>
-                <w:sz w:val="14"/>
-              </w:rPr>
-            </w:r>
-            <w:r>
-              <w:rPr>
-                <w:rFonts w:ascii="Arial" w:hAnsi="Arial" w:eastAsia="Arial"/>
-                <w:b w:val="0"/>
-                <w:i w:val="0"/>
-                <w:color w:val="000000"/>
-                <w:sz w:val="14"/>
-              </w:rPr>
-              <w:t>Runs</w:t>
-            </w:r>
-          </w:p>
-        </w:tc>
-        <w:tc>
-          <w:tcPr>
-            <w:tcW w:type="dxa" w:w="4521"/>
-            <w:tcBorders>
-              <w:top w:val="single" w:sz="4" w:color="000000" w:space="0"/>
-              <w:left w:val="single" w:sz="4" w:color="000000" w:space="0"/>
-              <w:bottom w:val="single" w:sz="4" w:color="000000" w:space="0"/>
-              <w:right w:val="single" w:sz="4" w:color="000000" w:space="0"/>
-              <w:insideH w:val="single" w:sz="4" w:color="000000" w:space="0"/>
-              <w:insideV w:val="single" w:sz="4" w:color="000000" w:space="0"/>
-            </w:tcBorders>
-          </w:tcPr>
-          <w:p>
-            <w:pPr>
-              <w:spacing w:line="240" w:lineRule="auto"/>
-            </w:pPr>
-            <w:r>
-              <w:rPr>
-                <w:rFonts w:ascii="Arial" w:hAnsi="Arial" w:eastAsia="Arial"/>
-                <w:b w:val="0"/>
-                <w:i w:val="0"/>
-                <w:color w:val="000000"/>
-                <w:sz w:val="14"/>
-              </w:rPr>
-            </w:r>
-            <w:r>
-              <w:rPr>
-                <w:rFonts w:ascii="Arial" w:hAnsi="Arial" w:eastAsia="Arial"/>
-                <w:b w:val="0"/>
-                <w:i w:val="0"/>
-                <w:color w:val="000000"/>
-                <w:sz w:val="14"/>
-              </w:rPr>
-              <w:t>SRR16122599, SRR16122608, SRR16122607</w:t>
-            </w:r>
-          </w:p>
-        </w:tc>
-      </w:tr>
-      <w:tr>
-        <w:tc>
-          <w:tcPr>
-            <w:tcW w:type="dxa" w:w="4521"/>
-            <w:tcBorders>
-              <w:top w:val="single" w:sz="4" w:color="000000" w:space="0"/>
-              <w:left w:val="single" w:sz="4" w:color="000000" w:space="0"/>
-              <w:bottom w:val="single" w:sz="4" w:color="000000" w:space="0"/>
-              <w:right w:val="single" w:sz="4" w:color="000000" w:space="0"/>
-              <w:insideH w:val="single" w:sz="4" w:color="000000" w:space="0"/>
-              <w:insideV w:val="single" w:sz="4" w:color="000000" w:space="0"/>
-            </w:tcBorders>
-          </w:tcPr>
-          <w:p>
-            <w:pPr>
-              <w:spacing w:line="240" w:lineRule="auto"/>
-            </w:pPr>
-            <w:r>
-              <w:rPr>
-                <w:rFonts w:ascii="Arial" w:hAnsi="Arial" w:eastAsia="Arial"/>
-                <w:b w:val="0"/>
-                <w:i w:val="0"/>
-                <w:color w:val="000000"/>
-                <w:sz w:val="14"/>
-              </w:rPr>
-            </w:r>
-            <w:r>
-              <w:rPr>
-                <w:rFonts w:ascii="Arial" w:hAnsi="Arial" w:eastAsia="Arial"/>
-                <w:b w:val="0"/>
-                <w:i w:val="0"/>
-                <w:color w:val="000000"/>
-                <w:sz w:val="14"/>
-              </w:rPr>
-              <w:t>Assembly / cultivar</w:t>
-            </w:r>
-          </w:p>
-        </w:tc>
-        <w:tc>
-          <w:tcPr>
-            <w:tcW w:type="dxa" w:w="4521"/>
-            <w:tcBorders>
-              <w:top w:val="single" w:sz="4" w:color="000000" w:space="0"/>
-              <w:left w:val="single" w:sz="4" w:color="000000" w:space="0"/>
-              <w:bottom w:val="single" w:sz="4" w:color="000000" w:space="0"/>
-              <w:right w:val="single" w:sz="4" w:color="000000" w:space="0"/>
-              <w:insideH w:val="single" w:sz="4" w:color="000000" w:space="0"/>
-              <w:insideV w:val="single" w:sz="4" w:color="000000" w:space="0"/>
-            </w:tcBorders>
-          </w:tcPr>
-          <w:p>
-            <w:pPr>
-              <w:spacing w:line="240" w:lineRule="auto"/>
-            </w:pPr>
-            <w:r>
-              <w:rPr>
-                <w:rFonts w:ascii="Arial" w:hAnsi="Arial" w:eastAsia="Arial"/>
-                <w:b w:val="0"/>
-                <w:i w:val="0"/>
-                <w:color w:val="000000"/>
-                <w:sz w:val="14"/>
-              </w:rPr>
-            </w:r>
-            <w:r>
-              <w:rPr>
-                <w:rFonts w:ascii="Arial" w:hAnsi="Arial" w:eastAsia="Arial"/>
-                <w:b w:val="0"/>
-                <w:i w:val="0"/>
-                <w:color w:val="000000"/>
-                <w:sz w:val="14"/>
-              </w:rPr>
-              <w:t>GCF_029865625.1 / Vumbellata_1.0 / VRB3</w:t>
-            </w:r>
-          </w:p>
-        </w:tc>
-      </w:tr>
-      <w:tr>
-        <w:tc>
-          <w:tcPr>
-            <w:tcW w:type="dxa" w:w="4521"/>
-            <w:tcBorders>
-              <w:top w:val="single" w:sz="4" w:color="000000" w:space="0"/>
-              <w:left w:val="single" w:sz="4" w:color="000000" w:space="0"/>
-              <w:bottom w:val="single" w:sz="4" w:color="000000" w:space="0"/>
-              <w:right w:val="single" w:sz="4" w:color="000000" w:space="0"/>
-              <w:insideH w:val="single" w:sz="4" w:color="000000" w:space="0"/>
-              <w:insideV w:val="single" w:sz="4" w:color="000000" w:space="0"/>
-            </w:tcBorders>
-          </w:tcPr>
-          <w:p>
-            <w:pPr>
-              <w:spacing w:line="240" w:lineRule="auto"/>
-            </w:pPr>
-            <w:r>
-              <w:rPr>
-                <w:rFonts w:ascii="Arial" w:hAnsi="Arial" w:eastAsia="Arial"/>
-                <w:b w:val="0"/>
-                <w:i w:val="0"/>
-                <w:color w:val="000000"/>
-                <w:sz w:val="14"/>
-              </w:rPr>
-            </w:r>
-            <w:r>
-              <w:rPr>
-                <w:rFonts w:ascii="Arial" w:hAnsi="Arial" w:eastAsia="Arial"/>
-                <w:b w:val="0"/>
-                <w:i w:val="0"/>
-                <w:color w:val="000000"/>
-                <w:sz w:val="14"/>
-              </w:rPr>
-              <w:t>Annotation release</w:t>
-            </w:r>
-          </w:p>
-        </w:tc>
-        <w:tc>
-          <w:tcPr>
-            <w:tcW w:type="dxa" w:w="4521"/>
-            <w:tcBorders>
-              <w:top w:val="single" w:sz="4" w:color="000000" w:space="0"/>
-              <w:left w:val="single" w:sz="4" w:color="000000" w:space="0"/>
-              <w:bottom w:val="single" w:sz="4" w:color="000000" w:space="0"/>
-              <w:right w:val="single" w:sz="4" w:color="000000" w:space="0"/>
-              <w:insideH w:val="single" w:sz="4" w:color="000000" w:space="0"/>
-              <w:insideV w:val="single" w:sz="4" w:color="000000" w:space="0"/>
-            </w:tcBorders>
-          </w:tcPr>
-          <w:p>
-            <w:pPr>
-              <w:spacing w:line="240" w:lineRule="auto"/>
-            </w:pPr>
-            <w:r>
-              <w:rPr>
-                <w:rFonts w:ascii="Arial" w:hAnsi="Arial" w:eastAsia="Arial"/>
-                <w:b w:val="0"/>
-                <w:i w:val="0"/>
-                <w:color w:val="000000"/>
-                <w:sz w:val="14"/>
-              </w:rPr>
-            </w:r>
-            <w:r>
-              <w:rPr>
-                <w:rFonts w:ascii="Arial" w:hAnsi="Arial" w:eastAsia="Arial"/>
-                <w:b w:val="0"/>
-                <w:i w:val="0"/>
-                <w:color w:val="000000"/>
-                <w:sz w:val="14"/>
-              </w:rPr>
-              <w:t>GCF_029865625.1-RS_2026_09</w:t>
-            </w:r>
-          </w:p>
-        </w:tc>
-      </w:tr>
-      <w:tr>
-        <w:tc>
-          <w:tcPr>
-            <w:tcW w:type="dxa" w:w="4521"/>
-            <w:tcBorders>
-              <w:top w:val="single" w:sz="4" w:color="000000" w:space="0"/>
-              <w:left w:val="single" w:sz="4" w:color="000000" w:space="0"/>
-              <w:bottom w:val="single" w:sz="4" w:color="000000" w:space="0"/>
-              <w:right w:val="single" w:sz="4" w:color="000000" w:space="0"/>
-              <w:insideH w:val="single" w:sz="4" w:color="000000" w:space="0"/>
-              <w:insideV w:val="single" w:sz="4" w:color="000000" w:space="0"/>
-            </w:tcBorders>
-          </w:tcPr>
-          <w:p>
-            <w:pPr>
-              <w:spacing w:line="240" w:lineRule="auto"/>
-            </w:pPr>
-            <w:r>
-              <w:rPr>
-                <w:rFonts w:ascii="Arial" w:hAnsi="Arial" w:eastAsia="Arial"/>
-                <w:b w:val="0"/>
-                <w:i w:val="0"/>
-                <w:color w:val="000000"/>
-                <w:sz w:val="14"/>
-              </w:rPr>
-            </w:r>
-            <w:r>
-              <w:rPr>
-                <w:rFonts w:ascii="Arial" w:hAnsi="Arial" w:eastAsia="Arial"/>
-                <w:b w:val="0"/>
-                <w:i w:val="0"/>
-                <w:color w:val="000000"/>
-                <w:sz w:val="14"/>
-              </w:rPr>
-              <w:t>Quantifier</w:t>
-            </w:r>
-          </w:p>
-        </w:tc>
-        <w:tc>
-          <w:tcPr>
-            <w:tcW w:type="dxa" w:w="4521"/>
-            <w:tcBorders>
-              <w:top w:val="single" w:sz="4" w:color="000000" w:space="0"/>
-              <w:left w:val="single" w:sz="4" w:color="000000" w:space="0"/>
-              <w:bottom w:val="single" w:sz="4" w:color="000000" w:space="0"/>
-              <w:right w:val="single" w:sz="4" w:color="000000" w:space="0"/>
-              <w:insideH w:val="single" w:sz="4" w:color="000000" w:space="0"/>
-              <w:insideV w:val="single" w:sz="4" w:color="000000" w:space="0"/>
-            </w:tcBorders>
-          </w:tcPr>
-          <w:p>
-            <w:pPr>
-              <w:spacing w:line="240" w:lineRule="auto"/>
-            </w:pPr>
-            <w:r>
-              <w:rPr>
-                <w:rFonts w:ascii="Arial" w:hAnsi="Arial" w:eastAsia="Arial"/>
-                <w:b w:val="0"/>
-                <w:i w:val="0"/>
-                <w:color w:val="000000"/>
-                <w:sz w:val="14"/>
-              </w:rPr>
-            </w:r>
-            <w:r>
-              <w:rPr>
-                <w:rFonts w:ascii="Arial" w:hAnsi="Arial" w:eastAsia="Arial"/>
-                <w:b w:val="0"/>
-                <w:i w:val="0"/>
-                <w:color w:val="000000"/>
-                <w:sz w:val="14"/>
-              </w:rPr>
-              <w:t>Salmon 2.8.0; selective alignment; k-mer length 31</w:t>
-            </w:r>
-          </w:p>
-        </w:tc>
-      </w:tr>
-      <w:tr>
-        <w:tc>
-          <w:tcPr>
-            <w:tcW w:type="dxa" w:w="4521"/>
-            <w:tcBorders>
-              <w:top w:val="single" w:sz="4" w:color="000000" w:space="0"/>
-              <w:left w:val="single" w:sz="4" w:color="000000" w:space="0"/>
-              <w:bottom w:val="single" w:sz="4" w:color="000000" w:space="0"/>
-              <w:right w:val="single" w:sz="4" w:color="000000" w:space="0"/>
-              <w:insideH w:val="single" w:sz="4" w:color="000000" w:space="0"/>
-              <w:insideV w:val="single" w:sz="4" w:color="000000" w:space="0"/>
-            </w:tcBorders>
-          </w:tcPr>
-          <w:p>
-            <w:pPr>
-              <w:spacing w:line="240" w:lineRule="auto"/>
-            </w:pPr>
-            <w:r>
-              <w:rPr>
-                <w:rFonts w:ascii="Arial" w:hAnsi="Arial" w:eastAsia="Arial"/>
-                <w:b w:val="0"/>
-                <w:i w:val="0"/>
-                <w:color w:val="000000"/>
-                <w:sz w:val="14"/>
-              </w:rPr>
-            </w:r>
-            <w:r>
-              <w:rPr>
-                <w:rFonts w:ascii="Arial" w:hAnsi="Arial" w:eastAsia="Arial"/>
-                <w:b w:val="0"/>
-                <w:i w:val="0"/>
-                <w:color w:val="000000"/>
-                <w:sz w:val="14"/>
-              </w:rPr>
-              <w:t>Reference transcript count</w:t>
-            </w:r>
-          </w:p>
-        </w:tc>
-        <w:tc>
-          <w:tcPr>
-            <w:tcW w:type="dxa" w:w="4521"/>
-            <w:tcBorders>
-              <w:top w:val="single" w:sz="4" w:color="000000" w:space="0"/>
-              <w:left w:val="single" w:sz="4" w:color="000000" w:space="0"/>
-              <w:bottom w:val="single" w:sz="4" w:color="000000" w:space="0"/>
-              <w:right w:val="single" w:sz="4" w:color="000000" w:space="0"/>
-              <w:insideH w:val="single" w:sz="4" w:color="000000" w:space="0"/>
-              <w:insideV w:val="single" w:sz="4" w:color="000000" w:space="0"/>
-            </w:tcBorders>
-          </w:tcPr>
-          <w:p>
-            <w:pPr>
-              <w:spacing w:line="240" w:lineRule="auto"/>
-            </w:pPr>
-            <w:r>
-              <w:rPr>
-                <w:rFonts w:ascii="Arial" w:hAnsi="Arial" w:eastAsia="Arial"/>
-                <w:b w:val="0"/>
-                <w:i w:val="0"/>
-                <w:color w:val="000000"/>
-                <w:sz w:val="14"/>
-              </w:rPr>
-            </w:r>
-            <w:r>
-              <w:rPr>
-                <w:rFonts w:ascii="Arial" w:hAnsi="Arial" w:eastAsia="Arial"/>
-                <w:b w:val="0"/>
-                <w:i w:val="0"/>
-                <w:color w:val="000000"/>
-                <w:sz w:val="14"/>
-              </w:rPr>
-              <w:t>54,178; RefSeq RNA FASTA SHA-256 in public-expression-manifest.json</w:t>
-            </w:r>
-          </w:p>
-        </w:tc>
-      </w:tr>
-      <w:tr>
-        <w:tc>
-          <w:tcPr>
-            <w:tcW w:type="dxa" w:w="4521"/>
-            <w:tcBorders>
-              <w:top w:val="single" w:sz="4" w:color="000000" w:space="0"/>
-              <w:left w:val="single" w:sz="4" w:color="000000" w:space="0"/>
-              <w:bottom w:val="single" w:sz="4" w:color="000000" w:space="0"/>
-              <w:right w:val="single" w:sz="4" w:color="000000" w:space="0"/>
-              <w:insideH w:val="single" w:sz="4" w:color="000000" w:space="0"/>
-              <w:insideV w:val="single" w:sz="4" w:color="000000" w:space="0"/>
-            </w:tcBorders>
-          </w:tcPr>
-          <w:p>
-            <w:pPr>
-              <w:spacing w:line="240" w:lineRule="auto"/>
-            </w:pPr>
-            <w:r>
-              <w:rPr>
-                <w:rFonts w:ascii="Arial" w:hAnsi="Arial" w:eastAsia="Arial"/>
-                <w:b w:val="0"/>
-                <w:i w:val="0"/>
-                <w:color w:val="000000"/>
-                <w:sz w:val="14"/>
-              </w:rPr>
-            </w:r>
-            <w:r>
-              <w:rPr>
-                <w:rFonts w:ascii="Arial" w:hAnsi="Arial" w:eastAsia="Arial"/>
-                <w:b w:val="0"/>
-                <w:i w:val="0"/>
-                <w:color w:val="000000"/>
-                <w:sz w:val="14"/>
-              </w:rPr>
-              <w:t>Distinct GFF3 parent genes / matrix rows</w:t>
-            </w:r>
-          </w:p>
-        </w:tc>
-        <w:tc>
-          <w:tcPr>
-            <w:tcW w:type="dxa" w:w="4521"/>
-            <w:tcBorders>
-              <w:top w:val="single" w:sz="4" w:color="000000" w:space="0"/>
-              <w:left w:val="single" w:sz="4" w:color="000000" w:space="0"/>
-              <w:bottom w:val="single" w:sz="4" w:color="000000" w:space="0"/>
-              <w:right w:val="single" w:sz="4" w:color="000000" w:space="0"/>
-              <w:insideH w:val="single" w:sz="4" w:color="000000" w:space="0"/>
-              <w:insideV w:val="single" w:sz="4" w:color="000000" w:space="0"/>
-            </w:tcBorders>
-          </w:tcPr>
-          <w:p>
-            <w:pPr>
-              <w:spacing w:line="240" w:lineRule="auto"/>
-            </w:pPr>
-            <w:r>
-              <w:rPr>
-                <w:rFonts w:ascii="Arial" w:hAnsi="Arial" w:eastAsia="Arial"/>
-                <w:b w:val="0"/>
-                <w:i w:val="0"/>
-                <w:color w:val="000000"/>
-                <w:sz w:val="14"/>
-              </w:rPr>
-            </w:r>
-            <w:r>
-              <w:rPr>
-                <w:rFonts w:ascii="Arial" w:hAnsi="Arial" w:eastAsia="Arial"/>
-                <w:b w:val="0"/>
-                <w:i w:val="0"/>
-                <w:color w:val="000000"/>
-                <w:sz w:val="14"/>
-              </w:rPr>
-              <w:t>36,754 distinct parent genes / 34,914 matrix rows</w:t>
-            </w:r>
-          </w:p>
-        </w:tc>
-      </w:tr>
-      <w:tr>
-        <w:tc>
-          <w:tcPr>
-            <w:tcW w:type="dxa" w:w="4521"/>
-            <w:tcBorders>
-              <w:top w:val="single" w:sz="4" w:color="000000" w:space="0"/>
-              <w:left w:val="single" w:sz="4" w:color="000000" w:space="0"/>
-              <w:bottom w:val="single" w:sz="4" w:color="000000" w:space="0"/>
-              <w:right w:val="single" w:sz="4" w:color="000000" w:space="0"/>
-              <w:insideH w:val="single" w:sz="4" w:color="000000" w:space="0"/>
-              <w:insideV w:val="single" w:sz="4" w:color="000000" w:space="0"/>
-            </w:tcBorders>
-          </w:tcPr>
-          <w:p>
-            <w:pPr>
-              <w:spacing w:line="240" w:lineRule="auto"/>
-            </w:pPr>
-            <w:r>
-              <w:rPr>
-                <w:rFonts w:ascii="Arial" w:hAnsi="Arial" w:eastAsia="Arial"/>
-                <w:b w:val="0"/>
-                <w:i w:val="0"/>
-                <w:color w:val="000000"/>
-                <w:sz w:val="14"/>
-              </w:rPr>
-            </w:r>
-            <w:r>
-              <w:rPr>
-                <w:rFonts w:ascii="Arial" w:hAnsi="Arial" w:eastAsia="Arial"/>
-                <w:b w:val="0"/>
-                <w:i w:val="0"/>
-                <w:color w:val="000000"/>
-                <w:sz w:val="14"/>
-              </w:rPr>
-              <w:t>Exact annotation ID matches</w:t>
-            </w:r>
-          </w:p>
-        </w:tc>
-        <w:tc>
-          <w:tcPr>
-            <w:tcW w:type="dxa" w:w="4521"/>
-            <w:tcBorders>
-              <w:top w:val="single" w:sz="4" w:color="000000" w:space="0"/>
-              <w:left w:val="single" w:sz="4" w:color="000000" w:space="0"/>
-              <w:bottom w:val="single" w:sz="4" w:color="000000" w:space="0"/>
-              <w:right w:val="single" w:sz="4" w:color="000000" w:space="0"/>
-              <w:insideH w:val="single" w:sz="4" w:color="000000" w:space="0"/>
-              <w:insideV w:val="single" w:sz="4" w:color="000000" w:space="0"/>
-            </w:tcBorders>
-          </w:tcPr>
-          <w:p>
-            <w:pPr>
-              <w:spacing w:line="240" w:lineRule="auto"/>
-            </w:pPr>
-            <w:r>
-              <w:rPr>
-                <w:rFonts w:ascii="Arial" w:hAnsi="Arial" w:eastAsia="Arial"/>
-                <w:b w:val="0"/>
-                <w:i w:val="0"/>
-                <w:color w:val="000000"/>
-                <w:sz w:val="14"/>
-              </w:rPr>
-            </w:r>
-            <w:r>
-              <w:rPr>
-                <w:rFonts w:ascii="Arial" w:hAnsi="Arial" w:eastAsia="Arial"/>
-                <w:b w:val="0"/>
-                <w:i w:val="0"/>
-                <w:color w:val="000000"/>
-                <w:sz w:val="14"/>
-              </w:rPr>
-              <w:t>34,914 of 34,914 matrix IDs; 0 unmatched</w:t>
-            </w:r>
-          </w:p>
-        </w:tc>
-      </w:tr>
-      <w:tr>
-        <w:tc>
-          <w:tcPr>
-            <w:tcW w:type="dxa" w:w="4521"/>
-            <w:tcBorders>
-              <w:top w:val="single" w:sz="4" w:color="000000" w:space="0"/>
-              <w:left w:val="single" w:sz="4" w:color="000000" w:space="0"/>
-              <w:bottom w:val="single" w:sz="4" w:color="000000" w:space="0"/>
-              <w:right w:val="single" w:sz="4" w:color="000000" w:space="0"/>
-              <w:insideH w:val="single" w:sz="4" w:color="000000" w:space="0"/>
-              <w:insideV w:val="single" w:sz="4" w:color="000000" w:space="0"/>
-            </w:tcBorders>
-          </w:tcPr>
-          <w:p>
-            <w:pPr>
-              <w:spacing w:line="240" w:lineRule="auto"/>
-            </w:pPr>
-            <w:r>
-              <w:rPr>
-                <w:rFonts w:ascii="Arial" w:hAnsi="Arial" w:eastAsia="Arial"/>
-                <w:b w:val="0"/>
-                <w:i w:val="0"/>
-                <w:color w:val="000000"/>
-                <w:sz w:val="14"/>
-              </w:rPr>
-            </w:r>
-            <w:r>
-              <w:rPr>
-                <w:rFonts w:ascii="Arial" w:hAnsi="Arial" w:eastAsia="Arial"/>
-                <w:b w:val="0"/>
-                <w:i w:val="0"/>
-                <w:color w:val="000000"/>
-                <w:sz w:val="14"/>
-              </w:rPr>
-              <w:t>Missing / invalid cells</w:t>
-            </w:r>
-          </w:p>
-        </w:tc>
-        <w:tc>
-          <w:tcPr>
-            <w:tcW w:type="dxa" w:w="4521"/>
-            <w:tcBorders>
-              <w:top w:val="single" w:sz="4" w:color="000000" w:space="0"/>
-              <w:left w:val="single" w:sz="4" w:color="000000" w:space="0"/>
-              <w:bottom w:val="single" w:sz="4" w:color="000000" w:space="0"/>
-              <w:right w:val="single" w:sz="4" w:color="000000" w:space="0"/>
-              <w:insideH w:val="single" w:sz="4" w:color="000000" w:space="0"/>
-              <w:insideV w:val="single" w:sz="4" w:color="000000" w:space="0"/>
-            </w:tcBorders>
-          </w:tcPr>
-          <w:p>
-            <w:pPr>
-              <w:spacing w:line="240" w:lineRule="auto"/>
-            </w:pPr>
-            <w:r>
-              <w:rPr>
-                <w:rFonts w:ascii="Arial" w:hAnsi="Arial" w:eastAsia="Arial"/>
-                <w:b w:val="0"/>
-                <w:i w:val="0"/>
-                <w:color w:val="000000"/>
-                <w:sz w:val="14"/>
-              </w:rPr>
-            </w:r>
-            <w:r>
-              <w:rPr>
-                <w:rFonts w:ascii="Arial" w:hAnsi="Arial" w:eastAsia="Arial"/>
-                <w:b w:val="0"/>
-                <w:i w:val="0"/>
-                <w:color w:val="000000"/>
-                <w:sz w:val="14"/>
-              </w:rPr>
-              <w:t>0 / 0</w:t>
-            </w:r>
-          </w:p>
-        </w:tc>
-      </w:tr>
-      <w:tr>
-        <w:tc>
-          <w:tcPr>
-            <w:tcW w:type="dxa" w:w="4521"/>
-            <w:tcBorders>
-              <w:top w:val="single" w:sz="4" w:color="000000" w:space="0"/>
-              <w:left w:val="single" w:sz="4" w:color="000000" w:space="0"/>
-              <w:bottom w:val="single" w:sz="4" w:color="000000" w:space="0"/>
-              <w:right w:val="single" w:sz="4" w:color="000000" w:space="0"/>
-              <w:insideH w:val="single" w:sz="4" w:color="000000" w:space="0"/>
-              <w:insideV w:val="single" w:sz="4" w:color="000000" w:space="0"/>
-            </w:tcBorders>
-          </w:tcPr>
-          <w:p>
-            <w:pPr>
-              <w:spacing w:line="240" w:lineRule="auto"/>
-            </w:pPr>
-            <w:r>
-              <w:rPr>
-                <w:rFonts w:ascii="Arial" w:hAnsi="Arial" w:eastAsia="Arial"/>
-                <w:b w:val="0"/>
-                <w:i w:val="0"/>
-                <w:color w:val="000000"/>
-                <w:sz w:val="14"/>
-              </w:rPr>
-            </w:r>
-            <w:r>
-              <w:rPr>
-                <w:rFonts w:ascii="Arial" w:hAnsi="Arial" w:eastAsia="Arial"/>
-                <w:b w:val="0"/>
-                <w:i w:val="0"/>
-                <w:color w:val="000000"/>
-                <w:sz w:val="14"/>
-              </w:rPr>
-              <w:t>TPM column sums</w:t>
-            </w:r>
-          </w:p>
-        </w:tc>
-        <w:tc>
-          <w:tcPr>
-            <w:tcW w:type="dxa" w:w="4521"/>
-            <w:tcBorders>
-              <w:top w:val="single" w:sz="4" w:color="000000" w:space="0"/>
-              <w:left w:val="single" w:sz="4" w:color="000000" w:space="0"/>
-              <w:bottom w:val="single" w:sz="4" w:color="000000" w:space="0"/>
-              <w:right w:val="single" w:sz="4" w:color="000000" w:space="0"/>
-              <w:insideH w:val="single" w:sz="4" w:color="000000" w:space="0"/>
-              <w:insideV w:val="single" w:sz="4" w:color="000000" w:space="0"/>
-            </w:tcBorders>
-          </w:tcPr>
-          <w:p>
-            <w:pPr>
-              <w:spacing w:line="240" w:lineRule="auto"/>
-            </w:pPr>
-            <w:r>
-              <w:rPr>
-                <w:rFonts w:ascii="Arial" w:hAnsi="Arial" w:eastAsia="Arial"/>
-                <w:b w:val="0"/>
-                <w:i w:val="0"/>
-                <w:color w:val="000000"/>
-                <w:sz w:val="14"/>
-              </w:rPr>
-            </w:r>
-            <w:r>
-              <w:rPr>
-                <w:rFonts w:ascii="Arial" w:hAnsi="Arial" w:eastAsia="Arial"/>
-                <w:b w:val="0"/>
-                <w:i w:val="0"/>
-                <w:color w:val="000000"/>
-                <w:sz w:val="14"/>
-              </w:rPr>
-              <w:t>1,000,000.000034; 999,999.999897; 999,999.999951</w:t>
-            </w:r>
-          </w:p>
-        </w:tc>
-      </w:tr>
-      <w:tr>
-        <w:tc>
-          <w:tcPr>
-            <w:tcW w:type="dxa" w:w="4521"/>
-            <w:tcBorders>
-              <w:top w:val="single" w:sz="4" w:color="000000" w:space="0"/>
-              <w:left w:val="single" w:sz="4" w:color="000000" w:space="0"/>
-              <w:bottom w:val="single" w:sz="4" w:color="000000" w:space="0"/>
-              <w:right w:val="single" w:sz="4" w:color="000000" w:space="0"/>
-              <w:insideH w:val="single" w:sz="4" w:color="000000" w:space="0"/>
-              <w:insideV w:val="single" w:sz="4" w:color="000000" w:space="0"/>
-            </w:tcBorders>
-          </w:tcPr>
-          <w:p>
-            <w:pPr>
-              <w:spacing w:line="240" w:lineRule="auto"/>
-            </w:pPr>
-            <w:r>
-              <w:rPr>
-                <w:rFonts w:ascii="Arial" w:hAnsi="Arial" w:eastAsia="Arial"/>
-                <w:b w:val="0"/>
-                <w:i w:val="0"/>
-                <w:color w:val="000000"/>
-                <w:sz w:val="14"/>
-              </w:rPr>
-            </w:r>
-            <w:r>
-              <w:rPr>
-                <w:rFonts w:ascii="Arial" w:hAnsi="Arial" w:eastAsia="Arial"/>
-                <w:b w:val="0"/>
-                <w:i w:val="0"/>
-                <w:color w:val="000000"/>
-                <w:sz w:val="14"/>
-              </w:rPr>
-              <w:t>Interpretive limit</w:t>
-            </w:r>
-          </w:p>
-        </w:tc>
-        <w:tc>
-          <w:tcPr>
-            <w:tcW w:type="dxa" w:w="4521"/>
-            <w:tcBorders>
-              <w:top w:val="single" w:sz="4" w:color="000000" w:space="0"/>
-              <w:left w:val="single" w:sz="4" w:color="000000" w:space="0"/>
-              <w:bottom w:val="single" w:sz="4" w:color="000000" w:space="0"/>
-              <w:right w:val="single" w:sz="4" w:color="000000" w:space="0"/>
-              <w:insideH w:val="single" w:sz="4" w:color="000000" w:space="0"/>
-              <w:insideV w:val="single" w:sz="4" w:color="000000" w:space="0"/>
-            </w:tcBorders>
-          </w:tcPr>
-          <w:p>
-            <w:pPr>
-              <w:spacing w:line="240" w:lineRule="auto"/>
-            </w:pPr>
-            <w:r>
-              <w:rPr>
-                <w:rFonts w:ascii="Arial" w:hAnsi="Arial" w:eastAsia="Arial"/>
-                <w:b w:val="0"/>
-                <w:i w:val="0"/>
-                <w:color w:val="000000"/>
-                <w:sz w:val="14"/>
-              </w:rPr>
-            </w:r>
-            <w:r>
-              <w:rPr>
-                <w:rFonts w:ascii="Arial" w:hAnsi="Arial" w:eastAsia="Arial"/>
-                <w:b w:val="0"/>
-                <w:i w:val="0"/>
-                <w:color w:val="000000"/>
-                <w:sz w:val="14"/>
-              </w:rPr>
-              <w:t>Genotype differs from reference cultivar; import and identifier compatibility only; no differential-expression inference</w:t>
-            </w:r>
-          </w:p>
-        </w:tc>
-      </w:tr>
-    </w:tbl>
-    <w:p>
-      <w:pPr>
-        <w:pStyle w:val="Heading1"/>
-        <w:spacing w:line="240" w:lineRule="auto"/>
-      </w:pPr>
-      <w:r>
-        <w:rPr>
-          <w:rFonts w:ascii="Arial" w:hAnsi="Arial"/>
-          <w:b w:val="0"/>
-          <w:i w:val="0"/>
-          <w:color w:val="000000"/>
-          <w:sz w:val="14"/>
-        </w:rPr>
-        <w:t>Table S4. Additional module validation panels</w:t>
-      </w:r>
-    </w:p>
-    <w:tbl>
-      <w:tblPr>
-        <w:tblStyle w:val="TableGrid"/>
-        <w:tblW w:type="auto" w:w="0"/>
-        <w:tblLayout w:type="fixed"/>
-        <w:tblLook w:firstColumn="1" w:firstRow="1" w:lastColumn="0" w:lastRow="0" w:noHBand="0" w:noVBand="1" w:val="04A0"/>
-        <w:tblInd w:w="114" w:type="dxa"/>
-      </w:tblPr>
-      <w:tblGrid>
-        <w:gridCol w:w="2261"/>
-        <w:gridCol w:w="2261"/>
-        <w:gridCol w:w="2261"/>
-        <w:gridCol w:w="2261"/>
-      </w:tblGrid>
-      <w:tr>
-        <w:trPr>
-          <w:tblHeader w:val="true"/>
-        </w:trPr>
-        <w:tc>
-          <w:tcPr>
-            <w:tcW w:type="dxa" w:w="2261"/>
-            <w:shd w:fill="F0F2F3"/>
-            <w:tcBorders>
-              <w:top w:val="single" w:sz="4" w:color="000000" w:space="0"/>
-              <w:left w:val="single" w:sz="4" w:color="000000" w:space="0"/>
-              <w:bottom w:val="single" w:sz="4" w:color="000000" w:space="0"/>
-              <w:right w:val="single" w:sz="4" w:color="000000" w:space="0"/>
-              <w:insideH w:val="single" w:sz="4" w:color="000000" w:space="0"/>
-              <w:insideV w:val="single" w:sz="4" w:color="000000" w:space="0"/>
-            </w:tcBorders>
-          </w:tcPr>
-          <w:p>
-            <w:pPr>
-              <w:spacing w:line="240" w:lineRule="auto"/>
-            </w:pPr>
-            <w:r>
-              <w:rPr>
-                <w:rFonts w:ascii="Arial" w:hAnsi="Arial" w:eastAsia="Arial"/>
-                <w:b w:val="0"/>
-                <w:i w:val="0"/>
-                <w:color w:val="000000"/>
-                <w:sz w:val="14"/>
-              </w:rPr>
-            </w:r>
-            <w:r>
-              <w:rPr>
-                <w:rFonts w:ascii="Arial" w:hAnsi="Arial" w:eastAsia="Arial"/>
-                <w:b w:val="0"/>
-                <w:i w:val="0"/>
-                <w:color w:val="000000"/>
-                <w:sz w:val="14"/>
-              </w:rPr>
-              <w:t>Function</w:t>
-            </w:r>
-          </w:p>
-        </w:tc>
-        <w:tc>
-          <w:tcPr>
-            <w:tcW w:type="dxa" w:w="2261"/>
-            <w:shd w:fill="F0F2F3"/>
-            <w:tcBorders>
-              <w:top w:val="single" w:sz="4" w:color="000000" w:space="0"/>
-              <w:left w:val="single" w:sz="4" w:color="000000" w:space="0"/>
-              <w:bottom w:val="single" w:sz="4" w:color="000000" w:space="0"/>
-              <w:right w:val="single" w:sz="4" w:color="000000" w:space="0"/>
-              <w:insideH w:val="single" w:sz="4" w:color="000000" w:space="0"/>
-              <w:insideV w:val="single" w:sz="4" w:color="000000" w:space="0"/>
-            </w:tcBorders>
-          </w:tcPr>
-          <w:p>
-            <w:pPr>
-              <w:spacing w:line="240" w:lineRule="auto"/>
-            </w:pPr>
-            <w:r>
-              <w:rPr>
-                <w:rFonts w:ascii="Arial" w:hAnsi="Arial" w:eastAsia="Arial"/>
-                <w:b w:val="0"/>
-                <w:i w:val="0"/>
-                <w:color w:val="000000"/>
-                <w:sz w:val="14"/>
-              </w:rPr>
-            </w:r>
-            <w:r>
-              <w:rPr>
-                <w:rFonts w:ascii="Arial" w:hAnsi="Arial" w:eastAsia="Arial"/>
-                <w:b w:val="0"/>
-                <w:i w:val="0"/>
-                <w:color w:val="000000"/>
-                <w:sz w:val="14"/>
-              </w:rPr>
-              <w:t>Independent reference</w:t>
-            </w:r>
-          </w:p>
-        </w:tc>
-        <w:tc>
-          <w:tcPr>
-            <w:tcW w:type="dxa" w:w="2261"/>
-            <w:shd w:fill="F0F2F3"/>
-            <w:tcBorders>
-              <w:top w:val="single" w:sz="4" w:color="000000" w:space="0"/>
-              <w:left w:val="single" w:sz="4" w:color="000000" w:space="0"/>
-              <w:bottom w:val="single" w:sz="4" w:color="000000" w:space="0"/>
-              <w:right w:val="single" w:sz="4" w:color="000000" w:space="0"/>
-              <w:insideH w:val="single" w:sz="4" w:color="000000" w:space="0"/>
-              <w:insideV w:val="single" w:sz="4" w:color="000000" w:space="0"/>
-            </w:tcBorders>
-          </w:tcPr>
-          <w:p>
-            <w:pPr>
-              <w:spacing w:line="240" w:lineRule="auto"/>
-            </w:pPr>
-            <w:r>
-              <w:rPr>
-                <w:rFonts w:ascii="Arial" w:hAnsi="Arial" w:eastAsia="Arial"/>
-                <w:b w:val="0"/>
-                <w:i w:val="0"/>
-                <w:color w:val="000000"/>
-                <w:sz w:val="14"/>
-              </w:rPr>
-            </w:r>
-            <w:r>
-              <w:rPr>
-                <w:rFonts w:ascii="Arial" w:hAnsi="Arial" w:eastAsia="Arial"/>
-                <w:b w:val="0"/>
-                <w:i w:val="0"/>
-                <w:color w:val="000000"/>
-                <w:sz w:val="14"/>
-              </w:rPr>
-              <w:t>Observed result</w:t>
-            </w:r>
-          </w:p>
-        </w:tc>
-        <w:tc>
-          <w:tcPr>
-            <w:tcW w:type="dxa" w:w="2261"/>
-            <w:shd w:fill="F0F2F3"/>
-            <w:tcBorders>
-              <w:top w:val="single" w:sz="4" w:color="000000" w:space="0"/>
-              <w:left w:val="single" w:sz="4" w:color="000000" w:space="0"/>
-              <w:bottom w:val="single" w:sz="4" w:color="000000" w:space="0"/>
-              <w:right w:val="single" w:sz="4" w:color="000000" w:space="0"/>
-              <w:insideH w:val="single" w:sz="4" w:color="000000" w:space="0"/>
-              <w:insideV w:val="single" w:sz="4" w:color="000000" w:space="0"/>
-            </w:tcBorders>
-          </w:tcPr>
-          <w:p>
-            <w:pPr>
-              <w:spacing w:line="240" w:lineRule="auto"/>
-            </w:pPr>
-            <w:r>
-              <w:rPr>
-                <w:rFonts w:ascii="Arial" w:hAnsi="Arial" w:eastAsia="Arial"/>
-                <w:b w:val="0"/>
-                <w:i w:val="0"/>
-                <w:color w:val="000000"/>
-                <w:sz w:val="14"/>
-              </w:rPr>
-            </w:r>
-            <w:r>
-              <w:rPr>
-                <w:rFonts w:ascii="Arial" w:hAnsi="Arial" w:eastAsia="Arial"/>
-                <w:b w:val="0"/>
-                <w:i w:val="0"/>
-                <w:color w:val="000000"/>
-                <w:sz w:val="14"/>
-              </w:rPr>
-              <w:t>Scope limit</w:t>
-            </w:r>
-          </w:p>
-        </w:tc>
-      </w:tr>
-      <w:tr>
-        <w:tc>
-          <w:tcPr>
-            <w:tcW w:type="dxa" w:w="2261"/>
-            <w:tcBorders>
-              <w:top w:val="single" w:sz="4" w:color="000000" w:space="0"/>
-              <w:left w:val="single" w:sz="4" w:color="000000" w:space="0"/>
-              <w:bottom w:val="single" w:sz="4" w:color="000000" w:space="0"/>
-              <w:right w:val="single" w:sz="4" w:color="000000" w:space="0"/>
-              <w:insideH w:val="single" w:sz="4" w:color="000000" w:space="0"/>
-              <w:insideV w:val="single" w:sz="4" w:color="000000" w:space="0"/>
-            </w:tcBorders>
-          </w:tcPr>
-          <w:p>
-            <w:pPr>
-              <w:spacing w:line="240" w:lineRule="auto"/>
-            </w:pPr>
-            <w:r>
-              <w:rPr>
-                <w:rFonts w:ascii="Arial" w:hAnsi="Arial" w:eastAsia="Arial"/>
-                <w:b w:val="0"/>
-                <w:i w:val="0"/>
-                <w:color w:val="000000"/>
-                <w:sz w:val="14"/>
-              </w:rPr>
-            </w:r>
-            <w:r>
-              <w:rPr>
-                <w:rFonts w:ascii="Arial" w:hAnsi="Arial" w:eastAsia="Arial"/>
-                <w:b w:val="0"/>
-                <w:i w:val="0"/>
-                <w:color w:val="000000"/>
-                <w:sz w:val="14"/>
-              </w:rPr>
-              <w:t>Promoter extraction</w:t>
-            </w:r>
-          </w:p>
-        </w:tc>
-        <w:tc>
-          <w:tcPr>
-            <w:tcW w:type="dxa" w:w="2261"/>
-            <w:tcBorders>
-              <w:top w:val="single" w:sz="4" w:color="000000" w:space="0"/>
-              <w:left w:val="single" w:sz="4" w:color="000000" w:space="0"/>
-              <w:bottom w:val="single" w:sz="4" w:color="000000" w:space="0"/>
-              <w:right w:val="single" w:sz="4" w:color="000000" w:space="0"/>
-              <w:insideH w:val="single" w:sz="4" w:color="000000" w:space="0"/>
-              <w:insideV w:val="single" w:sz="4" w:color="000000" w:space="0"/>
-            </w:tcBorders>
-          </w:tcPr>
-          <w:p>
-            <w:pPr>
-              <w:spacing w:line="240" w:lineRule="auto"/>
-            </w:pPr>
-            <w:r>
-              <w:rPr>
-                <w:rFonts w:ascii="Arial" w:hAnsi="Arial" w:eastAsia="Arial"/>
-                <w:b w:val="0"/>
-                <w:i w:val="0"/>
-                <w:color w:val="000000"/>
-                <w:sz w:val="14"/>
-              </w:rPr>
-            </w:r>
-            <w:r>
-              <w:rPr>
-                <w:rFonts w:ascii="Arial" w:hAnsi="Arial" w:eastAsia="Arial"/>
-                <w:b w:val="0"/>
-                <w:i w:val="0"/>
-                <w:color w:val="000000"/>
-                <w:sz w:val="14"/>
-              </w:rPr>
-              <w:t>Direct 1-based inclusive FASTA slicing and reverse complement; bedtools 2.31.1</w:t>
-            </w:r>
-          </w:p>
-        </w:tc>
-        <w:tc>
-          <w:tcPr>
-            <w:tcW w:type="dxa" w:w="2261"/>
-            <w:tcBorders>
-              <w:top w:val="single" w:sz="4" w:color="000000" w:space="0"/>
-              <w:left w:val="single" w:sz="4" w:color="000000" w:space="0"/>
-              <w:bottom w:val="single" w:sz="4" w:color="000000" w:space="0"/>
-              <w:right w:val="single" w:sz="4" w:color="000000" w:space="0"/>
-              <w:insideH w:val="single" w:sz="4" w:color="000000" w:space="0"/>
-              <w:insideV w:val="single" w:sz="4" w:color="000000" w:space="0"/>
-            </w:tcBorders>
-          </w:tcPr>
-          <w:p>
-            <w:pPr>
-              <w:spacing w:line="240" w:lineRule="auto"/>
-            </w:pPr>
-            <w:r>
-              <w:rPr>
-                <w:rFonts w:ascii="Arial" w:hAnsi="Arial" w:eastAsia="Arial"/>
-                <w:b w:val="0"/>
-                <w:i w:val="0"/>
-                <w:color w:val="000000"/>
-                <w:sz w:val="14"/>
-              </w:rPr>
-            </w:r>
-            <w:r>
-              <w:rPr>
-                <w:rFonts w:ascii="Arial" w:hAnsi="Arial" w:eastAsia="Arial"/>
-                <w:b w:val="0"/>
-                <w:i w:val="0"/>
-                <w:color w:val="000000"/>
-                <w:sz w:val="14"/>
-              </w:rPr>
-              <w:t>8/8 exact sequences, 2,200 bp each, both strands represented</w:t>
-            </w:r>
-          </w:p>
-        </w:tc>
-        <w:tc>
-          <w:tcPr>
-            <w:tcW w:type="dxa" w:w="2261"/>
-            <w:tcBorders>
-              <w:top w:val="single" w:sz="4" w:color="000000" w:space="0"/>
-              <w:left w:val="single" w:sz="4" w:color="000000" w:space="0"/>
-              <w:bottom w:val="single" w:sz="4" w:color="000000" w:space="0"/>
-              <w:right w:val="single" w:sz="4" w:color="000000" w:space="0"/>
-              <w:insideH w:val="single" w:sz="4" w:color="000000" w:space="0"/>
-              <w:insideV w:val="single" w:sz="4" w:color="000000" w:space="0"/>
-            </w:tcBorders>
-          </w:tcPr>
-          <w:p>
-            <w:pPr>
-              <w:spacing w:line="240" w:lineRule="auto"/>
-            </w:pPr>
-            <w:r>
-              <w:rPr>
-                <w:rFonts w:ascii="Arial" w:hAnsi="Arial" w:eastAsia="Arial"/>
-                <w:b w:val="0"/>
-                <w:i w:val="0"/>
-                <w:color w:val="000000"/>
-                <w:sz w:val="14"/>
-              </w:rPr>
-            </w:r>
-            <w:r>
-              <w:rPr>
-                <w:rFonts w:ascii="Arial" w:hAnsi="Arial" w:eastAsia="Arial"/>
-                <w:b w:val="0"/>
-                <w:i w:val="0"/>
-                <w:color w:val="000000"/>
-                <w:sz w:val="14"/>
-              </w:rPr>
-              <w:t>Eight loci on one Arabidopsis chromosome</w:t>
-            </w:r>
-          </w:p>
-        </w:tc>
-      </w:tr>
-      <w:tr>
-        <w:tc>
-          <w:tcPr>
-            <w:tcW w:type="dxa" w:w="2261"/>
-            <w:tcBorders>
-              <w:top w:val="single" w:sz="4" w:color="000000" w:space="0"/>
-              <w:left w:val="single" w:sz="4" w:color="000000" w:space="0"/>
-              <w:bottom w:val="single" w:sz="4" w:color="000000" w:space="0"/>
-              <w:right w:val="single" w:sz="4" w:color="000000" w:space="0"/>
-              <w:insideH w:val="single" w:sz="4" w:color="000000" w:space="0"/>
-              <w:insideV w:val="single" w:sz="4" w:color="000000" w:space="0"/>
-            </w:tcBorders>
-          </w:tcPr>
-          <w:p>
-            <w:pPr>
-              <w:spacing w:line="240" w:lineRule="auto"/>
-            </w:pPr>
-            <w:r>
-              <w:rPr>
-                <w:rFonts w:ascii="Arial" w:hAnsi="Arial" w:eastAsia="Arial"/>
-                <w:b w:val="0"/>
-                <w:i w:val="0"/>
-                <w:color w:val="000000"/>
-                <w:sz w:val="14"/>
-              </w:rPr>
-            </w:r>
-            <w:r>
-              <w:rPr>
-                <w:rFonts w:ascii="Arial" w:hAnsi="Arial" w:eastAsia="Arial"/>
-                <w:b w:val="0"/>
-                <w:i w:val="0"/>
-                <w:color w:val="000000"/>
-                <w:sz w:val="14"/>
-              </w:rPr>
-              <w:t>CDS sequence quality</w:t>
-            </w:r>
-          </w:p>
-        </w:tc>
-        <w:tc>
-          <w:tcPr>
-            <w:tcW w:type="dxa" w:w="2261"/>
-            <w:tcBorders>
-              <w:top w:val="single" w:sz="4" w:color="000000" w:space="0"/>
-              <w:left w:val="single" w:sz="4" w:color="000000" w:space="0"/>
-              <w:bottom w:val="single" w:sz="4" w:color="000000" w:space="0"/>
-              <w:right w:val="single" w:sz="4" w:color="000000" w:space="0"/>
-              <w:insideH w:val="single" w:sz="4" w:color="000000" w:space="0"/>
-              <w:insideV w:val="single" w:sz="4" w:color="000000" w:space="0"/>
-            </w:tcBorders>
-          </w:tcPr>
-          <w:p>
-            <w:pPr>
-              <w:spacing w:line="240" w:lineRule="auto"/>
-            </w:pPr>
-            <w:r>
-              <w:rPr>
-                <w:rFonts w:ascii="Arial" w:hAnsi="Arial" w:eastAsia="Arial"/>
-                <w:b w:val="0"/>
-                <w:i w:val="0"/>
-                <w:color w:val="000000"/>
-                <w:sz w:val="14"/>
-              </w:rPr>
-            </w:r>
-            <w:r>
-              <w:rPr>
-                <w:rFonts w:ascii="Arial" w:hAnsi="Arial" w:eastAsia="Arial"/>
-                <w:b w:val="0"/>
-                <w:i w:val="0"/>
-                <w:color w:val="000000"/>
-                <w:sz w:val="14"/>
-              </w:rPr>
-              <w:t>Independent base-count/frame/start/stop oracle</w:t>
-            </w:r>
-          </w:p>
-        </w:tc>
-        <w:tc>
-          <w:tcPr>
-            <w:tcW w:type="dxa" w:w="2261"/>
-            <w:tcBorders>
-              <w:top w:val="single" w:sz="4" w:color="000000" w:space="0"/>
-              <w:left w:val="single" w:sz="4" w:color="000000" w:space="0"/>
-              <w:bottom w:val="single" w:sz="4" w:color="000000" w:space="0"/>
-              <w:right w:val="single" w:sz="4" w:color="000000" w:space="0"/>
-              <w:insideH w:val="single" w:sz="4" w:color="000000" w:space="0"/>
-              <w:insideV w:val="single" w:sz="4" w:color="000000" w:space="0"/>
-            </w:tcBorders>
-          </w:tcPr>
-          <w:p>
-            <w:pPr>
-              <w:spacing w:line="240" w:lineRule="auto"/>
-            </w:pPr>
-            <w:r>
-              <w:rPr>
-                <w:rFonts w:ascii="Arial" w:hAnsi="Arial" w:eastAsia="Arial"/>
-                <w:b w:val="0"/>
-                <w:i w:val="0"/>
-                <w:color w:val="000000"/>
-                <w:sz w:val="14"/>
-              </w:rPr>
-            </w:r>
-            <w:r>
-              <w:rPr>
-                <w:rFonts w:ascii="Arial" w:hAnsi="Arial" w:eastAsia="Arial"/>
-                <w:b w:val="0"/>
-                <w:i w:val="0"/>
-                <w:color w:val="000000"/>
-                <w:sz w:val="14"/>
-              </w:rPr>
-              <w:t>Four RBCS CDS models (411, 561, 546, 546 nt) matched; no ambiguous bases flagged</w:t>
-            </w:r>
-          </w:p>
-        </w:tc>
-        <w:tc>
-          <w:tcPr>
-            <w:tcW w:type="dxa" w:w="2261"/>
-            <w:tcBorders>
-              <w:top w:val="single" w:sz="4" w:color="000000" w:space="0"/>
-              <w:left w:val="single" w:sz="4" w:color="000000" w:space="0"/>
-              <w:bottom w:val="single" w:sz="4" w:color="000000" w:space="0"/>
-              <w:right w:val="single" w:sz="4" w:color="000000" w:space="0"/>
-              <w:insideH w:val="single" w:sz="4" w:color="000000" w:space="0"/>
-              <w:insideV w:val="single" w:sz="4" w:color="000000" w:space="0"/>
-            </w:tcBorders>
-          </w:tcPr>
-          <w:p>
-            <w:pPr>
-              <w:spacing w:line="240" w:lineRule="auto"/>
-            </w:pPr>
-            <w:r>
-              <w:rPr>
-                <w:rFonts w:ascii="Arial" w:hAnsi="Arial" w:eastAsia="Arial"/>
-                <w:b w:val="0"/>
-                <w:i w:val="0"/>
-                <w:color w:val="000000"/>
-                <w:sz w:val="14"/>
-              </w:rPr>
-            </w:r>
-            <w:r>
-              <w:rPr>
-                <w:rFonts w:ascii="Arial" w:hAnsi="Arial" w:eastAsia="Arial"/>
-                <w:b w:val="0"/>
-                <w:i w:val="0"/>
-                <w:color w:val="000000"/>
-                <w:sz w:val="14"/>
-              </w:rPr>
-              <w:t>Four models from one family</w:t>
-            </w:r>
-          </w:p>
-        </w:tc>
-      </w:tr>
-      <w:tr>
-        <w:tc>
-          <w:tcPr>
-            <w:tcW w:type="dxa" w:w="2261"/>
-            <w:tcBorders>
-              <w:top w:val="single" w:sz="4" w:color="000000" w:space="0"/>
-              <w:left w:val="single" w:sz="4" w:color="000000" w:space="0"/>
-              <w:bottom w:val="single" w:sz="4" w:color="000000" w:space="0"/>
-              <w:right w:val="single" w:sz="4" w:color="000000" w:space="0"/>
-              <w:insideH w:val="single" w:sz="4" w:color="000000" w:space="0"/>
-              <w:insideV w:val="single" w:sz="4" w:color="000000" w:space="0"/>
-            </w:tcBorders>
-          </w:tcPr>
-          <w:p>
-            <w:pPr>
-              <w:spacing w:line="240" w:lineRule="auto"/>
-            </w:pPr>
-            <w:r>
-              <w:rPr>
-                <w:rFonts w:ascii="Arial" w:hAnsi="Arial" w:eastAsia="Arial"/>
-                <w:b w:val="0"/>
-                <w:i w:val="0"/>
-                <w:color w:val="000000"/>
-                <w:sz w:val="14"/>
-              </w:rPr>
-            </w:r>
-            <w:r>
-              <w:rPr>
-                <w:rFonts w:ascii="Arial" w:hAnsi="Arial" w:eastAsia="Arial"/>
-                <w:b w:val="0"/>
-                <w:i w:val="0"/>
-                <w:color w:val="000000"/>
-                <w:sz w:val="14"/>
-              </w:rPr>
-              <w:t>Protein similarity</w:t>
-            </w:r>
-          </w:p>
-        </w:tc>
-        <w:tc>
-          <w:tcPr>
-            <w:tcW w:type="dxa" w:w="2261"/>
-            <w:tcBorders>
-              <w:top w:val="single" w:sz="4" w:color="000000" w:space="0"/>
-              <w:left w:val="single" w:sz="4" w:color="000000" w:space="0"/>
-              <w:bottom w:val="single" w:sz="4" w:color="000000" w:space="0"/>
-              <w:right w:val="single" w:sz="4" w:color="000000" w:space="0"/>
-              <w:insideH w:val="single" w:sz="4" w:color="000000" w:space="0"/>
-              <w:insideV w:val="single" w:sz="4" w:color="000000" w:space="0"/>
-            </w:tcBorders>
-          </w:tcPr>
-          <w:p>
-            <w:pPr>
-              <w:spacing w:line="240" w:lineRule="auto"/>
-            </w:pPr>
-            <w:r>
-              <w:rPr>
-                <w:rFonts w:ascii="Arial" w:hAnsi="Arial" w:eastAsia="Arial"/>
-                <w:b w:val="0"/>
-                <w:i w:val="0"/>
-                <w:color w:val="000000"/>
-                <w:sz w:val="14"/>
-              </w:rPr>
-            </w:r>
-            <w:r>
-              <w:rPr>
-                <w:rFonts w:ascii="Arial" w:hAnsi="Arial" w:eastAsia="Arial"/>
-                <w:b w:val="0"/>
-                <w:i w:val="0"/>
-                <w:color w:val="000000"/>
-                <w:sz w:val="14"/>
-              </w:rPr>
-              <w:t>Test-side Smith–Waterman and BLASTP 2.12.0+</w:t>
-            </w:r>
-          </w:p>
-        </w:tc>
-        <w:tc>
-          <w:tcPr>
-            <w:tcW w:type="dxa" w:w="2261"/>
-            <w:tcBorders>
-              <w:top w:val="single" w:sz="4" w:color="000000" w:space="0"/>
-              <w:left w:val="single" w:sz="4" w:color="000000" w:space="0"/>
-              <w:bottom w:val="single" w:sz="4" w:color="000000" w:space="0"/>
-              <w:right w:val="single" w:sz="4" w:color="000000" w:space="0"/>
-              <w:insideH w:val="single" w:sz="4" w:color="000000" w:space="0"/>
-              <w:insideV w:val="single" w:sz="4" w:color="000000" w:space="0"/>
-            </w:tcBorders>
-          </w:tcPr>
-          <w:p>
-            <w:pPr>
-              <w:spacing w:line="240" w:lineRule="auto"/>
-            </w:pPr>
-            <w:r>
-              <w:rPr>
-                <w:rFonts w:ascii="Arial" w:hAnsi="Arial" w:eastAsia="Arial"/>
-                <w:b w:val="0"/>
-                <w:i w:val="0"/>
-                <w:color w:val="000000"/>
-                <w:sz w:val="14"/>
-              </w:rPr>
-            </w:r>
-            <w:r>
-              <w:rPr>
-                <w:rFonts w:ascii="Arial" w:hAnsi="Arial" w:eastAsia="Arial"/>
-                <w:b w:val="0"/>
-                <w:i w:val="0"/>
-                <w:color w:val="000000"/>
-                <w:sz w:val="14"/>
-              </w:rPr>
-              <w:t>All 16 within-panel alignment metric checks; 12/12 non-self RBCS and 8/8 negative pair classifications agree; 20/20 in the cross-species mature-RBCS panel</w:t>
-            </w:r>
-          </w:p>
-        </w:tc>
-        <w:tc>
-          <w:tcPr>
-            <w:tcW w:type="dxa" w:w="2261"/>
-            <w:tcBorders>
-              <w:top w:val="single" w:sz="4" w:color="000000" w:space="0"/>
-              <w:left w:val="single" w:sz="4" w:color="000000" w:space="0"/>
-              <w:bottom w:val="single" w:sz="4" w:color="000000" w:space="0"/>
-              <w:right w:val="single" w:sz="4" w:color="000000" w:space="0"/>
-              <w:insideH w:val="single" w:sz="4" w:color="000000" w:space="0"/>
-              <w:insideV w:val="single" w:sz="4" w:color="000000" w:space="0"/>
-            </w:tcBorders>
-          </w:tcPr>
-          <w:p>
-            <w:pPr>
-              <w:spacing w:line="240" w:lineRule="auto"/>
-            </w:pPr>
-            <w:r>
-              <w:rPr>
-                <w:rFonts w:ascii="Arial" w:hAnsi="Arial" w:eastAsia="Arial"/>
-                <w:b w:val="0"/>
-                <w:i w:val="0"/>
-                <w:color w:val="000000"/>
-                <w:sz w:val="14"/>
-              </w:rPr>
-            </w:r>
-            <w:r>
-              <w:rPr>
-                <w:rFonts w:ascii="Arial" w:hAnsi="Arial" w:eastAsia="Arial"/>
-                <w:b w:val="0"/>
-                <w:i w:val="0"/>
-                <w:color w:val="000000"/>
-                <w:sz w:val="14"/>
-              </w:rPr>
-              <w:t>Small one-family smoke test; not orthology, sensitivity, or specificity evaluation</w:t>
-            </w:r>
-          </w:p>
-        </w:tc>
-      </w:tr>
-      <w:tr>
-        <w:tc>
-          <w:tcPr>
-            <w:tcW w:type="dxa" w:w="2261"/>
-            <w:tcBorders>
-              <w:top w:val="single" w:sz="4" w:color="000000" w:space="0"/>
-              <w:left w:val="single" w:sz="4" w:color="000000" w:space="0"/>
-              <w:bottom w:val="single" w:sz="4" w:color="000000" w:space="0"/>
-              <w:right w:val="single" w:sz="4" w:color="000000" w:space="0"/>
-              <w:insideH w:val="single" w:sz="4" w:color="000000" w:space="0"/>
-              <w:insideV w:val="single" w:sz="4" w:color="000000" w:space="0"/>
-            </w:tcBorders>
-          </w:tcPr>
-          <w:p>
-            <w:pPr>
-              <w:spacing w:line="240" w:lineRule="auto"/>
-            </w:pPr>
-            <w:r>
-              <w:rPr>
-                <w:rFonts w:ascii="Arial" w:hAnsi="Arial" w:eastAsia="Arial"/>
-                <w:b w:val="0"/>
-                <w:i w:val="0"/>
-                <w:color w:val="000000"/>
-                <w:sz w:val="14"/>
-              </w:rPr>
-            </w:r>
-            <w:r>
-              <w:rPr>
-                <w:rFonts w:ascii="Arial" w:hAnsi="Arial" w:eastAsia="Arial"/>
-                <w:b w:val="0"/>
-                <w:i w:val="0"/>
-                <w:color w:val="000000"/>
-                <w:sz w:val="14"/>
-              </w:rPr>
-              <w:t>Expression grouping</w:t>
-            </w:r>
-          </w:p>
-        </w:tc>
-        <w:tc>
-          <w:tcPr>
-            <w:tcW w:type="dxa" w:w="2261"/>
-            <w:tcBorders>
-              <w:top w:val="single" w:sz="4" w:color="000000" w:space="0"/>
-              <w:left w:val="single" w:sz="4" w:color="000000" w:space="0"/>
-              <w:bottom w:val="single" w:sz="4" w:color="000000" w:space="0"/>
-              <w:right w:val="single" w:sz="4" w:color="000000" w:space="0"/>
-              <w:insideH w:val="single" w:sz="4" w:color="000000" w:space="0"/>
-              <w:insideV w:val="single" w:sz="4" w:color="000000" w:space="0"/>
-            </w:tcBorders>
-          </w:tcPr>
-          <w:p>
-            <w:pPr>
-              <w:spacing w:line="240" w:lineRule="auto"/>
-            </w:pPr>
-            <w:r>
-              <w:rPr>
-                <w:rFonts w:ascii="Arial" w:hAnsi="Arial" w:eastAsia="Arial"/>
-                <w:b w:val="0"/>
-                <w:i w:val="0"/>
-                <w:color w:val="000000"/>
-                <w:sz w:val="14"/>
-              </w:rPr>
-            </w:r>
-            <w:r>
-              <w:rPr>
-                <w:rFonts w:ascii="Arial" w:hAnsi="Arial" w:eastAsia="Arial"/>
-                <w:b w:val="0"/>
-                <w:i w:val="0"/>
-                <w:color w:val="000000"/>
-                <w:sz w:val="14"/>
-              </w:rPr>
-              <w:t>Expression Atlas E-MTAB-7978 source values</w:t>
-            </w:r>
-          </w:p>
-        </w:tc>
-        <w:tc>
-          <w:tcPr>
-            <w:tcW w:type="dxa" w:w="2261"/>
-            <w:tcBorders>
-              <w:top w:val="single" w:sz="4" w:color="000000" w:space="0"/>
-              <w:left w:val="single" w:sz="4" w:color="000000" w:space="0"/>
-              <w:bottom w:val="single" w:sz="4" w:color="000000" w:space="0"/>
-              <w:right w:val="single" w:sz="4" w:color="000000" w:space="0"/>
-              <w:insideH w:val="single" w:sz="4" w:color="000000" w:space="0"/>
-              <w:insideV w:val="single" w:sz="4" w:color="000000" w:space="0"/>
-            </w:tcBorders>
-          </w:tcPr>
-          <w:p>
-            <w:pPr>
-              <w:spacing w:line="240" w:lineRule="auto"/>
-            </w:pPr>
-            <w:r>
-              <w:rPr>
-                <w:rFonts w:ascii="Arial" w:hAnsi="Arial" w:eastAsia="Arial"/>
-                <w:b w:val="0"/>
-                <w:i w:val="0"/>
-                <w:color w:val="000000"/>
-                <w:sz w:val="14"/>
-              </w:rPr>
-            </w:r>
-            <w:r>
-              <w:rPr>
-                <w:rFonts w:ascii="Arial" w:hAnsi="Arial" w:eastAsia="Arial"/>
-                <w:b w:val="0"/>
-                <w:i w:val="0"/>
-                <w:color w:val="000000"/>
-                <w:sz w:val="14"/>
-              </w:rPr>
-              <w:t>Selected means/medians reproduced; measured zeros retained</w:t>
-            </w:r>
-          </w:p>
-        </w:tc>
-        <w:tc>
-          <w:tcPr>
-            <w:tcW w:type="dxa" w:w="2261"/>
-            <w:tcBorders>
-              <w:top w:val="single" w:sz="4" w:color="000000" w:space="0"/>
-              <w:left w:val="single" w:sz="4" w:color="000000" w:space="0"/>
-              <w:bottom w:val="single" w:sz="4" w:color="000000" w:space="0"/>
-              <w:right w:val="single" w:sz="4" w:color="000000" w:space="0"/>
-              <w:insideH w:val="single" w:sz="4" w:color="000000" w:space="0"/>
-              <w:insideV w:val="single" w:sz="4" w:color="000000" w:space="0"/>
-            </w:tcBorders>
-          </w:tcPr>
-          <w:p>
-            <w:pPr>
-              <w:spacing w:line="240" w:lineRule="auto"/>
-            </w:pPr>
-            <w:r>
-              <w:rPr>
-                <w:rFonts w:ascii="Arial" w:hAnsi="Arial" w:eastAsia="Arial"/>
-                <w:b w:val="0"/>
-                <w:i w:val="0"/>
-                <w:color w:val="000000"/>
-                <w:sz w:val="14"/>
-              </w:rPr>
-            </w:r>
-            <w:r>
-              <w:rPr>
-                <w:rFonts w:ascii="Arial" w:hAnsi="Arial" w:eastAsia="Arial"/>
-                <w:b w:val="0"/>
-                <w:i w:val="0"/>
-                <w:color w:val="000000"/>
-                <w:sz w:val="14"/>
-              </w:rPr>
-              <w:t>Single-assay group arithmetic, not differential expression</w:t>
-            </w:r>
-          </w:p>
-        </w:tc>
-      </w:tr>
-      <w:tr>
-        <w:tc>
-          <w:tcPr>
-            <w:tcW w:type="dxa" w:w="2261"/>
-            <w:tcBorders>
-              <w:top w:val="single" w:sz="4" w:color="000000" w:space="0"/>
-              <w:left w:val="single" w:sz="4" w:color="000000" w:space="0"/>
-              <w:bottom w:val="single" w:sz="4" w:color="000000" w:space="0"/>
-              <w:right w:val="single" w:sz="4" w:color="000000" w:space="0"/>
-              <w:insideH w:val="single" w:sz="4" w:color="000000" w:space="0"/>
-              <w:insideV w:val="single" w:sz="4" w:color="000000" w:space="0"/>
-            </w:tcBorders>
-          </w:tcPr>
-          <w:p>
-            <w:pPr>
-              <w:spacing w:line="240" w:lineRule="auto"/>
-            </w:pPr>
-            <w:r>
-              <w:rPr>
-                <w:rFonts w:ascii="Arial" w:hAnsi="Arial" w:eastAsia="Arial"/>
-                <w:b w:val="0"/>
-                <w:i w:val="0"/>
-                <w:color w:val="000000"/>
-                <w:sz w:val="14"/>
-              </w:rPr>
-            </w:r>
-            <w:r>
-              <w:rPr>
-                <w:rFonts w:ascii="Arial" w:hAnsi="Arial" w:eastAsia="Arial"/>
-                <w:b w:val="0"/>
-                <w:i w:val="0"/>
-                <w:color w:val="000000"/>
-                <w:sz w:val="14"/>
-              </w:rPr>
-              <w:t>Domain mapping</w:t>
-            </w:r>
-          </w:p>
-        </w:tc>
-        <w:tc>
-          <w:tcPr>
-            <w:tcW w:type="dxa" w:w="2261"/>
-            <w:tcBorders>
-              <w:top w:val="single" w:sz="4" w:color="000000" w:space="0"/>
-              <w:left w:val="single" w:sz="4" w:color="000000" w:space="0"/>
-              <w:bottom w:val="single" w:sz="4" w:color="000000" w:space="0"/>
-              <w:right w:val="single" w:sz="4" w:color="000000" w:space="0"/>
-              <w:insideH w:val="single" w:sz="4" w:color="000000" w:space="0"/>
-              <w:insideV w:val="single" w:sz="4" w:color="000000" w:space="0"/>
-            </w:tcBorders>
-          </w:tcPr>
-          <w:p>
-            <w:pPr>
-              <w:spacing w:line="240" w:lineRule="auto"/>
-            </w:pPr>
-            <w:r>
-              <w:rPr>
-                <w:rFonts w:ascii="Arial" w:hAnsi="Arial" w:eastAsia="Arial"/>
-                <w:b w:val="0"/>
-                <w:i w:val="0"/>
-                <w:color w:val="000000"/>
-                <w:sz w:val="14"/>
-              </w:rPr>
-            </w:r>
-            <w:r>
-              <w:rPr>
-                <w:rFonts w:ascii="Arial" w:hAnsi="Arial" w:eastAsia="Arial"/>
-                <w:b w:val="0"/>
-                <w:i w:val="0"/>
-                <w:color w:val="000000"/>
-                <w:sz w:val="14"/>
-              </w:rPr>
-              <w:t>Independent Python reconstruction</w:t>
-            </w:r>
-          </w:p>
-        </w:tc>
-        <w:tc>
-          <w:tcPr>
-            <w:tcW w:type="dxa" w:w="2261"/>
-            <w:tcBorders>
-              <w:top w:val="single" w:sz="4" w:color="000000" w:space="0"/>
-              <w:left w:val="single" w:sz="4" w:color="000000" w:space="0"/>
-              <w:bottom w:val="single" w:sz="4" w:color="000000" w:space="0"/>
-              <w:right w:val="single" w:sz="4" w:color="000000" w:space="0"/>
-              <w:insideH w:val="single" w:sz="4" w:color="000000" w:space="0"/>
-              <w:insideV w:val="single" w:sz="4" w:color="000000" w:space="0"/>
-            </w:tcBorders>
-          </w:tcPr>
-          <w:p>
-            <w:pPr>
-              <w:spacing w:line="240" w:lineRule="auto"/>
-            </w:pPr>
-            <w:r>
-              <w:rPr>
-                <w:rFonts w:ascii="Arial" w:hAnsi="Arial" w:eastAsia="Arial"/>
-                <w:b w:val="0"/>
-                <w:i w:val="0"/>
-                <w:color w:val="000000"/>
-                <w:sz w:val="14"/>
-              </w:rPr>
-            </w:r>
-            <w:r>
-              <w:rPr>
-                <w:rFonts w:ascii="Arial" w:hAnsi="Arial" w:eastAsia="Arial"/>
-                <w:b w:val="0"/>
-                <w:i w:val="0"/>
-                <w:color w:val="000000"/>
-                <w:sz w:val="14"/>
-              </w:rPr>
-              <w:t>16 domain/deletion coordinate records across 13 genes matched</w:t>
-            </w:r>
-          </w:p>
-        </w:tc>
-        <w:tc>
-          <w:tcPr>
-            <w:tcW w:type="dxa" w:w="2261"/>
-            <w:tcBorders>
-              <w:top w:val="single" w:sz="4" w:color="000000" w:space="0"/>
-              <w:left w:val="single" w:sz="4" w:color="000000" w:space="0"/>
-              <w:bottom w:val="single" w:sz="4" w:color="000000" w:space="0"/>
-              <w:right w:val="single" w:sz="4" w:color="000000" w:space="0"/>
-              <w:insideH w:val="single" w:sz="4" w:color="000000" w:space="0"/>
-              <w:insideV w:val="single" w:sz="4" w:color="000000" w:space="0"/>
-            </w:tcBorders>
-          </w:tcPr>
-          <w:p>
-            <w:pPr>
-              <w:spacing w:line="240" w:lineRule="auto"/>
-            </w:pPr>
-            <w:r>
-              <w:rPr>
-                <w:rFonts w:ascii="Arial" w:hAnsi="Arial" w:eastAsia="Arial"/>
-                <w:b w:val="0"/>
-                <w:i w:val="0"/>
-                <w:color w:val="000000"/>
-                <w:sz w:val="14"/>
-              </w:rPr>
-            </w:r>
-            <w:r>
-              <w:rPr>
-                <w:rFonts w:ascii="Arial" w:hAnsi="Arial" w:eastAsia="Arial"/>
-                <w:b w:val="0"/>
-                <w:i w:val="0"/>
-                <w:color w:val="000000"/>
-                <w:sz w:val="14"/>
-              </w:rPr>
-              <w:t>Existing annotated models; not a curated multi-species accuracy set</w:t>
-            </w:r>
-          </w:p>
-        </w:tc>
-      </w:tr>
-      <w:tr>
-        <w:tc>
-          <w:tcPr>
-            <w:tcW w:type="dxa" w:w="2261"/>
-            <w:tcBorders>
-              <w:top w:val="single" w:sz="4" w:color="000000" w:space="0"/>
-              <w:left w:val="single" w:sz="4" w:color="000000" w:space="0"/>
-              <w:bottom w:val="single" w:sz="4" w:color="000000" w:space="0"/>
-              <w:right w:val="single" w:sz="4" w:color="000000" w:space="0"/>
-              <w:insideH w:val="single" w:sz="4" w:color="000000" w:space="0"/>
-              <w:insideV w:val="single" w:sz="4" w:color="000000" w:space="0"/>
-            </w:tcBorders>
-          </w:tcPr>
-          <w:p>
-            <w:pPr>
-              <w:spacing w:line="240" w:lineRule="auto"/>
-            </w:pPr>
-            <w:r>
-              <w:rPr>
-                <w:rFonts w:ascii="Arial" w:hAnsi="Arial" w:eastAsia="Arial"/>
-                <w:b w:val="0"/>
-                <w:i w:val="0"/>
-                <w:color w:val="000000"/>
-                <w:sz w:val="14"/>
-              </w:rPr>
-            </w:r>
-            <w:r>
-              <w:rPr>
-                <w:rFonts w:ascii="Arial" w:hAnsi="Arial" w:eastAsia="Arial"/>
-                <w:b w:val="0"/>
-                <w:i w:val="0"/>
-                <w:color w:val="000000"/>
-                <w:sz w:val="14"/>
-              </w:rPr>
-              <w:t>Project persistence</w:t>
-            </w:r>
-          </w:p>
-        </w:tc>
-        <w:tc>
-          <w:tcPr>
-            <w:tcW w:type="dxa" w:w="2261"/>
-            <w:tcBorders>
-              <w:top w:val="single" w:sz="4" w:color="000000" w:space="0"/>
-              <w:left w:val="single" w:sz="4" w:color="000000" w:space="0"/>
-              <w:bottom w:val="single" w:sz="4" w:color="000000" w:space="0"/>
-              <w:right w:val="single" w:sz="4" w:color="000000" w:space="0"/>
-              <w:insideH w:val="single" w:sz="4" w:color="000000" w:space="0"/>
-              <w:insideV w:val="single" w:sz="4" w:color="000000" w:space="0"/>
-            </w:tcBorders>
-          </w:tcPr>
-          <w:p>
-            <w:pPr>
-              <w:spacing w:line="240" w:lineRule="auto"/>
-            </w:pPr>
-            <w:r>
-              <w:rPr>
-                <w:rFonts w:ascii="Arial" w:hAnsi="Arial" w:eastAsia="Arial"/>
-                <w:b w:val="0"/>
-                <w:i w:val="0"/>
-                <w:color w:val="000000"/>
-                <w:sz w:val="14"/>
-              </w:rPr>
-            </w:r>
-            <w:r>
-              <w:rPr>
-                <w:rFonts w:ascii="Arial" w:hAnsi="Arial" w:eastAsia="Arial"/>
-                <w:b w:val="0"/>
-                <w:i w:val="0"/>
-                <w:color w:val="000000"/>
-                <w:sz w:val="14"/>
-              </w:rPr>
-              <w:t>JavaFX regression actions</w:t>
-            </w:r>
-          </w:p>
-        </w:tc>
-        <w:tc>
-          <w:tcPr>
-            <w:tcW w:type="dxa" w:w="2261"/>
-            <w:tcBorders>
-              <w:top w:val="single" w:sz="4" w:color="000000" w:space="0"/>
-              <w:left w:val="single" w:sz="4" w:color="000000" w:space="0"/>
-              <w:bottom w:val="single" w:sz="4" w:color="000000" w:space="0"/>
-              <w:right w:val="single" w:sz="4" w:color="000000" w:space="0"/>
-              <w:insideH w:val="single" w:sz="4" w:color="000000" w:space="0"/>
-              <w:insideV w:val="single" w:sz="4" w:color="000000" w:space="0"/>
-            </w:tcBorders>
-          </w:tcPr>
-          <w:p>
-            <w:pPr>
-              <w:spacing w:line="240" w:lineRule="auto"/>
-            </w:pPr>
-            <w:r>
-              <w:rPr>
-                <w:rFonts w:ascii="Arial" w:hAnsi="Arial" w:eastAsia="Arial"/>
-                <w:b w:val="0"/>
-                <w:i w:val="0"/>
-                <w:color w:val="000000"/>
-                <w:sz w:val="14"/>
-              </w:rPr>
-            </w:r>
-            <w:r>
-              <w:rPr>
-                <w:rFonts w:ascii="Arial" w:hAnsi="Arial" w:eastAsia="Arial"/>
-                <w:b w:val="0"/>
-                <w:i w:val="0"/>
-                <w:color w:val="000000"/>
-                <w:sz w:val="14"/>
-              </w:rPr>
-              <w:t>Save, replace, restore, locus state and outputs verified in CI</w:t>
-            </w:r>
-          </w:p>
-        </w:tc>
-        <w:tc>
-          <w:tcPr>
-            <w:tcW w:type="dxa" w:w="2261"/>
-            <w:tcBorders>
-              <w:top w:val="single" w:sz="4" w:color="000000" w:space="0"/>
-              <w:left w:val="single" w:sz="4" w:color="000000" w:space="0"/>
-              <w:bottom w:val="single" w:sz="4" w:color="000000" w:space="0"/>
-              <w:right w:val="single" w:sz="4" w:color="000000" w:space="0"/>
-              <w:insideH w:val="single" w:sz="4" w:color="000000" w:space="0"/>
-              <w:insideV w:val="single" w:sz="4" w:color="000000" w:space="0"/>
-            </w:tcBorders>
-          </w:tcPr>
-          <w:p>
-            <w:pPr>
-              <w:spacing w:line="240" w:lineRule="auto"/>
-            </w:pPr>
-            <w:r>
-              <w:rPr>
-                <w:rFonts w:ascii="Arial" w:hAnsi="Arial" w:eastAsia="Arial"/>
-                <w:b w:val="0"/>
-                <w:i w:val="0"/>
-                <w:color w:val="000000"/>
-                <w:sz w:val="14"/>
-              </w:rPr>
-            </w:r>
-            <w:r>
-              <w:rPr>
-                <w:rFonts w:ascii="Arial" w:hAnsi="Arial" w:eastAsia="Arial"/>
-                <w:b w:val="0"/>
-                <w:i w:val="0"/>
-                <w:color w:val="000000"/>
-                <w:sz w:val="14"/>
-              </w:rPr>
-              <w:t>Software behavior, not usability study</w:t>
-            </w:r>
-          </w:p>
-        </w:tc>
-      </w:tr>
-    </w:tbl>
-    <w:p>
-      <w:pPr>
-        <w:pStyle w:val="Heading1"/>
-        <w:spacing w:line="240" w:lineRule="auto"/>
-      </w:pPr>
-      <w:r>
-        <w:t>Supporting Figure Legends</w:t>
+        <w:t>Supporting Figure Legend</w:t>
       </w:r>
     </w:p>
     <w:p>
       <w:r>
-        <w:rPr>
-          <w:b/>
-        </w:rPr>
-        <w:t>Figure S1. Evaluation coverage.</w:t>
-      </w:r>
-      <w:r>
-        <w:t xml:space="preserve"> Rows identify seven tested plant species; columns indicate annotation import, search/structure, selected sequence-gold and expression-matrix checks. A dash denotes a task not evaluated in that species.</w:t>
-      </w:r>
-    </w:p>
-    <w:p>
-      <w:r>
-        <w:rPr>
-          <w:b/>
-        </w:rPr>
-        <w:t>Figure S2. Structural tuple inventories.</w:t>
-      </w:r>
-      <w:r>
-        <w:t xml:space="preserve"> Counts of recognized gene, transcript, exon, CDS and UTR relationship tuples in eight source inventories. Bars and exact labels show each count; the summary reports missing and extra records against source-derived references.</w:t>
-      </w:r>
-    </w:p>
-    <w:p>
-      <w:r>
-        <w:rPr>
-          <w:b/>
-        </w:rPr>
-        <w:t>Figure S3. Ricebean expression processing.</w:t>
-      </w:r>
-      <w:r>
-        <w:t xml:space="preserve"> Assigned fragments are shown separately for the three public read libraries. The processing steps identify the fixed RefSeq transcript set, gene-level TPM matrix and identifier reconciliation. Source genotype IC426787 and reference cultivar VRB3 are labeled.</w:t>
-      </w:r>
-    </w:p>
-    <w:p>
-      <w:r>
-        <w:rPr>
-          <w:b/>
-        </w:rPr>
-        <w:t>Figure S4. Independent module checks.</w:t>
-      </w:r>
-      <w:r>
-        <w:t xml:space="preserve"> Panels list task-specific counts for promoter sequences, domain-coordinate records, small protein-similarity classifications and expression identifiers. The protein panel is an RBCS-family smoke test. Separate denominators are retained for each check.</w:t>
+        <w:t>Figure S1. Public-data evaluation and supporting checks. (A) Seven-species coverage of annotation import, search/structure, selected sequence-gold checks and expression-matrix validation. A dash indicates a task not evaluated in that species. (B) Eight structural inventories, with exact recognized-tuple counts on a shared linear bar scale; all 4,641,758 tuples matched, with zero missing or extra records. (C) Assigned-fragment counts for three public ricebean libraries and their quantification against the fixed RefSeq transcript release. The IC426787 read genotype differs from the VRB3 reference cultivar; this is technical import and identifier reconciliation. (D) Independent promoter, domain, small RBCS-family similarity and expression-identifier checks. Each task retains its own denominator; the protein panel is a family-level smoke test. Full source data, versions, checksums and bounded interpretations appear in Tables S1–S4 and the provenance manifests.</w:t>
       </w:r>
     </w:p>
     <w:sectPr>

--- a/manuscript/annals/concise-report/supporting-information.docx
+++ b/manuscript/annals/concise-report/supporting-information.docx
@@ -27,17 +27,7 @@
     </w:p>
     <w:p>
       <w:r>
-        <w:t xml:space="preserve">The software and evidence snapshot is commit </w:t>
-      </w:r>
-      <w:r>
-        <w:rPr>
-          <w:rFonts w:ascii="Courier New" w:hAnsi="Courier New"/>
-          <w:sz w:val="20"/>
-        </w:rPr>
-        <w:t>159ae0f79bd3681afc6c914db282c515190a3888</w:t>
-      </w:r>
-      <w:r>
-        <w:t xml:space="preserve"> at https://github.com/omixcore/phytoscope. The code requires Java 21. Source accessions, versions, checksums, gene/transcript gold records, and the public expression matrix are supplied with this report. Full genomes, annotation archives and raw reads are fetched from their public repositories rather than duplicated in the submission package.</w:t>
+        <w:t>The software and supporting evidence are available at https://github.com/omixcore/phytoscope. The code requires Java 21. Source accessions, versions, checksums, gene/transcript gold records, and the public expression matrix are supplied with this report. Full genomes, annotation archives and raw reads are fetched from their public repositories rather than duplicated in the submission package.</w:t>
       </w:r>
     </w:p>
     <w:p>

--- a/manuscript/annals/concise-report/supporting-information.docx
+++ b/manuscript/annals/concise-report/supporting-information.docx
@@ -8,11 +8,17 @@
         <w:spacing w:line="264" w:lineRule="auto"/>
       </w:pPr>
       <w:r>
+        <w:rPr>
+          <w:rFonts w:ascii="Times New Roman" w:hAnsi="Times New Roman"/>
+        </w:rPr>
         <w:t>Supporting Information</w:t>
       </w:r>
     </w:p>
     <w:p>
       <w:r>
+        <w:rPr>
+          <w:rFonts w:ascii="Times New Roman" w:hAnsi="Times New Roman"/>
+        </w:rPr>
         <w:t>PhytoScope for portable local queries of plant genome data</w:t>
       </w:r>
     </w:p>
@@ -22,16 +28,25 @@
         <w:spacing w:line="240" w:lineRule="auto"/>
       </w:pPr>
       <w:r>
+        <w:rPr>
+          <w:rFonts w:ascii="Times New Roman" w:hAnsi="Times New Roman"/>
+        </w:rPr>
         <w:t>Supplementary Methods</w:t>
       </w:r>
     </w:p>
     <w:p>
       <w:r>
+        <w:rPr>
+          <w:rFonts w:ascii="Times New Roman" w:hAnsi="Times New Roman"/>
+        </w:rPr>
         <w:t>The software and supporting evidence are available at https://github.com/omixcore/phytoscope. The code requires Java 21. Source accessions, versions, checksums, gene/transcript gold records, and the public expression matrix are supplied with this report. Full genomes, annotation archives and raw reads are fetched from their public repositories rather than duplicated in the submission package.</w:t>
       </w:r>
     </w:p>
     <w:p>
       <w:r>
+        <w:rPr>
+          <w:rFonts w:ascii="Times New Roman" w:hAnsi="Times New Roman"/>
+        </w:rPr>
         <w:t>The three additional RefSeq assemblies are GCF_029865625.1, GCF_009805555.1 and GCF_006381635.1. Official annotation checksums and accession-matched FASTA identify the tested releases. The eight structural inventories independently specify recognized feature types, explicit parents, sequence identifiers, strands and 1-based inclusive coordinates; unsupported feature types are reported separately. Five coding loci per additional species produce six ricebean, 14 Andrographis and five Hibiscus coding-transcript gold records, with independent genomic-span, spliced-transcript and CDS SHA-256 digests.</w:t>
       </w:r>
     </w:p>
@@ -41,11 +56,17 @@
         <w:spacing w:line="240" w:lineRule="auto"/>
       </w:pPr>
       <w:r>
+        <w:rPr>
+          <w:rFonts w:ascii="Times New Roman" w:hAnsi="Times New Roman"/>
+        </w:rPr>
         <w:t>Reproduction commands</w:t>
       </w:r>
     </w:p>
     <w:p>
       <w:r>
+        <w:rPr>
+          <w:rFonts w:ascii="Times New Roman" w:hAnsi="Times New Roman"/>
+        </w:rPr>
         <w:t>Run in the pinned full repository:</w:t>
       </w:r>
     </w:p>
@@ -55,7 +76,7 @@
       </w:pPr>
       <w:r>
         <w:rPr>
-          <w:rFonts w:ascii="Courier New" w:hAnsi="Courier New"/>
+          <w:rFonts w:ascii="Times New Roman" w:hAnsi="Times New Roman"/>
           <w:sz w:val="16"/>
         </w:rPr>
         <w:t>python tools/fetch_vigna_reference.py --directory target/non-model/vigna-umbellata</w:t>
@@ -69,6 +90,9 @@
     </w:p>
     <w:p>
       <w:r>
+        <w:rPr>
+          <w:rFonts w:ascii="Times New Roman" w:hAnsi="Times New Roman"/>
+        </w:rPr>
         <w:t>The ricebean integration test uses the fetched full reference inputs:</w:t>
       </w:r>
     </w:p>
@@ -78,7 +102,7 @@
       </w:pPr>
       <w:r>
         <w:rPr>
-          <w:rFonts w:ascii="Courier New" w:hAnsi="Courier New"/>
+          <w:rFonts w:ascii="Times New Roman" w:hAnsi="Times New Roman"/>
           <w:sz w:val="16"/>
         </w:rPr>
         <w:t>./mvnw -B -Dtest=NonModelVignaReferenceTest \</w:t>
@@ -88,16 +112,22 @@
     </w:p>
     <w:p>
       <w:r>
+        <w:rPr>
+          <w:rFonts w:ascii="Times New Roman" w:hAnsi="Times New Roman"/>
+        </w:rPr>
         <w:t xml:space="preserve">For the public expression calculation, use Salmon 2.8.0 and the exact RefSeq RNA FASTA/GFF3 named in </w:t>
       </w:r>
       <w:r>
         <w:rPr>
-          <w:rFonts w:ascii="Courier New" w:hAnsi="Courier New"/>
+          <w:rFonts w:ascii="Times New Roman" w:hAnsi="Times New Roman"/>
           <w:sz w:val="20"/>
         </w:rPr>
         <w:t>public-expression-manifest.json</w:t>
       </w:r>
       <w:r>
+        <w:rPr>
+          <w:rFonts w:ascii="Times New Roman" w:hAnsi="Times New Roman"/>
+        </w:rPr>
         <w:t>:</w:t>
       </w:r>
     </w:p>
@@ -107,7 +137,7 @@
       </w:pPr>
       <w:r>
         <w:rPr>
-          <w:rFonts w:ascii="Courier New" w:hAnsi="Courier New"/>
+          <w:rFonts w:ascii="Times New Roman" w:hAnsi="Times New Roman"/>
           <w:sz w:val="16"/>
         </w:rPr>
         <w:t>python tools/requantify_public_expression.py \</w:t>
@@ -125,31 +155,43 @@
     </w:p>
     <w:p>
       <w:r>
+        <w:rPr>
+          <w:rFonts w:ascii="Times New Roman" w:hAnsi="Times New Roman"/>
+        </w:rPr>
         <w:t xml:space="preserve">The script verifies read byte sizes and MD5 values, exact transcript-to-gene parents, and output hashes. Its mapping contains 54,178 reference transcripts and 36,754 distinct parent genes; the retained Salmon gene-level matrix has 34,914 rows. The manifest key </w:t>
       </w:r>
       <w:r>
         <w:rPr>
-          <w:rFonts w:ascii="Courier New" w:hAnsi="Courier New"/>
+          <w:rFonts w:ascii="Times New Roman" w:hAnsi="Times New Roman"/>
           <w:sz w:val="20"/>
         </w:rPr>
         <w:t>gene_map_count</w:t>
       </w:r>
       <w:r>
+        <w:rPr>
+          <w:rFonts w:ascii="Times New Roman" w:hAnsi="Times New Roman"/>
+        </w:rPr>
         <w:t xml:space="preserve"> counts distinct parent genes, not transcript-map file rows. No tximport length correction or differential-expression inference is applied.</w:t>
       </w:r>
     </w:p>
     <w:p>
       <w:r>
+        <w:rPr>
+          <w:rFonts w:ascii="Times New Roman" w:hAnsi="Times New Roman"/>
+        </w:rPr>
         <w:t xml:space="preserve">The archived gffutils 0.13 comparison uses 10 Arabidopsis, 24 rice, 20 maize and 40 soybean loci, with three alternating-order fresh-process trials per species and source-derived tuple agreement. Hosted-runner import and SQLite index-build timings are retained in </w:t>
       </w:r>
       <w:r>
         <w:rPr>
-          <w:rFonts w:ascii="Courier New" w:hAnsi="Courier New"/>
+          <w:rFonts w:ascii="Times New Roman" w:hAnsi="Times New Roman"/>
           <w:sz w:val="20"/>
         </w:rPr>
         <w:t>benchmarks/results/2026-10-18/cross-species-extraction.md</w:t>
       </w:r>
       <w:r>
+        <w:rPr>
+          <w:rFonts w:ascii="Times New Roman" w:hAnsi="Times New Roman"/>
+        </w:rPr>
         <w:t>; these operations differ and are not ranked as equivalent workflow timings. Independent promoter, domain, expression-grouping and project-restoration checks use the distinct references and denominators in Table S4.</w:t>
       </w:r>
     </w:p>
@@ -159,11 +201,17 @@
         <w:spacing w:line="240" w:lineRule="auto"/>
       </w:pPr>
       <w:r>
+        <w:rPr>
+          <w:rFonts w:ascii="Times New Roman" w:hAnsi="Times New Roman"/>
+        </w:rPr>
         <w:t>Supplementary Tables</w:t>
       </w:r>
     </w:p>
     <w:p>
       <w:r>
+        <w:rPr>
+          <w:rFonts w:ascii="Times New Roman" w:hAnsi="Times New Roman"/>
+        </w:rPr>
         <w:t>Tables S1–S4 are supplied in Supporting_Tables.xlsx, one worksheet per table: species and data coverage (S1), structural tuple inventories (S2), public expression inputs and output (S3), and additional module checks (S4). Counts, accessions, denominators and scope limits are retained from the source tables.</w:t>
       </w:r>
     </w:p>
@@ -173,11 +221,17 @@
         <w:spacing w:line="240" w:lineRule="auto"/>
       </w:pPr>
       <w:r>
+        <w:rPr>
+          <w:rFonts w:ascii="Times New Roman" w:hAnsi="Times New Roman"/>
+        </w:rPr>
         <w:t>Supporting Figure Legend</w:t>
       </w:r>
     </w:p>
     <w:p>
       <w:r>
+        <w:rPr>
+          <w:rFonts w:ascii="Times New Roman" w:hAnsi="Times New Roman"/>
+        </w:rPr>
         <w:t>Figure S1. Public-data evaluation and supporting checks. (A) Seven-species coverage of annotation import, search/structure, selected sequence-gold checks and expression-matrix validation. A dash indicates a task not evaluated in that species. (B) Eight structural inventories, with exact recognized-tuple counts on a shared linear bar scale; all 4,641,758 tuples matched, with zero missing or extra records. (C) Assigned-fragment counts for three public ricebean libraries and their quantification against the fixed RefSeq transcript release. The IC426787 read genotype differs from the VRB3 reference cultivar; this is technical import and identifier reconciliation. (D) Independent promoter, domain, small RBCS-family similarity and expression-identifier checks. Each task retains its own denominator; the protein panel is a family-level smoke test. Full source data, versions, checksums and bounded interpretations appear in Tables S1–S4 and the provenance manifests.</w:t>
       </w:r>
     </w:p>
@@ -558,7 +612,7 @@
       <w:spacing w:after="80" w:line="276" w:lineRule="auto"/>
     </w:pPr>
     <w:rPr>
-      <w:rFonts w:ascii="Arial" w:hAnsi="Arial" w:eastAsia="Arial" w:cs="Arial"/>
+      <w:rFonts w:ascii="Times New Roman" w:hAnsi="Times New Roman" w:eastAsia="Times New Roman" w:cs="Times New Roman"/>
       <w:b w:val="0"/>
       <w:color w:val="000000"/>
       <w:sz w:val="22"/>
@@ -623,7 +677,7 @@
       <w:outlineLvl w:val="0"/>
     </w:pPr>
     <w:rPr>
-      <w:rFonts w:ascii="Arial" w:hAnsi="Arial" w:eastAsia="Arial" w:cs="Arial"/>
+      <w:rFonts w:ascii="Times New Roman" w:hAnsi="Times New Roman" w:eastAsia="Times New Roman" w:cs="Times New Roman"/>
       <w:b/>
       <w:bCs/>
       <w:color w:val="000000"/>
@@ -647,7 +701,7 @@
       <w:outlineLvl w:val="1"/>
     </w:pPr>
     <w:rPr>
-      <w:rFonts w:ascii="Arial" w:hAnsi="Arial" w:eastAsia="Arial" w:cs="Arial"/>
+      <w:rFonts w:ascii="Times New Roman" w:hAnsi="Times New Roman" w:eastAsia="Times New Roman" w:cs="Times New Roman"/>
       <w:b w:val="0"/>
       <w:bCs/>
       <w:color w:val="000000"/>
@@ -909,7 +963,7 @@
       <w:contextualSpacing/>
     </w:pPr>
     <w:rPr>
-      <w:rFonts w:ascii="Arial" w:hAnsi="Arial" w:eastAsia="Arial" w:cs="Arial"/>
+      <w:rFonts w:ascii="Times New Roman" w:hAnsi="Times New Roman" w:eastAsia="Times New Roman" w:cs="Times New Roman"/>
       <w:b w:val="0"/>
       <w:color w:val="000000"/>
       <w:spacing w:val="5"/>
